--- a/THCM_MAP_Backend_API_Documentation.docx
+++ b/THCM_MAP_Backend_API_Documentation.docx
@@ -24,7 +24,7 @@
         <w:spacing w:after="120"/>
       </w:pPr>
       <w:r>
-        <w:t xml:space="preserve">Scope and method: every endpoint below was verified against the running Express app (36 registered routes) and the source in src/app.js -&gt; src/routes/*.js -&gt; src/controllers/*.js -&gt; src/services/*.js -&gt; src/models/*.js in E:\Irsedia2026\TATA-h\Tata-hBackend. Nothing is documented that is not implemented. Sample responses use placeholder values; no real keys, tokens or secrets appear in this document.</w:t>
+        <w:t xml:space="preserve">Scope and method: every endpoint below was verified against the running Express app (35 registered routes) and the source in src/app.js -&gt; src/routes/*.js -&gt; src/controllers/*.js -&gt; src/services/*.js -&gt; src/models/*.js in E:\Irsedia2026\TATA-h\Tata-hBackend. Nothing is documented that is not implemented. Sample responses use placeholder values; no real keys, tokens or secrets appear in this document.</w:t>
       </w:r>
     </w:p>
     <w:p>
@@ -52,7 +52,7 @@
           <w:b/>
           <w:bCs/>
         </w:rPr>
-        <w:t xml:space="preserve">Endpoint count: 23 JSON API routes + 13 inbound Shopify webhook paths (12 topics; orders/updated is served on two paths) + 1 static file route = 37 documented, plus 19 Shopify Admin API calls the backend makes (Section H).</w:t>
+        <w:t xml:space="preserve">Endpoint count: 22 JSON API routes + 13 inbound Shopify webhook paths (12 topics; orders/updated is served on two paths) + 1 static file route = 36 documented, plus 19 Shopify Admin API calls the backend makes (Section H).</w:t>
       </w:r>
     </w:p>
     <w:p>
@@ -213,7 +213,7 @@
                 <w:sz w:val="20"/>
                 <w:szCs w:val="20"/>
               </w:rPr>
-              <w:t xml:space="preserve">employeeName and employeeEmail are required in the body (validated); optional channel (default "MAP") and crfId. crfId is an idempotency key: a repeat returns the existing order (200) and creates nothing new. The Shopify order is tagged "MAP" and carries channel/crfId in note_attributes. New orders columns: channel, crf_id (unique) - added automatically at startup.</w:t>
+              <w:t xml:space="preserve">employeeName and employeeEmail are required in the body (validated); optional channel (default "MAP"). The Shopify order is tagged "MAP" and carries channel in note_attributes. New orders column: channel - added automatically at startup. Payment status: new orders are created with payment status PENDING (the draft order is completed with payment_pending=true), so financialStatus is "pending" in Shopify Admin and in every MAP response.</w:t>
             </w:r>
           </w:p>
         </w:tc>
@@ -281,7 +281,7 @@
                 <w:sz w:val="20"/>
                 <w:szCs w:val="20"/>
               </w:rPr>
-              <w:t xml:space="preserve">PUT /api/orders/:id (MAP-side contact/tracking), PUT /api/map/orders/:id (edit the Shopify order: items, address, phone, email, note), GET /api/map/orders/:id (live order detail for the Edit Order screen). CHANGED: POST /api/map/orders/:id/cancel now takes the Shopify order id (the id in Shopify Admin), not the internal orders.id.</w:t>
+              <w:t xml:space="preserve">PUT /api/map/orders/:id (edit the Shopify order: items, address, phone, email, note), GET /api/map/orders/:id (live order detail for the Edit Order screen). CHANGED: POST /api/map/orders/:id/cancel now takes the Shopify order id (the id in Shopify Admin), not the internal orders.id.</w:t>
             </w:r>
           </w:p>
         </w:tc>
@@ -383,7 +383,7 @@
                 <w:sz w:val="20"/>
                 <w:szCs w:val="20"/>
               </w:rPr>
-              <w:t xml:space="preserve">Orders page: Edit Order screen and the existing Update (phone/tracking). Cancel button now calls POST /api/map/orders/{shopifyOrderId}/cancel using the order's Shopify order id (orders without one show an error). Edit Order: prefilled from GET /api/map/orders/:id; quantity steppers capped at what the order holds plus live stock (stepping down from 1 removes the line, but the last item can never be removed - Cancel Order is suggested); fulfilled lines are locked; "Add product" search matches every word of the product name or SKU (nothing is listed for an empty search), out-of-stock products are labelled and cannot be added, and searching a product already on the order raises its existing line instead of duplicating it; shipping address, order phone, email and note with validation (PIN 6 digits, phone digits, email format); a review step with the payment note; then ONE PUT /api/map/orders/:id with only the changed fields. Non-open orders open read-only with the reason. All Shopify-related calls send x-api-key, so the key is in the frontend bundle. A missing VITE_MAP_API_KEY shows a banner and a console error.</w:t>
+              <w:t xml:space="preserve">Orders page: Edit Order screen. Cancel button now calls POST /api/map/orders/{shopifyOrderId}/cancel using the order's Shopify order id (orders without one show an error). Edit Order: prefilled from GET /api/map/orders/:id; quantity steppers capped at what the order holds plus live stock (stepping down from 1 removes the line, but the last item can never be removed - Cancel Order is suggested); fulfilled lines are locked; "Add product" search matches every word of the product name or SKU (nothing is listed for an empty search), out-of-stock products are labelled and cannot be added, and searching a product already on the order raises its existing line instead of duplicating it; shipping address, order phone, email and note with validation (PIN 6 digits, phone digits, email format); a review step with the payment note; then ONE PUT /api/map/orders/:id with only the changed fields. Non-open orders open read-only with the reason. All Shopify-related calls send x-api-key, so the key is in the frontend bundle. A missing VITE_MAP_API_KEY shows a banner and a console error.</w:t>
             </w:r>
           </w:p>
         </w:tc>
@@ -715,56 +715,6 @@
                 <w:sz w:val="20"/>
                 <w:szCs w:val="20"/>
               </w:rPr>
-              <w:t xml:space="preserve">app.use('/api/orders', ordersRoutes)</w:t>
-            </w:r>
-          </w:p>
-        </w:tc>
-        <w:tc>
-          <w:tcPr>
-            <w:tcW w:type="dxa" w:w="2900"/>
-          </w:tcPr>
-          <w:p>
-            <w:r>
-              <w:rPr>
-                <w:b w:val="false"/>
-                <w:bCs w:val="false"/>
-                <w:sz w:val="20"/>
-                <w:szCs w:val="20"/>
-              </w:rPr>
-              <w:t xml:space="preserve">requireApiKey</w:t>
-            </w:r>
-          </w:p>
-        </w:tc>
-        <w:tc>
-          <w:tcPr>
-            <w:tcW w:type="dxa" w:w="3260"/>
-          </w:tcPr>
-          <w:p>
-            <w:r>
-              <w:rPr>
-                <w:b w:val="false"/>
-                <w:bCs w:val="false"/>
-                <w:sz w:val="20"/>
-                <w:szCs w:val="20"/>
-              </w:rPr>
-              <w:t xml:space="preserve">src/routes/orders.routes.js</w:t>
-            </w:r>
-          </w:p>
-        </w:tc>
-      </w:tr>
-      <w:tr>
-        <w:tc>
-          <w:tcPr>
-            <w:tcW w:type="dxa" w:w="3200"/>
-          </w:tcPr>
-          <w:p>
-            <w:r>
-              <w:rPr>
-                <w:b w:val="false"/>
-                <w:bCs w:val="false"/>
-                <w:sz w:val="20"/>
-                <w:szCs w:val="20"/>
-              </w:rPr>
               <w:t xml:space="preserve">app.use('/api/dashboard', dashboardRoutes)</w:t>
             </w:r>
           </w:p>
@@ -4414,7 +4364,7 @@
         <w:spacing w:after="80"/>
       </w:pPr>
       <w:r>
-        <w:t xml:space="preserve">Checks live stock, creates + completes a Shopify draft order (Shopify decrements inventory), stores the order for the named employee. Idempotent on crfId (repeat -&gt; 200 with the existing order). Tags the Shopify order "MAP".</w:t>
+        <w:t xml:space="preserve">Checks live stock, creates + completes a Shopify draft order (Shopify decrements inventory), stores the order for the named employee. Tags the Shopify order "MAP".</w:t>
       </w:r>
     </w:p>
     <w:tbl>
@@ -4614,7 +4564,7 @@
                 <w:sz w:val="20"/>
                 <w:szCs w:val="20"/>
               </w:rPr>
-              <w:t xml:space="preserve">JSON body: items (array), shippingAddress (object), phone (string), employeeName (string), employeeEmail (string), channel (string), crfId (string)</w:t>
+              <w:t xml:space="preserve">JSON body: items (array), shippingAddress (object), phone (string), employeeName (string), employeeEmail (string), channel (string)</w:t>
             </w:r>
           </w:p>
         </w:tc>
@@ -4649,7 +4599,7 @@
                 <w:sz w:val="20"/>
                 <w:szCs w:val="20"/>
               </w:rPr>
-              <w:t xml:space="preserve">employeeName and employeeEmail are required; channel defaults to "MAP"; crfId is optional. phone is optional.</w:t>
+              <w:t xml:space="preserve">employeeName and employeeEmail are required; channel defaults to "MAP"; phone is optional.</w:t>
             </w:r>
           </w:p>
         </w:tc>
@@ -4684,7 +4634,7 @@
                 <w:sz w:val="20"/>
                 <w:szCs w:val="20"/>
               </w:rPr>
-              <w:t xml:space="preserve">GraphQL productVariants (findVariantsBySku) -&gt; REST POST /draft_orders.json (tags "MAP", note_attributes incl. channel/crfId) -&gt; REST PUT /draft_orders/{id}/complete.json (Shopify decrements inventory) -&gt; REST GET /orders/{id}.json. On conflict only: REST POST /orders/{id}/cancel.json + GraphQL inventoryAdjustQuantities (restock).</w:t>
+              <w:t xml:space="preserve">GraphQL productVariants (findVariantsBySku) -&gt; REST POST /draft_orders.json (tags "MAP", note_attributes incl. channel) -&gt; REST PUT /draft_orders/{id}/complete.json?payment_pending=true (order created with payment pending; Shopify decrements inventory) -&gt; REST GET /orders/{id}.json. On conflict only: REST POST /orders/{id}/cancel.json + GraphQL inventoryAdjustQuantities (restock).</w:t>
             </w:r>
           </w:p>
         </w:tc>
@@ -4987,20 +4937,7 @@
           <w:sz w:val="18"/>
           <w:szCs w:val="18"/>
         </w:rPr>
-        <w:t xml:space="preserve">  "channel": "MAP",</w:t>
-      </w:r>
-    </w:p>
-    <w:p>
-      <w:pPr>
-        <w:spacing w:after="20"/>
-      </w:pPr>
-      <w:r>
-        <w:rPr>
-          <w:rFonts w:ascii="Consolas" w:cs="Consolas" w:eastAsia="Consolas" w:hAnsi="Consolas"/>
-          <w:sz w:val="18"/>
-          <w:szCs w:val="18"/>
-        </w:rPr>
-        <w:t xml:space="preserve">  "crfId": "CRF-2026-0001"</w:t>
+        <w:t xml:space="preserve">  "channel": "MAP"</w:t>
       </w:r>
     </w:p>
     <w:p>
@@ -5157,7 +5094,7 @@
           <w:sz w:val="18"/>
           <w:szCs w:val="18"/>
         </w:rPr>
-        <w:t xml:space="preserve">    "financialStatus": "paid",</w:t>
+        <w:t xml:space="preserve">    "financialStatus": "pending",</w:t>
       </w:r>
     </w:p>
     <w:p>
@@ -5249,462 +5186,6 @@
           <w:szCs w:val="18"/>
         </w:rPr>
         <w:t xml:space="preserve">    "channel": "MAP",</w:t>
-      </w:r>
-    </w:p>
-    <w:p>
-      <w:pPr>
-        <w:spacing w:after="20"/>
-      </w:pPr>
-      <w:r>
-        <w:rPr>
-          <w:rFonts w:ascii="Consolas" w:cs="Consolas" w:eastAsia="Consolas" w:hAnsi="Consolas"/>
-          <w:sz w:val="18"/>
-          <w:szCs w:val="18"/>
-        </w:rPr>
-        <w:t xml:space="preserve">    "crfId": "CRF-2026-0001",</w:t>
-      </w:r>
-    </w:p>
-    <w:p>
-      <w:pPr>
-        <w:spacing w:after="20"/>
-      </w:pPr>
-      <w:r>
-        <w:rPr>
-          <w:rFonts w:ascii="Consolas" w:cs="Consolas" w:eastAsia="Consolas" w:hAnsi="Consolas"/>
-          <w:sz w:val="18"/>
-          <w:szCs w:val="18"/>
-        </w:rPr>
-        <w:t xml:space="preserve">    "createdAt": "2026-09-24T10:00:00.000Z",</w:t>
-      </w:r>
-    </w:p>
-    <w:p>
-      <w:pPr>
-        <w:spacing w:after="20"/>
-      </w:pPr>
-      <w:r>
-        <w:rPr>
-          <w:rFonts w:ascii="Consolas" w:cs="Consolas" w:eastAsia="Consolas" w:hAnsi="Consolas"/>
-          <w:sz w:val="18"/>
-          <w:szCs w:val="18"/>
-        </w:rPr>
-        <w:t xml:space="preserve">    "updatedAt": "2026-09-24T10:00:00.000Z",</w:t>
-      </w:r>
-    </w:p>
-    <w:p>
-      <w:pPr>
-        <w:spacing w:after="20"/>
-      </w:pPr>
-      <w:r>
-        <w:rPr>
-          <w:rFonts w:ascii="Consolas" w:cs="Consolas" w:eastAsia="Consolas" w:hAnsi="Consolas"/>
-          <w:sz w:val="18"/>
-          <w:szCs w:val="18"/>
-        </w:rPr>
-        <w:t xml:space="preserve">    "lineItems": [</w:t>
-      </w:r>
-    </w:p>
-    <w:p>
-      <w:pPr>
-        <w:spacing w:after="20"/>
-      </w:pPr>
-      <w:r>
-        <w:rPr>
-          <w:rFonts w:ascii="Consolas" w:cs="Consolas" w:eastAsia="Consolas" w:hAnsi="Consolas"/>
-          <w:sz w:val="18"/>
-          <w:szCs w:val="18"/>
-        </w:rPr>
-        <w:t xml:space="preserve">      {</w:t>
-      </w:r>
-    </w:p>
-    <w:p>
-      <w:pPr>
-        <w:spacing w:after="20"/>
-      </w:pPr>
-      <w:r>
-        <w:rPr>
-          <w:rFonts w:ascii="Consolas" w:cs="Consolas" w:eastAsia="Consolas" w:hAnsi="Consolas"/>
-          <w:sz w:val="18"/>
-          <w:szCs w:val="18"/>
-        </w:rPr>
-        <w:t xml:space="preserve">        "id": 7,</w:t>
-      </w:r>
-    </w:p>
-    <w:p>
-      <w:pPr>
-        <w:spacing w:after="20"/>
-      </w:pPr>
-      <w:r>
-        <w:rPr>
-          <w:rFonts w:ascii="Consolas" w:cs="Consolas" w:eastAsia="Consolas" w:hAnsi="Consolas"/>
-          <w:sz w:val="18"/>
-          <w:szCs w:val="18"/>
-        </w:rPr>
-        <w:t xml:space="preserve">        "orderId": 42,</w:t>
-      </w:r>
-    </w:p>
-    <w:p>
-      <w:pPr>
-        <w:spacing w:after="20"/>
-      </w:pPr>
-      <w:r>
-        <w:rPr>
-          <w:rFonts w:ascii="Consolas" w:cs="Consolas" w:eastAsia="Consolas" w:hAnsi="Consolas"/>
-          <w:sz w:val="18"/>
-          <w:szCs w:val="18"/>
-        </w:rPr>
-        <w:t xml:space="preserve">        "sku": "SKU",</w:t>
-      </w:r>
-    </w:p>
-    <w:p>
-      <w:pPr>
-        <w:spacing w:after="20"/>
-      </w:pPr>
-      <w:r>
-        <w:rPr>
-          <w:rFonts w:ascii="Consolas" w:cs="Consolas" w:eastAsia="Consolas" w:hAnsi="Consolas"/>
-          <w:sz w:val="18"/>
-          <w:szCs w:val="18"/>
-        </w:rPr>
-        <w:t xml:space="preserve">        "title": "THCM Safety Helmet",</w:t>
-      </w:r>
-    </w:p>
-    <w:p>
-      <w:pPr>
-        <w:spacing w:after="20"/>
-      </w:pPr>
-      <w:r>
-        <w:rPr>
-          <w:rFonts w:ascii="Consolas" w:cs="Consolas" w:eastAsia="Consolas" w:hAnsi="Consolas"/>
-          <w:sz w:val="18"/>
-          <w:szCs w:val="18"/>
-        </w:rPr>
-        <w:t xml:space="preserve">        "quantity": 2,</w:t>
-      </w:r>
-    </w:p>
-    <w:p>
-      <w:pPr>
-        <w:spacing w:after="20"/>
-      </w:pPr>
-      <w:r>
-        <w:rPr>
-          <w:rFonts w:ascii="Consolas" w:cs="Consolas" w:eastAsia="Consolas" w:hAnsi="Consolas"/>
-          <w:sz w:val="18"/>
-          <w:szCs w:val="18"/>
-        </w:rPr>
-        <w:t xml:space="preserve">        "price": "499.00"</w:t>
-      </w:r>
-    </w:p>
-    <w:p>
-      <w:pPr>
-        <w:spacing w:after="20"/>
-      </w:pPr>
-      <w:r>
-        <w:rPr>
-          <w:rFonts w:ascii="Consolas" w:cs="Consolas" w:eastAsia="Consolas" w:hAnsi="Consolas"/>
-          <w:sz w:val="18"/>
-          <w:szCs w:val="18"/>
-        </w:rPr>
-        <w:t xml:space="preserve">      }</w:t>
-      </w:r>
-    </w:p>
-    <w:p>
-      <w:pPr>
-        <w:spacing w:after="20"/>
-      </w:pPr>
-      <w:r>
-        <w:rPr>
-          <w:rFonts w:ascii="Consolas" w:cs="Consolas" w:eastAsia="Consolas" w:hAnsi="Consolas"/>
-          <w:sz w:val="18"/>
-          <w:szCs w:val="18"/>
-        </w:rPr>
-        <w:t xml:space="preserve">    ]</w:t>
-      </w:r>
-    </w:p>
-    <w:p>
-      <w:pPr>
-        <w:spacing w:after="20"/>
-      </w:pPr>
-      <w:r>
-        <w:rPr>
-          <w:rFonts w:ascii="Consolas" w:cs="Consolas" w:eastAsia="Consolas" w:hAnsi="Consolas"/>
-          <w:sz w:val="18"/>
-          <w:szCs w:val="18"/>
-        </w:rPr>
-        <w:t xml:space="preserve">  }</w:t>
-      </w:r>
-    </w:p>
-    <w:p>
-      <w:pPr>
-        <w:spacing w:after="20"/>
-      </w:pPr>
-      <w:r>
-        <w:rPr>
-          <w:rFonts w:ascii="Consolas" w:cs="Consolas" w:eastAsia="Consolas" w:hAnsi="Consolas"/>
-          <w:sz w:val="18"/>
-          <w:szCs w:val="18"/>
-        </w:rPr>
-        <w:t xml:space="preserve">}</w:t>
-      </w:r>
-    </w:p>
-    <w:p>
-      <w:pPr>
-        <w:spacing w:after="60" w:before="160"/>
-      </w:pPr>
-      <w:r>
-        <w:rPr>
-          <w:b/>
-          <w:bCs/>
-          <w:sz w:val="20"/>
-          <w:szCs w:val="20"/>
-        </w:rPr>
-        <w:t xml:space="preserve">Also HTTP 200 - crfId already used - nothing new is created</w:t>
-      </w:r>
-    </w:p>
-    <w:p>
-      <w:pPr>
-        <w:spacing w:after="20"/>
-      </w:pPr>
-      <w:r>
-        <w:rPr>
-          <w:rFonts w:ascii="Consolas" w:cs="Consolas" w:eastAsia="Consolas" w:hAnsi="Consolas"/>
-          <w:sz w:val="18"/>
-          <w:szCs w:val="18"/>
-        </w:rPr>
-        <w:t xml:space="preserve">{</w:t>
-      </w:r>
-    </w:p>
-    <w:p>
-      <w:pPr>
-        <w:spacing w:after="20"/>
-      </w:pPr>
-      <w:r>
-        <w:rPr>
-          <w:rFonts w:ascii="Consolas" w:cs="Consolas" w:eastAsia="Consolas" w:hAnsi="Consolas"/>
-          <w:sz w:val="18"/>
-          <w:szCs w:val="18"/>
-        </w:rPr>
-        <w:t xml:space="preserve">  "success": true,</w:t>
-      </w:r>
-    </w:p>
-    <w:p>
-      <w:pPr>
-        <w:spacing w:after="20"/>
-      </w:pPr>
-      <w:r>
-        <w:rPr>
-          <w:rFonts w:ascii="Consolas" w:cs="Consolas" w:eastAsia="Consolas" w:hAnsi="Consolas"/>
-          <w:sz w:val="18"/>
-          <w:szCs w:val="18"/>
-        </w:rPr>
-        <w:t xml:space="preserve">  "message": "Order already exists for this crfId",</w:t>
-      </w:r>
-    </w:p>
-    <w:p>
-      <w:pPr>
-        <w:spacing w:after="20"/>
-      </w:pPr>
-      <w:r>
-        <w:rPr>
-          <w:rFonts w:ascii="Consolas" w:cs="Consolas" w:eastAsia="Consolas" w:hAnsi="Consolas"/>
-          <w:sz w:val="18"/>
-          <w:szCs w:val="18"/>
-        </w:rPr>
-        <w:t xml:space="preserve">  "data": {</w:t>
-      </w:r>
-    </w:p>
-    <w:p>
-      <w:pPr>
-        <w:spacing w:after="20"/>
-      </w:pPr>
-      <w:r>
-        <w:rPr>
-          <w:rFonts w:ascii="Consolas" w:cs="Consolas" w:eastAsia="Consolas" w:hAnsi="Consolas"/>
-          <w:sz w:val="18"/>
-          <w:szCs w:val="18"/>
-        </w:rPr>
-        <w:t xml:space="preserve">    "id": 42,</w:t>
-      </w:r>
-    </w:p>
-    <w:p>
-      <w:pPr>
-        <w:spacing w:after="20"/>
-      </w:pPr>
-      <w:r>
-        <w:rPr>
-          <w:rFonts w:ascii="Consolas" w:cs="Consolas" w:eastAsia="Consolas" w:hAnsi="Consolas"/>
-          <w:sz w:val="18"/>
-          <w:szCs w:val="18"/>
-        </w:rPr>
-        <w:t xml:space="preserve">    "shopifyOrderId": "5123456789",</w:t>
-      </w:r>
-    </w:p>
-    <w:p>
-      <w:pPr>
-        <w:spacing w:after="20"/>
-      </w:pPr>
-      <w:r>
-        <w:rPr>
-          <w:rFonts w:ascii="Consolas" w:cs="Consolas" w:eastAsia="Consolas" w:hAnsi="Consolas"/>
-          <w:sz w:val="18"/>
-          <w:szCs w:val="18"/>
-        </w:rPr>
-        <w:t xml:space="preserve">    "employeeName": "John Doe",</w:t>
-      </w:r>
-    </w:p>
-    <w:p>
-      <w:pPr>
-        <w:spacing w:after="20"/>
-      </w:pPr>
-      <w:r>
-        <w:rPr>
-          <w:rFonts w:ascii="Consolas" w:cs="Consolas" w:eastAsia="Consolas" w:hAnsi="Consolas"/>
-          <w:sz w:val="18"/>
-          <w:szCs w:val="18"/>
-        </w:rPr>
-        <w:t xml:space="preserve">    "employeeEmail": "employee@irisidea.com",</w:t>
-      </w:r>
-    </w:p>
-    <w:p>
-      <w:pPr>
-        <w:spacing w:after="20"/>
-      </w:pPr>
-      <w:r>
-        <w:rPr>
-          <w:rFonts w:ascii="Consolas" w:cs="Consolas" w:eastAsia="Consolas" w:hAnsi="Consolas"/>
-          <w:sz w:val="18"/>
-          <w:szCs w:val="18"/>
-        </w:rPr>
-        <w:t xml:space="preserve">    "employeePhone": "9000000000",</w:t>
-      </w:r>
-    </w:p>
-    <w:p>
-      <w:pPr>
-        <w:spacing w:after="20"/>
-      </w:pPr>
-      <w:r>
-        <w:rPr>
-          <w:rFonts w:ascii="Consolas" w:cs="Consolas" w:eastAsia="Consolas" w:hAnsi="Consolas"/>
-          <w:sz w:val="18"/>
-          <w:szCs w:val="18"/>
-        </w:rPr>
-        <w:t xml:space="preserve">    "status": "open",</w:t>
-      </w:r>
-    </w:p>
-    <w:p>
-      <w:pPr>
-        <w:spacing w:after="20"/>
-      </w:pPr>
-      <w:r>
-        <w:rPr>
-          <w:rFonts w:ascii="Consolas" w:cs="Consolas" w:eastAsia="Consolas" w:hAnsi="Consolas"/>
-          <w:sz w:val="18"/>
-          <w:szCs w:val="18"/>
-        </w:rPr>
-        <w:t xml:space="preserve">    "financialStatus": "paid",</w:t>
-      </w:r>
-    </w:p>
-    <w:p>
-      <w:pPr>
-        <w:spacing w:after="20"/>
-      </w:pPr>
-      <w:r>
-        <w:rPr>
-          <w:rFonts w:ascii="Consolas" w:cs="Consolas" w:eastAsia="Consolas" w:hAnsi="Consolas"/>
-          <w:sz w:val="18"/>
-          <w:szCs w:val="18"/>
-        </w:rPr>
-        <w:t xml:space="preserve">    "fulfillmentStatus": null,</w:t>
-      </w:r>
-    </w:p>
-    <w:p>
-      <w:pPr>
-        <w:spacing w:after="20"/>
-      </w:pPr>
-      <w:r>
-        <w:rPr>
-          <w:rFonts w:ascii="Consolas" w:cs="Consolas" w:eastAsia="Consolas" w:hAnsi="Consolas"/>
-          <w:sz w:val="18"/>
-          <w:szCs w:val="18"/>
-        </w:rPr>
-        <w:t xml:space="preserve">    "closedAt": null,</w:t>
-      </w:r>
-    </w:p>
-    <w:p>
-      <w:pPr>
-        <w:spacing w:after="20"/>
-      </w:pPr>
-      <w:r>
-        <w:rPr>
-          <w:rFonts w:ascii="Consolas" w:cs="Consolas" w:eastAsia="Consolas" w:hAnsi="Consolas"/>
-          <w:sz w:val="18"/>
-          <w:szCs w:val="18"/>
-        </w:rPr>
-        <w:t xml:space="preserve">    "totalPrice": "998.00",</w:t>
-      </w:r>
-    </w:p>
-    <w:p>
-      <w:pPr>
-        <w:spacing w:after="20"/>
-      </w:pPr>
-      <w:r>
-        <w:rPr>
-          <w:rFonts w:ascii="Consolas" w:cs="Consolas" w:eastAsia="Consolas" w:hAnsi="Consolas"/>
-          <w:sz w:val="18"/>
-          <w:szCs w:val="18"/>
-        </w:rPr>
-        <w:t xml:space="preserve">    "trackingNumber": null,</w:t>
-      </w:r>
-    </w:p>
-    <w:p>
-      <w:pPr>
-        <w:spacing w:after="20"/>
-      </w:pPr>
-      <w:r>
-        <w:rPr>
-          <w:rFonts w:ascii="Consolas" w:cs="Consolas" w:eastAsia="Consolas" w:hAnsi="Consolas"/>
-          <w:sz w:val="18"/>
-          <w:szCs w:val="18"/>
-        </w:rPr>
-        <w:t xml:space="preserve">    "trackingUrl": null,</w:t>
-      </w:r>
-    </w:p>
-    <w:p>
-      <w:pPr>
-        <w:spacing w:after="20"/>
-      </w:pPr>
-      <w:r>
-        <w:rPr>
-          <w:rFonts w:ascii="Consolas" w:cs="Consolas" w:eastAsia="Consolas" w:hAnsi="Consolas"/>
-          <w:sz w:val="18"/>
-          <w:szCs w:val="18"/>
-        </w:rPr>
-        <w:t xml:space="preserve">    "carrier": null,</w:t>
-      </w:r>
-    </w:p>
-    <w:p>
-      <w:pPr>
-        <w:spacing w:after="20"/>
-      </w:pPr>
-      <w:r>
-        <w:rPr>
-          <w:rFonts w:ascii="Consolas" w:cs="Consolas" w:eastAsia="Consolas" w:hAnsi="Consolas"/>
-          <w:sz w:val="18"/>
-          <w:szCs w:val="18"/>
-        </w:rPr>
-        <w:t xml:space="preserve">    "channel": "MAP",</w:t>
-      </w:r>
-    </w:p>
-    <w:p>
-      <w:pPr>
-        <w:spacing w:after="20"/>
-      </w:pPr>
-      <w:r>
-        <w:rPr>
-          <w:rFonts w:ascii="Consolas" w:cs="Consolas" w:eastAsia="Consolas" w:hAnsi="Consolas"/>
-          <w:sz w:val="18"/>
-          <w:szCs w:val="18"/>
-        </w:rPr>
-        <w:t xml:space="preserve">    "crfId": "CRF-2026-0001",</w:t>
       </w:r>
     </w:p>
     <w:p>
@@ -6562,7 +6043,7 @@
           <w:sz w:val="18"/>
           <w:szCs w:val="18"/>
         </w:rPr>
-        <w:t xml:space="preserve">    "financialStatus": "paid",</w:t>
+        <w:t xml:space="preserve">    "financialStatus": "pending",</w:t>
       </w:r>
     </w:p>
     <w:p>
@@ -7234,7 +6715,7 @@
           <w:sz w:val="18"/>
           <w:szCs w:val="18"/>
         </w:rPr>
-        <w:t xml:space="preserve">    "financialStatus": "paid",</w:t>
+        <w:t xml:space="preserve">    "financialStatus": "pending",</w:t>
       </w:r>
     </w:p>
     <w:p>
@@ -8391,7 +7872,7 @@
           <w:sz w:val="18"/>
           <w:szCs w:val="18"/>
         </w:rPr>
-        <w:t xml:space="preserve">    "financialStatus": "paid",</w:t>
+        <w:t xml:space="preserve">    "financialStatus": "pending",</w:t>
       </w:r>
     </w:p>
     <w:p>
@@ -8483,19 +7964,6 @@
           <w:szCs w:val="18"/>
         </w:rPr>
         <w:t xml:space="preserve">    "channel": "MAP",</w:t>
-      </w:r>
-    </w:p>
-    <w:p>
-      <w:pPr>
-        <w:spacing w:after="20"/>
-      </w:pPr>
-      <w:r>
-        <w:rPr>
-          <w:rFonts w:ascii="Consolas" w:cs="Consolas" w:eastAsia="Consolas" w:hAnsi="Consolas"/>
-          <w:sz w:val="18"/>
-          <w:szCs w:val="18"/>
-        </w:rPr>
-        <w:t xml:space="preserve">    "crfId": "CRF-2026-0001",</w:t>
       </w:r>
     </w:p>
     <w:p>
@@ -10768,7 +10236,7 @@
           <w:sz w:val="18"/>
           <w:szCs w:val="18"/>
         </w:rPr>
-        <w:t xml:space="preserve">    "financialStatus": "paid",</w:t>
+        <w:t xml:space="preserve">    "financialStatus": "pending",</w:t>
       </w:r>
     </w:p>
     <w:p>
@@ -12069,7 +11537,7 @@
           <w:sz w:val="18"/>
           <w:szCs w:val="18"/>
         </w:rPr>
-        <w:t xml:space="preserve">    "financialStatus": "paid",</w:t>
+        <w:t xml:space="preserve">    "financialStatus": "pending",</w:t>
       </w:r>
     </w:p>
     <w:p>
@@ -12299,6 +11767,14 @@
       </w:pPr>
       <w:r>
         <w:t xml:space="preserve">Expected "summary" for each variant: quantity increase -&gt; {"sku":"SKU","action":"increase","from":2,"to":5}; decrease -&gt; action "decrease"; remove -&gt; action "remove", to 0; add SKU -&gt; action "add", from 0; address only -&gt; "detailsUpdated":["shippingAddress"]; contact and note -&gt; "detailsUpdated":["phone","email","note"]; combined -&gt; all of the above ("detailsUpdated" lists phone, email, note, shippingAddress in that order).</w:t>
+      </w:r>
+    </w:p>
+    <w:p>
+      <w:pPr>
+        <w:pStyle w:val="Heading1"/>
+      </w:pPr>
+      <w:r>
+        <w:t xml:space="preserve">Section C - Dashboard</w:t>
       </w:r>
     </w:p>
     <w:p>
@@ -12307,7 +11783,7 @@
         <w:spacing w:after="120" w:before="300"/>
       </w:pPr>
       <w:r>
-        <w:t xml:space="preserve">12. Update order contact / tracking (MAP database only)</w:t>
+        <w:t xml:space="preserve">12. Live events (webhook log)</w:t>
       </w:r>
     </w:p>
     <w:p>
@@ -12315,7 +11791,7 @@
         <w:spacing w:after="80"/>
       </w:pPr>
       <w:r>
-        <w:t xml:space="preserve">Sets the employee phone and tracking fields on MAP's own order row. Makes NO Shopify call (use the Edit order requests for that). Different API from "Edit order in Shopify" - do not mix them.</w:t>
+        <w:t xml:space="preserve">Most recent Shopify webhook deliveries (limit up to 200).</w:t>
       </w:r>
     </w:p>
     <w:tbl>
@@ -12364,7 +11840,7 @@
                 <w:sz w:val="20"/>
                 <w:szCs w:val="20"/>
               </w:rPr>
-              <w:t xml:space="preserve">PUT</w:t>
+              <w:t xml:space="preserve">GET</w:t>
             </w:r>
           </w:p>
         </w:tc>
@@ -12399,7 +11875,7 @@
                 <w:sz w:val="20"/>
                 <w:szCs w:val="20"/>
               </w:rPr>
-              <w:t xml:space="preserve">http://localhost:8001/api/orders/ORDER_ID</w:t>
+              <w:t xml:space="preserve">http://localhost:8001/api/dashboard/events?limit=50</w:t>
             </w:r>
           </w:p>
         </w:tc>
@@ -12434,7 +11910,7 @@
                 <w:sz w:val="20"/>
                 <w:szCs w:val="20"/>
               </w:rPr>
-              <w:t xml:space="preserve">x-api-key (MAP_API_KEY) - no login, no Authorization header</w:t>
+              <w:t xml:space="preserve">Bearer JWT</w:t>
             </w:r>
           </w:p>
         </w:tc>
@@ -12469,18 +11945,7 @@
                 <w:sz w:val="20"/>
                 <w:szCs w:val="20"/>
               </w:rPr>
-              <w:t xml:space="preserve">x-api-key: YOUR_MAP_API_KEY</w:t>
-            </w:r>
-          </w:p>
-          <w:p>
-            <w:r>
-              <w:rPr>
-                <w:b w:val="false"/>
-                <w:bCs w:val="false"/>
-                <w:sz w:val="20"/>
-                <w:szCs w:val="20"/>
-              </w:rPr>
-              <w:t xml:space="preserve">Content-Type: application/json</w:t>
+              <w:t xml:space="preserve">Authorization: Bearer TOKEN</w:t>
             </w:r>
           </w:p>
         </w:tc>
@@ -12515,18 +11980,7 @@
                 <w:sz w:val="20"/>
                 <w:szCs w:val="20"/>
               </w:rPr>
-              <w:t xml:space="preserve">Path param: id - the local MAP order id (orders.id, returned as "id" by MAP responses; not the Shopify order id)</w:t>
-            </w:r>
-          </w:p>
-          <w:p>
-            <w:r>
-              <w:rPr>
-                <w:b w:val="false"/>
-                <w:bCs w:val="false"/>
-                <w:sz w:val="20"/>
-                <w:szCs w:val="20"/>
-              </w:rPr>
-              <w:t xml:space="preserve">JSON body: employeePhone (string), trackingNumber (string), trackingUrl (string), carrier (string)</w:t>
+              <w:t xml:space="preserve">Query: limit</w:t>
             </w:r>
           </w:p>
         </w:tc>
@@ -12545,7 +11999,7 @@
                 <w:sz w:val="20"/>
                 <w:szCs w:val="20"/>
               </w:rPr>
-              <w:t xml:space="preserve">Notes</w:t>
+              <w:t xml:space="preserve">Shopify API used internally</w:t>
             </w:r>
           </w:p>
         </w:tc>
@@ -12561,42 +12015,7 @@
                 <w:sz w:val="20"/>
                 <w:szCs w:val="20"/>
               </w:rPr>
-              <w:t xml:space="preserve">Send at least one of employeePhone (10 digits), trackingNumber, trackingUrl (http/https), carrier. null or "" clears a tracking field.</w:t>
-            </w:r>
-          </w:p>
-        </w:tc>
-      </w:tr>
-      <w:tr>
-        <w:tc>
-          <w:tcPr>
-            <w:tcW w:type="dxa" w:w="2500"/>
-            <w:shd w:fill="E7E6E6" w:val="clear"/>
-          </w:tcPr>
-          <w:p>
-            <w:r>
-              <w:rPr>
-                <w:b/>
-                <w:bCs/>
-                <w:sz w:val="20"/>
-                <w:szCs w:val="20"/>
-              </w:rPr>
-              <w:t xml:space="preserve">Shopify API used internally</w:t>
-            </w:r>
-          </w:p>
-        </w:tc>
-        <w:tc>
-          <w:tcPr>
-            <w:tcW w:type="dxa" w:w="6860"/>
-          </w:tcPr>
-          <w:p>
-            <w:r>
-              <w:rPr>
-                <w:b w:val="false"/>
-                <w:bCs w:val="false"/>
-                <w:sz w:val="20"/>
-                <w:szCs w:val="20"/>
-              </w:rPr>
-              <w:t xml:space="preserve">None - updates MAP's own orders row only</w:t>
+              <w:t xml:space="preserve">None</w:t>
             </w:r>
           </w:p>
         </w:tc>
@@ -12626,124 +12045,33 @@
           <w:sz w:val="18"/>
           <w:szCs w:val="18"/>
         </w:rPr>
-        <w:t xml:space="preserve">curl --request PUT \</w:t>
-      </w:r>
-    </w:p>
-    <w:p>
-      <w:pPr>
-        <w:spacing w:after="20"/>
-      </w:pPr>
-      <w:r>
-        <w:rPr>
-          <w:rFonts w:ascii="Consolas" w:cs="Consolas" w:eastAsia="Consolas" w:hAnsi="Consolas"/>
-          <w:sz w:val="18"/>
-          <w:szCs w:val="18"/>
-        </w:rPr>
-        <w:t xml:space="preserve">  --url "BASE_URL/api/orders/ORDER_ID" \</w:t>
-      </w:r>
-    </w:p>
-    <w:p>
-      <w:pPr>
-        <w:spacing w:after="20"/>
-      </w:pPr>
-      <w:r>
-        <w:rPr>
-          <w:rFonts w:ascii="Consolas" w:cs="Consolas" w:eastAsia="Consolas" w:hAnsi="Consolas"/>
-          <w:sz w:val="18"/>
-          <w:szCs w:val="18"/>
-        </w:rPr>
-        <w:t xml:space="preserve">  --header "x-api-key: YOUR_MAP_API_KEY" \</w:t>
-      </w:r>
-    </w:p>
-    <w:p>
-      <w:pPr>
-        <w:spacing w:after="20"/>
-      </w:pPr>
-      <w:r>
-        <w:rPr>
-          <w:rFonts w:ascii="Consolas" w:cs="Consolas" w:eastAsia="Consolas" w:hAnsi="Consolas"/>
-          <w:sz w:val="18"/>
-          <w:szCs w:val="18"/>
-        </w:rPr>
-        <w:t xml:space="preserve">  --header "Content-Type: application/json" \</w:t>
-      </w:r>
-    </w:p>
-    <w:p>
-      <w:pPr>
-        <w:spacing w:after="20"/>
-      </w:pPr>
-      <w:r>
-        <w:rPr>
-          <w:rFonts w:ascii="Consolas" w:cs="Consolas" w:eastAsia="Consolas" w:hAnsi="Consolas"/>
-          <w:sz w:val="18"/>
-          <w:szCs w:val="18"/>
-        </w:rPr>
-        <w:t xml:space="preserve">  --data '{</w:t>
-      </w:r>
-    </w:p>
-    <w:p>
-      <w:pPr>
-        <w:spacing w:after="20"/>
-      </w:pPr>
-      <w:r>
-        <w:rPr>
-          <w:rFonts w:ascii="Consolas" w:cs="Consolas" w:eastAsia="Consolas" w:hAnsi="Consolas"/>
-          <w:sz w:val="18"/>
-          <w:szCs w:val="18"/>
-        </w:rPr>
-        <w:t xml:space="preserve">  "employeePhone": "9123456780",</w:t>
-      </w:r>
-    </w:p>
-    <w:p>
-      <w:pPr>
-        <w:spacing w:after="20"/>
-      </w:pPr>
-      <w:r>
-        <w:rPr>
-          <w:rFonts w:ascii="Consolas" w:cs="Consolas" w:eastAsia="Consolas" w:hAnsi="Consolas"/>
-          <w:sz w:val="18"/>
-          <w:szCs w:val="18"/>
-        </w:rPr>
-        <w:t xml:space="preserve">  "trackingNumber": "TRK123456",</w:t>
-      </w:r>
-    </w:p>
-    <w:p>
-      <w:pPr>
-        <w:spacing w:after="20"/>
-      </w:pPr>
-      <w:r>
-        <w:rPr>
-          <w:rFonts w:ascii="Consolas" w:cs="Consolas" w:eastAsia="Consolas" w:hAnsi="Consolas"/>
-          <w:sz w:val="18"/>
-          <w:szCs w:val="18"/>
-        </w:rPr>
-        <w:t xml:space="preserve">  "trackingUrl": "https://track.example.com/TRK123456",</w:t>
-      </w:r>
-    </w:p>
-    <w:p>
-      <w:pPr>
-        <w:spacing w:after="20"/>
-      </w:pPr>
-      <w:r>
-        <w:rPr>
-          <w:rFonts w:ascii="Consolas" w:cs="Consolas" w:eastAsia="Consolas" w:hAnsi="Consolas"/>
-          <w:sz w:val="18"/>
-          <w:szCs w:val="18"/>
-        </w:rPr>
-        <w:t xml:space="preserve">  "carrier": "BlueDart"</w:t>
-      </w:r>
-    </w:p>
-    <w:p>
-      <w:pPr>
-        <w:spacing w:after="20"/>
-      </w:pPr>
-      <w:r>
-        <w:rPr>
-          <w:rFonts w:ascii="Consolas" w:cs="Consolas" w:eastAsia="Consolas" w:hAnsi="Consolas"/>
-          <w:sz w:val="18"/>
-          <w:szCs w:val="18"/>
-        </w:rPr>
-        <w:t xml:space="preserve">}'</w:t>
+        <w:t xml:space="preserve">curl --request GET \</w:t>
+      </w:r>
+    </w:p>
+    <w:p>
+      <w:pPr>
+        <w:spacing w:after="20"/>
+      </w:pPr>
+      <w:r>
+        <w:rPr>
+          <w:rFonts w:ascii="Consolas" w:cs="Consolas" w:eastAsia="Consolas" w:hAnsi="Consolas"/>
+          <w:sz w:val="18"/>
+          <w:szCs w:val="18"/>
+        </w:rPr>
+        <w:t xml:space="preserve">  --url "BASE_URL/api/dashboard/events?limit=50" \</w:t>
+      </w:r>
+    </w:p>
+    <w:p>
+      <w:pPr>
+        <w:spacing w:after="20"/>
+      </w:pPr>
+      <w:r>
+        <w:rPr>
+          <w:rFonts w:ascii="Consolas" w:cs="Consolas" w:eastAsia="Consolas" w:hAnsi="Consolas"/>
+          <w:sz w:val="18"/>
+          <w:szCs w:val="18"/>
+        </w:rPr>
+        <w:t xml:space="preserve">  --header "Authorization: Bearer TOKEN"</w:t>
       </w:r>
     </w:p>
     <w:p>
@@ -12796,384 +12124,137 @@
           <w:sz w:val="18"/>
           <w:szCs w:val="18"/>
         </w:rPr>
-        <w:t xml:space="preserve">  "message": "Order updated successfully",</w:t>
-      </w:r>
-    </w:p>
-    <w:p>
-      <w:pPr>
-        <w:spacing w:after="20"/>
-      </w:pPr>
-      <w:r>
-        <w:rPr>
-          <w:rFonts w:ascii="Consolas" w:cs="Consolas" w:eastAsia="Consolas" w:hAnsi="Consolas"/>
-          <w:sz w:val="18"/>
-          <w:szCs w:val="18"/>
-        </w:rPr>
-        <w:t xml:space="preserve">  "data": {</w:t>
-      </w:r>
-    </w:p>
-    <w:p>
-      <w:pPr>
-        <w:spacing w:after="20"/>
-      </w:pPr>
-      <w:r>
-        <w:rPr>
-          <w:rFonts w:ascii="Consolas" w:cs="Consolas" w:eastAsia="Consolas" w:hAnsi="Consolas"/>
-          <w:sz w:val="18"/>
-          <w:szCs w:val="18"/>
-        </w:rPr>
-        <w:t xml:space="preserve">    "id": 42,</w:t>
-      </w:r>
-    </w:p>
-    <w:p>
-      <w:pPr>
-        <w:spacing w:after="20"/>
-      </w:pPr>
-      <w:r>
-        <w:rPr>
-          <w:rFonts w:ascii="Consolas" w:cs="Consolas" w:eastAsia="Consolas" w:hAnsi="Consolas"/>
-          <w:sz w:val="18"/>
-          <w:szCs w:val="18"/>
-        </w:rPr>
-        <w:t xml:space="preserve">    "shopifyOrderId": "5123456789",</w:t>
-      </w:r>
-    </w:p>
-    <w:p>
-      <w:pPr>
-        <w:spacing w:after="20"/>
-      </w:pPr>
-      <w:r>
-        <w:rPr>
-          <w:rFonts w:ascii="Consolas" w:cs="Consolas" w:eastAsia="Consolas" w:hAnsi="Consolas"/>
-          <w:sz w:val="18"/>
-          <w:szCs w:val="18"/>
-        </w:rPr>
-        <w:t xml:space="preserve">    "employeeName": "John Doe",</w:t>
-      </w:r>
-    </w:p>
-    <w:p>
-      <w:pPr>
-        <w:spacing w:after="20"/>
-      </w:pPr>
-      <w:r>
-        <w:rPr>
-          <w:rFonts w:ascii="Consolas" w:cs="Consolas" w:eastAsia="Consolas" w:hAnsi="Consolas"/>
-          <w:sz w:val="18"/>
-          <w:szCs w:val="18"/>
-        </w:rPr>
-        <w:t xml:space="preserve">    "employeeEmail": "employee@irisidea.com",</w:t>
-      </w:r>
-    </w:p>
-    <w:p>
-      <w:pPr>
-        <w:spacing w:after="20"/>
-      </w:pPr>
-      <w:r>
-        <w:rPr>
-          <w:rFonts w:ascii="Consolas" w:cs="Consolas" w:eastAsia="Consolas" w:hAnsi="Consolas"/>
-          <w:sz w:val="18"/>
-          <w:szCs w:val="18"/>
-        </w:rPr>
-        <w:t xml:space="preserve">    "employeePhone": "9123456780",</w:t>
-      </w:r>
-    </w:p>
-    <w:p>
-      <w:pPr>
-        <w:spacing w:after="20"/>
-      </w:pPr>
-      <w:r>
-        <w:rPr>
-          <w:rFonts w:ascii="Consolas" w:cs="Consolas" w:eastAsia="Consolas" w:hAnsi="Consolas"/>
-          <w:sz w:val="18"/>
-          <w:szCs w:val="18"/>
-        </w:rPr>
-        <w:t xml:space="preserve">    "status": "open",</w:t>
-      </w:r>
-    </w:p>
-    <w:p>
-      <w:pPr>
-        <w:spacing w:after="20"/>
-      </w:pPr>
-      <w:r>
-        <w:rPr>
-          <w:rFonts w:ascii="Consolas" w:cs="Consolas" w:eastAsia="Consolas" w:hAnsi="Consolas"/>
-          <w:sz w:val="18"/>
-          <w:szCs w:val="18"/>
-        </w:rPr>
-        <w:t xml:space="preserve">    "financialStatus": "paid",</w:t>
-      </w:r>
-    </w:p>
-    <w:p>
-      <w:pPr>
-        <w:spacing w:after="20"/>
-      </w:pPr>
-      <w:r>
-        <w:rPr>
-          <w:rFonts w:ascii="Consolas" w:cs="Consolas" w:eastAsia="Consolas" w:hAnsi="Consolas"/>
-          <w:sz w:val="18"/>
-          <w:szCs w:val="18"/>
-        </w:rPr>
-        <w:t xml:space="preserve">    "fulfillmentStatus": null,</w:t>
-      </w:r>
-    </w:p>
-    <w:p>
-      <w:pPr>
-        <w:spacing w:after="20"/>
-      </w:pPr>
-      <w:r>
-        <w:rPr>
-          <w:rFonts w:ascii="Consolas" w:cs="Consolas" w:eastAsia="Consolas" w:hAnsi="Consolas"/>
-          <w:sz w:val="18"/>
-          <w:szCs w:val="18"/>
-        </w:rPr>
-        <w:t xml:space="preserve">    "closedAt": null,</w:t>
-      </w:r>
-    </w:p>
-    <w:p>
-      <w:pPr>
-        <w:spacing w:after="20"/>
-      </w:pPr>
-      <w:r>
-        <w:rPr>
-          <w:rFonts w:ascii="Consolas" w:cs="Consolas" w:eastAsia="Consolas" w:hAnsi="Consolas"/>
-          <w:sz w:val="18"/>
-          <w:szCs w:val="18"/>
-        </w:rPr>
-        <w:t xml:space="preserve">    "totalPrice": "998.00",</w:t>
-      </w:r>
-    </w:p>
-    <w:p>
-      <w:pPr>
-        <w:spacing w:after="20"/>
-      </w:pPr>
-      <w:r>
-        <w:rPr>
-          <w:rFonts w:ascii="Consolas" w:cs="Consolas" w:eastAsia="Consolas" w:hAnsi="Consolas"/>
-          <w:sz w:val="18"/>
-          <w:szCs w:val="18"/>
-        </w:rPr>
-        <w:t xml:space="preserve">    "trackingNumber": "TRK123456",</w:t>
-      </w:r>
-    </w:p>
-    <w:p>
-      <w:pPr>
-        <w:spacing w:after="20"/>
-      </w:pPr>
-      <w:r>
-        <w:rPr>
-          <w:rFonts w:ascii="Consolas" w:cs="Consolas" w:eastAsia="Consolas" w:hAnsi="Consolas"/>
-          <w:sz w:val="18"/>
-          <w:szCs w:val="18"/>
-        </w:rPr>
-        <w:t xml:space="preserve">    "trackingUrl": "https://track.example.com/TRK123456",</w:t>
-      </w:r>
-    </w:p>
-    <w:p>
-      <w:pPr>
-        <w:spacing w:after="20"/>
-      </w:pPr>
-      <w:r>
-        <w:rPr>
-          <w:rFonts w:ascii="Consolas" w:cs="Consolas" w:eastAsia="Consolas" w:hAnsi="Consolas"/>
-          <w:sz w:val="18"/>
-          <w:szCs w:val="18"/>
-        </w:rPr>
-        <w:t xml:space="preserve">    "carrier": "BlueDart",</w:t>
-      </w:r>
-    </w:p>
-    <w:p>
-      <w:pPr>
-        <w:spacing w:after="20"/>
-      </w:pPr>
-      <w:r>
-        <w:rPr>
-          <w:rFonts w:ascii="Consolas" w:cs="Consolas" w:eastAsia="Consolas" w:hAnsi="Consolas"/>
-          <w:sz w:val="18"/>
-          <w:szCs w:val="18"/>
-        </w:rPr>
-        <w:t xml:space="preserve">    "channel": "MAP",</w:t>
-      </w:r>
-    </w:p>
-    <w:p>
-      <w:pPr>
-        <w:spacing w:after="20"/>
-      </w:pPr>
-      <w:r>
-        <w:rPr>
-          <w:rFonts w:ascii="Consolas" w:cs="Consolas" w:eastAsia="Consolas" w:hAnsi="Consolas"/>
-          <w:sz w:val="18"/>
-          <w:szCs w:val="18"/>
-        </w:rPr>
-        <w:t xml:space="preserve">    "crfId": "CRF-2026-0001",</w:t>
-      </w:r>
-    </w:p>
-    <w:p>
-      <w:pPr>
-        <w:spacing w:after="20"/>
-      </w:pPr>
-      <w:r>
-        <w:rPr>
-          <w:rFonts w:ascii="Consolas" w:cs="Consolas" w:eastAsia="Consolas" w:hAnsi="Consolas"/>
-          <w:sz w:val="18"/>
-          <w:szCs w:val="18"/>
-        </w:rPr>
-        <w:t xml:space="preserve">    "createdAt": "2026-09-24T10:00:00.000Z",</w:t>
-      </w:r>
-    </w:p>
-    <w:p>
-      <w:pPr>
-        <w:spacing w:after="20"/>
-      </w:pPr>
-      <w:r>
-        <w:rPr>
-          <w:rFonts w:ascii="Consolas" w:cs="Consolas" w:eastAsia="Consolas" w:hAnsi="Consolas"/>
-          <w:sz w:val="18"/>
-          <w:szCs w:val="18"/>
-        </w:rPr>
-        <w:t xml:space="preserve">    "updatedAt": "2026-09-24T10:00:00.000Z",</w:t>
-      </w:r>
-    </w:p>
-    <w:p>
-      <w:pPr>
-        <w:spacing w:after="20"/>
-      </w:pPr>
-      <w:r>
-        <w:rPr>
-          <w:rFonts w:ascii="Consolas" w:cs="Consolas" w:eastAsia="Consolas" w:hAnsi="Consolas"/>
-          <w:sz w:val="18"/>
-          <w:szCs w:val="18"/>
-        </w:rPr>
-        <w:t xml:space="preserve">    "lineItems": [</w:t>
-      </w:r>
-    </w:p>
-    <w:p>
-      <w:pPr>
-        <w:spacing w:after="20"/>
-      </w:pPr>
-      <w:r>
-        <w:rPr>
-          <w:rFonts w:ascii="Consolas" w:cs="Consolas" w:eastAsia="Consolas" w:hAnsi="Consolas"/>
-          <w:sz w:val="18"/>
-          <w:szCs w:val="18"/>
-        </w:rPr>
-        <w:t xml:space="preserve">      {</w:t>
-      </w:r>
-    </w:p>
-    <w:p>
-      <w:pPr>
-        <w:spacing w:after="20"/>
-      </w:pPr>
-      <w:r>
-        <w:rPr>
-          <w:rFonts w:ascii="Consolas" w:cs="Consolas" w:eastAsia="Consolas" w:hAnsi="Consolas"/>
-          <w:sz w:val="18"/>
-          <w:szCs w:val="18"/>
-        </w:rPr>
-        <w:t xml:space="preserve">        "id": 7,</w:t>
-      </w:r>
-    </w:p>
-    <w:p>
-      <w:pPr>
-        <w:spacing w:after="20"/>
-      </w:pPr>
-      <w:r>
-        <w:rPr>
-          <w:rFonts w:ascii="Consolas" w:cs="Consolas" w:eastAsia="Consolas" w:hAnsi="Consolas"/>
-          <w:sz w:val="18"/>
-          <w:szCs w:val="18"/>
-        </w:rPr>
-        <w:t xml:space="preserve">        "orderId": 42,</w:t>
-      </w:r>
-    </w:p>
-    <w:p>
-      <w:pPr>
-        <w:spacing w:after="20"/>
-      </w:pPr>
-      <w:r>
-        <w:rPr>
-          <w:rFonts w:ascii="Consolas" w:cs="Consolas" w:eastAsia="Consolas" w:hAnsi="Consolas"/>
-          <w:sz w:val="18"/>
-          <w:szCs w:val="18"/>
-        </w:rPr>
-        <w:t xml:space="preserve">        "sku": "SKU",</w:t>
-      </w:r>
-    </w:p>
-    <w:p>
-      <w:pPr>
-        <w:spacing w:after="20"/>
-      </w:pPr>
-      <w:r>
-        <w:rPr>
-          <w:rFonts w:ascii="Consolas" w:cs="Consolas" w:eastAsia="Consolas" w:hAnsi="Consolas"/>
-          <w:sz w:val="18"/>
-          <w:szCs w:val="18"/>
-        </w:rPr>
-        <w:t xml:space="preserve">        "title": "THCM Safety Helmet",</w:t>
-      </w:r>
-    </w:p>
-    <w:p>
-      <w:pPr>
-        <w:spacing w:after="20"/>
-      </w:pPr>
-      <w:r>
-        <w:rPr>
-          <w:rFonts w:ascii="Consolas" w:cs="Consolas" w:eastAsia="Consolas" w:hAnsi="Consolas"/>
-          <w:sz w:val="18"/>
-          <w:szCs w:val="18"/>
-        </w:rPr>
-        <w:t xml:space="preserve">        "quantity": 2,</w:t>
-      </w:r>
-    </w:p>
-    <w:p>
-      <w:pPr>
-        <w:spacing w:after="20"/>
-      </w:pPr>
-      <w:r>
-        <w:rPr>
-          <w:rFonts w:ascii="Consolas" w:cs="Consolas" w:eastAsia="Consolas" w:hAnsi="Consolas"/>
-          <w:sz w:val="18"/>
-          <w:szCs w:val="18"/>
-        </w:rPr>
-        <w:t xml:space="preserve">        "price": "499.00"</w:t>
-      </w:r>
-    </w:p>
-    <w:p>
-      <w:pPr>
-        <w:spacing w:after="20"/>
-      </w:pPr>
-      <w:r>
-        <w:rPr>
-          <w:rFonts w:ascii="Consolas" w:cs="Consolas" w:eastAsia="Consolas" w:hAnsi="Consolas"/>
-          <w:sz w:val="18"/>
-          <w:szCs w:val="18"/>
-        </w:rPr>
-        <w:t xml:space="preserve">      }</w:t>
-      </w:r>
-    </w:p>
-    <w:p>
-      <w:pPr>
-        <w:spacing w:after="20"/>
-      </w:pPr>
-      <w:r>
-        <w:rPr>
-          <w:rFonts w:ascii="Consolas" w:cs="Consolas" w:eastAsia="Consolas" w:hAnsi="Consolas"/>
-          <w:sz w:val="18"/>
-          <w:szCs w:val="18"/>
-        </w:rPr>
-        <w:t xml:space="preserve">    ]</w:t>
-      </w:r>
-    </w:p>
-    <w:p>
-      <w:pPr>
-        <w:spacing w:after="20"/>
-      </w:pPr>
-      <w:r>
-        <w:rPr>
-          <w:rFonts w:ascii="Consolas" w:cs="Consolas" w:eastAsia="Consolas" w:hAnsi="Consolas"/>
-          <w:sz w:val="18"/>
-          <w:szCs w:val="18"/>
-        </w:rPr>
-        <w:t xml:space="preserve">  }</w:t>
+        <w:t xml:space="preserve">  "data": [</w:t>
+      </w:r>
+    </w:p>
+    <w:p>
+      <w:pPr>
+        <w:spacing w:after="20"/>
+      </w:pPr>
+      <w:r>
+        <w:rPr>
+          <w:rFonts w:ascii="Consolas" w:cs="Consolas" w:eastAsia="Consolas" w:hAnsi="Consolas"/>
+          <w:sz w:val="18"/>
+          <w:szCs w:val="18"/>
+        </w:rPr>
+        <w:t xml:space="preserve">    {</w:t>
+      </w:r>
+    </w:p>
+    <w:p>
+      <w:pPr>
+        <w:spacing w:after="20"/>
+      </w:pPr>
+      <w:r>
+        <w:rPr>
+          <w:rFonts w:ascii="Consolas" w:cs="Consolas" w:eastAsia="Consolas" w:hAnsi="Consolas"/>
+          <w:sz w:val="18"/>
+          <w:szCs w:val="18"/>
+        </w:rPr>
+        <w:t xml:space="preserve">      "id": 1001,</w:t>
+      </w:r>
+    </w:p>
+    <w:p>
+      <w:pPr>
+        <w:spacing w:after="20"/>
+      </w:pPr>
+      <w:r>
+        <w:rPr>
+          <w:rFonts w:ascii="Consolas" w:cs="Consolas" w:eastAsia="Consolas" w:hAnsi="Consolas"/>
+          <w:sz w:val="18"/>
+          <w:szCs w:val="18"/>
+        </w:rPr>
+        <w:t xml:space="preserve">      "topic": "orders/updated",</w:t>
+      </w:r>
+    </w:p>
+    <w:p>
+      <w:pPr>
+        <w:spacing w:after="20"/>
+      </w:pPr>
+      <w:r>
+        <w:rPr>
+          <w:rFonts w:ascii="Consolas" w:cs="Consolas" w:eastAsia="Consolas" w:hAnsi="Consolas"/>
+          <w:sz w:val="18"/>
+          <w:szCs w:val="18"/>
+        </w:rPr>
+        <w:t xml:space="preserve">      "payload": {</w:t>
+      </w:r>
+    </w:p>
+    <w:p>
+      <w:pPr>
+        <w:spacing w:after="20"/>
+      </w:pPr>
+      <w:r>
+        <w:rPr>
+          <w:rFonts w:ascii="Consolas" w:cs="Consolas" w:eastAsia="Consolas" w:hAnsi="Consolas"/>
+          <w:sz w:val="18"/>
+          <w:szCs w:val="18"/>
+        </w:rPr>
+        <w:t xml:space="preserve">        "id": 5123456789</w:t>
+      </w:r>
+    </w:p>
+    <w:p>
+      <w:pPr>
+        <w:spacing w:after="20"/>
+      </w:pPr>
+      <w:r>
+        <w:rPr>
+          <w:rFonts w:ascii="Consolas" w:cs="Consolas" w:eastAsia="Consolas" w:hAnsi="Consolas"/>
+          <w:sz w:val="18"/>
+          <w:szCs w:val="18"/>
+        </w:rPr>
+        <w:t xml:space="preserve">      },</w:t>
+      </w:r>
+    </w:p>
+    <w:p>
+      <w:pPr>
+        <w:spacing w:after="20"/>
+      </w:pPr>
+      <w:r>
+        <w:rPr>
+          <w:rFonts w:ascii="Consolas" w:cs="Consolas" w:eastAsia="Consolas" w:hAnsi="Consolas"/>
+          <w:sz w:val="18"/>
+          <w:szCs w:val="18"/>
+        </w:rPr>
+        <w:t xml:space="preserve">      "verified": true,</w:t>
+      </w:r>
+    </w:p>
+    <w:p>
+      <w:pPr>
+        <w:spacing w:after="20"/>
+      </w:pPr>
+      <w:r>
+        <w:rPr>
+          <w:rFonts w:ascii="Consolas" w:cs="Consolas" w:eastAsia="Consolas" w:hAnsi="Consolas"/>
+          <w:sz w:val="18"/>
+          <w:szCs w:val="18"/>
+        </w:rPr>
+        <w:t xml:space="preserve">      "receivedAt": "2026-09-24T10:00:00.000Z"</w:t>
+      </w:r>
+    </w:p>
+    <w:p>
+      <w:pPr>
+        <w:spacing w:after="20"/>
+      </w:pPr>
+      <w:r>
+        <w:rPr>
+          <w:rFonts w:ascii="Consolas" w:cs="Consolas" w:eastAsia="Consolas" w:hAnsi="Consolas"/>
+          <w:sz w:val="18"/>
+          <w:szCs w:val="18"/>
+        </w:rPr>
+        <w:t xml:space="preserve">    }</w:t>
+      </w:r>
+    </w:p>
+    <w:p>
+      <w:pPr>
+        <w:spacing w:after="20"/>
+      </w:pPr>
+      <w:r>
+        <w:rPr>
+          <w:rFonts w:ascii="Consolas" w:cs="Consolas" w:eastAsia="Consolas" w:hAnsi="Consolas"/>
+          <w:sz w:val="18"/>
+          <w:szCs w:val="18"/>
+        </w:rPr>
+        <w:t xml:space="preserve">  ]</w:t>
       </w:r>
     </w:p>
     <w:p>
@@ -13213,20 +12294,20 @@
           <w:sz w:val="18"/>
           <w:szCs w:val="18"/>
         </w:rPr>
-        <w:t xml:space="preserve">// 401 - x-api-key header missing or empty</w:t>
-      </w:r>
-    </w:p>
-    <w:p>
-      <w:pPr>
-        <w:spacing w:after="20"/>
-      </w:pPr>
-      <w:r>
-        <w:rPr>
-          <w:rFonts w:ascii="Consolas" w:cs="Consolas" w:eastAsia="Consolas" w:hAnsi="Consolas"/>
-          <w:sz w:val="18"/>
-          <w:szCs w:val="18"/>
-        </w:rPr>
-        <w:t xml:space="preserve">{"success":false,"message":"API key required"}</w:t>
+        <w:t xml:space="preserve">// 401 - Authorization header missing</w:t>
+      </w:r>
+    </w:p>
+    <w:p>
+      <w:pPr>
+        <w:spacing w:after="20"/>
+      </w:pPr>
+      <w:r>
+        <w:rPr>
+          <w:rFonts w:ascii="Consolas" w:cs="Consolas" w:eastAsia="Consolas" w:hAnsi="Consolas"/>
+          <w:sz w:val="18"/>
+          <w:szCs w:val="18"/>
+        </w:rPr>
+        <w:t xml:space="preserve">{"success":false,"message":"Authentication required"}</w:t>
       </w:r>
     </w:p>
     <w:p>
@@ -13252,223 +12333,20 @@
           <w:sz w:val="18"/>
           <w:szCs w:val="18"/>
         </w:rPr>
-        <w:t xml:space="preserve">// 401 - wrong key (a JWT does not replace the key)</w:t>
-      </w:r>
-    </w:p>
-    <w:p>
-      <w:pPr>
-        <w:spacing w:after="20"/>
-      </w:pPr>
-      <w:r>
-        <w:rPr>
-          <w:rFonts w:ascii="Consolas" w:cs="Consolas" w:eastAsia="Consolas" w:hAnsi="Consolas"/>
-          <w:sz w:val="18"/>
-          <w:szCs w:val="18"/>
-        </w:rPr>
-        <w:t xml:space="preserve">{"success":false,"message":"Invalid API key"}</w:t>
-      </w:r>
-    </w:p>
-    <w:p>
-      <w:pPr>
-        <w:spacing w:after="20"/>
-      </w:pPr>
-      <w:r>
-        <w:rPr>
-          <w:rFonts w:ascii="Consolas" w:cs="Consolas" w:eastAsia="Consolas" w:hAnsi="Consolas"/>
-          <w:sz w:val="18"/>
-          <w:szCs w:val="18"/>
-        </w:rPr>
-        <w:t xml:space="preserve"> </w:t>
-      </w:r>
-    </w:p>
-    <w:p>
-      <w:pPr>
-        <w:spacing w:after="20"/>
-      </w:pPr>
-      <w:r>
-        <w:rPr>
-          <w:rFonts w:ascii="Consolas" w:cs="Consolas" w:eastAsia="Consolas" w:hAnsi="Consolas"/>
-          <w:sz w:val="18"/>
-          <w:szCs w:val="18"/>
-        </w:rPr>
-        <w:t xml:space="preserve">// 503 - server started without MAP_API_KEY (fails closed)</w:t>
-      </w:r>
-    </w:p>
-    <w:p>
-      <w:pPr>
-        <w:spacing w:after="20"/>
-      </w:pPr>
-      <w:r>
-        <w:rPr>
-          <w:rFonts w:ascii="Consolas" w:cs="Consolas" w:eastAsia="Consolas" w:hAnsi="Consolas"/>
-          <w:sz w:val="18"/>
-          <w:szCs w:val="18"/>
-        </w:rPr>
-        <w:t xml:space="preserve">{"success":false,"message":"API key authentication is not configured"}</w:t>
-      </w:r>
-    </w:p>
-    <w:p>
-      <w:pPr>
-        <w:spacing w:after="20"/>
-      </w:pPr>
-      <w:r>
-        <w:rPr>
-          <w:rFonts w:ascii="Consolas" w:cs="Consolas" w:eastAsia="Consolas" w:hAnsi="Consolas"/>
-          <w:sz w:val="18"/>
-          <w:szCs w:val="18"/>
-        </w:rPr>
-        <w:t xml:space="preserve"> </w:t>
-      </w:r>
-    </w:p>
-    <w:p>
-      <w:pPr>
-        <w:spacing w:after="20"/>
-      </w:pPr>
-      <w:r>
-        <w:rPr>
-          <w:rFonts w:ascii="Consolas" w:cs="Consolas" w:eastAsia="Consolas" w:hAnsi="Consolas"/>
-          <w:sz w:val="18"/>
-          <w:szCs w:val="18"/>
-        </w:rPr>
-        <w:t xml:space="preserve">// 400 - id is not a positive integer</w:t>
-      </w:r>
-    </w:p>
-    <w:p>
-      <w:pPr>
-        <w:spacing w:after="20"/>
-      </w:pPr>
-      <w:r>
-        <w:rPr>
-          <w:rFonts w:ascii="Consolas" w:cs="Consolas" w:eastAsia="Consolas" w:hAnsi="Consolas"/>
-          <w:sz w:val="18"/>
-          <w:szCs w:val="18"/>
-        </w:rPr>
-        <w:t xml:space="preserve">{"success":false,"message":"Order id must be a positive integer"}</w:t>
-      </w:r>
-    </w:p>
-    <w:p>
-      <w:pPr>
-        <w:spacing w:after="20"/>
-      </w:pPr>
-      <w:r>
-        <w:rPr>
-          <w:rFonts w:ascii="Consolas" w:cs="Consolas" w:eastAsia="Consolas" w:hAnsi="Consolas"/>
-          <w:sz w:val="18"/>
-          <w:szCs w:val="18"/>
-        </w:rPr>
-        <w:t xml:space="preserve"> </w:t>
-      </w:r>
-    </w:p>
-    <w:p>
-      <w:pPr>
-        <w:spacing w:after="20"/>
-      </w:pPr>
-      <w:r>
-        <w:rPr>
-          <w:rFonts w:ascii="Consolas" w:cs="Consolas" w:eastAsia="Consolas" w:hAnsi="Consolas"/>
-          <w:sz w:val="18"/>
-          <w:szCs w:val="18"/>
-        </w:rPr>
-        <w:t xml:space="preserve">// 400 - unknown field / bad value</w:t>
-      </w:r>
-    </w:p>
-    <w:p>
-      <w:pPr>
-        <w:spacing w:after="20"/>
-      </w:pPr>
-      <w:r>
-        <w:rPr>
-          <w:rFonts w:ascii="Consolas" w:cs="Consolas" w:eastAsia="Consolas" w:hAnsi="Consolas"/>
-          <w:sz w:val="18"/>
-          <w:szCs w:val="18"/>
-        </w:rPr>
-        <w:t xml:space="preserve">{"success":false,"message":"Unknown or non-updatable field(s): status"}</w:t>
-      </w:r>
-    </w:p>
-    <w:p>
-      <w:pPr>
-        <w:spacing w:after="20"/>
-      </w:pPr>
-      <w:r>
-        <w:rPr>
-          <w:rFonts w:ascii="Consolas" w:cs="Consolas" w:eastAsia="Consolas" w:hAnsi="Consolas"/>
-          <w:sz w:val="18"/>
-          <w:szCs w:val="18"/>
-        </w:rPr>
-        <w:t xml:space="preserve"> </w:t>
-      </w:r>
-    </w:p>
-    <w:p>
-      <w:pPr>
-        <w:spacing w:after="20"/>
-      </w:pPr>
-      <w:r>
-        <w:rPr>
-          <w:rFonts w:ascii="Consolas" w:cs="Consolas" w:eastAsia="Consolas" w:hAnsi="Consolas"/>
-          <w:sz w:val="18"/>
-          <w:szCs w:val="18"/>
-        </w:rPr>
-        <w:t xml:space="preserve">// 404 - no order with that id</w:t>
-      </w:r>
-    </w:p>
-    <w:p>
-      <w:pPr>
-        <w:spacing w:after="20"/>
-      </w:pPr>
-      <w:r>
-        <w:rPr>
-          <w:rFonts w:ascii="Consolas" w:cs="Consolas" w:eastAsia="Consolas" w:hAnsi="Consolas"/>
-          <w:sz w:val="18"/>
-          <w:szCs w:val="18"/>
-        </w:rPr>
-        <w:t xml:space="preserve">{"success":false,"message":"Order not found"}</w:t>
-      </w:r>
-    </w:p>
-    <w:p>
-      <w:pPr>
-        <w:spacing w:after="20"/>
-      </w:pPr>
-      <w:r>
-        <w:rPr>
-          <w:rFonts w:ascii="Consolas" w:cs="Consolas" w:eastAsia="Consolas" w:hAnsi="Consolas"/>
-          <w:sz w:val="18"/>
-          <w:szCs w:val="18"/>
-        </w:rPr>
-        <w:t xml:space="preserve"> </w:t>
-      </w:r>
-    </w:p>
-    <w:p>
-      <w:pPr>
-        <w:spacing w:after="20"/>
-      </w:pPr>
-      <w:r>
-        <w:rPr>
-          <w:rFonts w:ascii="Consolas" w:cs="Consolas" w:eastAsia="Consolas" w:hAnsi="Consolas"/>
-          <w:sz w:val="18"/>
-          <w:szCs w:val="18"/>
-        </w:rPr>
-        <w:t xml:space="preserve">// 409 - order is cancelled or refunded</w:t>
-      </w:r>
-    </w:p>
-    <w:p>
-      <w:pPr>
-        <w:spacing w:after="20"/>
-      </w:pPr>
-      <w:r>
-        <w:rPr>
-          <w:rFonts w:ascii="Consolas" w:cs="Consolas" w:eastAsia="Consolas" w:hAnsi="Consolas"/>
-          <w:sz w:val="18"/>
-          <w:szCs w:val="18"/>
-        </w:rPr>
-        <w:t xml:space="preserve">{"success":false,"message":"Order cannot be updated - current status is CANCELLED"}</w:t>
-      </w:r>
-    </w:p>
-    <w:p>
-      <w:pPr>
-        <w:pStyle w:val="Heading1"/>
-      </w:pPr>
-      <w:r>
-        <w:t xml:space="preserve">Section C - Dashboard</w:t>
+        <w:t xml:space="preserve">// 401 - token invalid or expired</w:t>
+      </w:r>
+    </w:p>
+    <w:p>
+      <w:pPr>
+        <w:spacing w:after="20"/>
+      </w:pPr>
+      <w:r>
+        <w:rPr>
+          <w:rFonts w:ascii="Consolas" w:cs="Consolas" w:eastAsia="Consolas" w:hAnsi="Consolas"/>
+          <w:sz w:val="18"/>
+          <w:szCs w:val="18"/>
+        </w:rPr>
+        <w:t xml:space="preserve">{"success":false,"message":"Invalid or expired token"}</w:t>
       </w:r>
     </w:p>
     <w:p>
@@ -13477,7 +12355,7 @@
         <w:spacing w:after="120" w:before="300"/>
       </w:pPr>
       <w:r>
-        <w:t xml:space="preserve">13. Live events (webhook log)</w:t>
+        <w:t xml:space="preserve">13. List orders for an employee</w:t>
       </w:r>
     </w:p>
     <w:p>
@@ -13485,7 +12363,7 @@
         <w:spacing w:after="80"/>
       </w:pPr>
       <w:r>
-        <w:t xml:space="preserve">Most recent Shopify webhook deliveries (limit up to 200).</w:t>
+        <w:t xml:space="preserve">The employee's orders, newest first. employeeEmail is required and scopes the list. canCancel / canUpdate are UI hints.</w:t>
       </w:r>
     </w:p>
     <w:tbl>
@@ -13569,7 +12447,7 @@
                 <w:sz w:val="20"/>
                 <w:szCs w:val="20"/>
               </w:rPr>
-              <w:t xml:space="preserve">http://localhost:8001/api/dashboard/events?limit=50</w:t>
+              <w:t xml:space="preserve">http://localhost:8001/api/dashboard/orders?employeeEmail=employee@irisidea.com</w:t>
             </w:r>
           </w:p>
         </w:tc>
@@ -13604,7 +12482,7 @@
                 <w:sz w:val="20"/>
                 <w:szCs w:val="20"/>
               </w:rPr>
-              <w:t xml:space="preserve">Bearer JWT</w:t>
+              <w:t xml:space="preserve">x-api-key (MAP_API_KEY) - no login, no Authorization header</w:t>
             </w:r>
           </w:p>
         </w:tc>
@@ -13639,7 +12517,7 @@
                 <w:sz w:val="20"/>
                 <w:szCs w:val="20"/>
               </w:rPr>
-              <w:t xml:space="preserve">Authorization: Bearer TOKEN</w:t>
+              <w:t xml:space="preserve">x-api-key: YOUR_MAP_API_KEY</w:t>
             </w:r>
           </w:p>
         </w:tc>
@@ -13674,7 +12552,7 @@
                 <w:sz w:val="20"/>
                 <w:szCs w:val="20"/>
               </w:rPr>
-              <w:t xml:space="preserve">Query: limit</w:t>
+              <w:t xml:space="preserve">Query: employeeEmail</w:t>
             </w:r>
           </w:p>
         </w:tc>
@@ -13709,7 +12587,7 @@
                 <w:sz w:val="20"/>
                 <w:szCs w:val="20"/>
               </w:rPr>
-              <w:t xml:space="preserve">None</w:t>
+              <w:t xml:space="preserve">None (reads the local MySQL orders / order_line_items only)</w:t>
             </w:r>
           </w:p>
         </w:tc>
@@ -13752,20 +12630,20 @@
           <w:sz w:val="18"/>
           <w:szCs w:val="18"/>
         </w:rPr>
-        <w:t xml:space="preserve">  --url "BASE_URL/api/dashboard/events?limit=50" \</w:t>
-      </w:r>
-    </w:p>
-    <w:p>
-      <w:pPr>
-        <w:spacing w:after="20"/>
-      </w:pPr>
-      <w:r>
-        <w:rPr>
-          <w:rFonts w:ascii="Consolas" w:cs="Consolas" w:eastAsia="Consolas" w:hAnsi="Consolas"/>
-          <w:sz w:val="18"/>
-          <w:szCs w:val="18"/>
-        </w:rPr>
-        <w:t xml:space="preserve">  --header "Authorization: Bearer TOKEN"</w:t>
+        <w:t xml:space="preserve">  --url "BASE_URL/api/dashboard/orders?employeeEmail=employee@irisidea.com" \</w:t>
+      </w:r>
+    </w:p>
+    <w:p>
+      <w:pPr>
+        <w:spacing w:after="20"/>
+      </w:pPr>
+      <w:r>
+        <w:rPr>
+          <w:rFonts w:ascii="Consolas" w:cs="Consolas" w:eastAsia="Consolas" w:hAnsi="Consolas"/>
+          <w:sz w:val="18"/>
+          <w:szCs w:val="18"/>
+        </w:rPr>
+        <w:t xml:space="preserve">  --header "x-api-key: YOUR_MAP_API_KEY"</w:t>
       </w:r>
     </w:p>
     <w:p>
@@ -13844,85 +12722,358 @@
           <w:sz w:val="18"/>
           <w:szCs w:val="18"/>
         </w:rPr>
-        <w:t xml:space="preserve">      "id": 1001,</w:t>
-      </w:r>
-    </w:p>
-    <w:p>
-      <w:pPr>
-        <w:spacing w:after="20"/>
-      </w:pPr>
-      <w:r>
-        <w:rPr>
-          <w:rFonts w:ascii="Consolas" w:cs="Consolas" w:eastAsia="Consolas" w:hAnsi="Consolas"/>
-          <w:sz w:val="18"/>
-          <w:szCs w:val="18"/>
-        </w:rPr>
-        <w:t xml:space="preserve">      "topic": "orders/updated",</w:t>
-      </w:r>
-    </w:p>
-    <w:p>
-      <w:pPr>
-        <w:spacing w:after="20"/>
-      </w:pPr>
-      <w:r>
-        <w:rPr>
-          <w:rFonts w:ascii="Consolas" w:cs="Consolas" w:eastAsia="Consolas" w:hAnsi="Consolas"/>
-          <w:sz w:val="18"/>
-          <w:szCs w:val="18"/>
-        </w:rPr>
-        <w:t xml:space="preserve">      "payload": {</w:t>
-      </w:r>
-    </w:p>
-    <w:p>
-      <w:pPr>
-        <w:spacing w:after="20"/>
-      </w:pPr>
-      <w:r>
-        <w:rPr>
-          <w:rFonts w:ascii="Consolas" w:cs="Consolas" w:eastAsia="Consolas" w:hAnsi="Consolas"/>
-          <w:sz w:val="18"/>
-          <w:szCs w:val="18"/>
-        </w:rPr>
-        <w:t xml:space="preserve">        "id": 5123456789</w:t>
-      </w:r>
-    </w:p>
-    <w:p>
-      <w:pPr>
-        <w:spacing w:after="20"/>
-      </w:pPr>
-      <w:r>
-        <w:rPr>
-          <w:rFonts w:ascii="Consolas" w:cs="Consolas" w:eastAsia="Consolas" w:hAnsi="Consolas"/>
-          <w:sz w:val="18"/>
-          <w:szCs w:val="18"/>
-        </w:rPr>
-        <w:t xml:space="preserve">      },</w:t>
-      </w:r>
-    </w:p>
-    <w:p>
-      <w:pPr>
-        <w:spacing w:after="20"/>
-      </w:pPr>
-      <w:r>
-        <w:rPr>
-          <w:rFonts w:ascii="Consolas" w:cs="Consolas" w:eastAsia="Consolas" w:hAnsi="Consolas"/>
-          <w:sz w:val="18"/>
-          <w:szCs w:val="18"/>
-        </w:rPr>
-        <w:t xml:space="preserve">      "verified": true,</w:t>
-      </w:r>
-    </w:p>
-    <w:p>
-      <w:pPr>
-        <w:spacing w:after="20"/>
-      </w:pPr>
-      <w:r>
-        <w:rPr>
-          <w:rFonts w:ascii="Consolas" w:cs="Consolas" w:eastAsia="Consolas" w:hAnsi="Consolas"/>
-          <w:sz w:val="18"/>
-          <w:szCs w:val="18"/>
-        </w:rPr>
-        <w:t xml:space="preserve">      "receivedAt": "2026-09-24T10:00:00.000Z"</w:t>
+        <w:t xml:space="preserve">      "id": 42,</w:t>
+      </w:r>
+    </w:p>
+    <w:p>
+      <w:pPr>
+        <w:spacing w:after="20"/>
+      </w:pPr>
+      <w:r>
+        <w:rPr>
+          <w:rFonts w:ascii="Consolas" w:cs="Consolas" w:eastAsia="Consolas" w:hAnsi="Consolas"/>
+          <w:sz w:val="18"/>
+          <w:szCs w:val="18"/>
+        </w:rPr>
+        <w:t xml:space="preserve">      "shopifyOrderId": "5123456789",</w:t>
+      </w:r>
+    </w:p>
+    <w:p>
+      <w:pPr>
+        <w:spacing w:after="20"/>
+      </w:pPr>
+      <w:r>
+        <w:rPr>
+          <w:rFonts w:ascii="Consolas" w:cs="Consolas" w:eastAsia="Consolas" w:hAnsi="Consolas"/>
+          <w:sz w:val="18"/>
+          <w:szCs w:val="18"/>
+        </w:rPr>
+        <w:t xml:space="preserve">      "employeeName": "John Doe",</w:t>
+      </w:r>
+    </w:p>
+    <w:p>
+      <w:pPr>
+        <w:spacing w:after="20"/>
+      </w:pPr>
+      <w:r>
+        <w:rPr>
+          <w:rFonts w:ascii="Consolas" w:cs="Consolas" w:eastAsia="Consolas" w:hAnsi="Consolas"/>
+          <w:sz w:val="18"/>
+          <w:szCs w:val="18"/>
+        </w:rPr>
+        <w:t xml:space="preserve">      "employeeEmail": "employee@irisidea.com",</w:t>
+      </w:r>
+    </w:p>
+    <w:p>
+      <w:pPr>
+        <w:spacing w:after="20"/>
+      </w:pPr>
+      <w:r>
+        <w:rPr>
+          <w:rFonts w:ascii="Consolas" w:cs="Consolas" w:eastAsia="Consolas" w:hAnsi="Consolas"/>
+          <w:sz w:val="18"/>
+          <w:szCs w:val="18"/>
+        </w:rPr>
+        <w:t xml:space="preserve">      "employeePhone": "9000000000",</w:t>
+      </w:r>
+    </w:p>
+    <w:p>
+      <w:pPr>
+        <w:spacing w:after="20"/>
+      </w:pPr>
+      <w:r>
+        <w:rPr>
+          <w:rFonts w:ascii="Consolas" w:cs="Consolas" w:eastAsia="Consolas" w:hAnsi="Consolas"/>
+          <w:sz w:val="18"/>
+          <w:szCs w:val="18"/>
+        </w:rPr>
+        <w:t xml:space="preserve">      "status": "open",</w:t>
+      </w:r>
+    </w:p>
+    <w:p>
+      <w:pPr>
+        <w:spacing w:after="20"/>
+      </w:pPr>
+      <w:r>
+        <w:rPr>
+          <w:rFonts w:ascii="Consolas" w:cs="Consolas" w:eastAsia="Consolas" w:hAnsi="Consolas"/>
+          <w:sz w:val="18"/>
+          <w:szCs w:val="18"/>
+        </w:rPr>
+        <w:t xml:space="preserve">      "financialStatus": "pending",</w:t>
+      </w:r>
+    </w:p>
+    <w:p>
+      <w:pPr>
+        <w:spacing w:after="20"/>
+      </w:pPr>
+      <w:r>
+        <w:rPr>
+          <w:rFonts w:ascii="Consolas" w:cs="Consolas" w:eastAsia="Consolas" w:hAnsi="Consolas"/>
+          <w:sz w:val="18"/>
+          <w:szCs w:val="18"/>
+        </w:rPr>
+        <w:t xml:space="preserve">      "fulfillmentStatus": null,</w:t>
+      </w:r>
+    </w:p>
+    <w:p>
+      <w:pPr>
+        <w:spacing w:after="20"/>
+      </w:pPr>
+      <w:r>
+        <w:rPr>
+          <w:rFonts w:ascii="Consolas" w:cs="Consolas" w:eastAsia="Consolas" w:hAnsi="Consolas"/>
+          <w:sz w:val="18"/>
+          <w:szCs w:val="18"/>
+        </w:rPr>
+        <w:t xml:space="preserve">      "closedAt": null,</w:t>
+      </w:r>
+    </w:p>
+    <w:p>
+      <w:pPr>
+        <w:spacing w:after="20"/>
+      </w:pPr>
+      <w:r>
+        <w:rPr>
+          <w:rFonts w:ascii="Consolas" w:cs="Consolas" w:eastAsia="Consolas" w:hAnsi="Consolas"/>
+          <w:sz w:val="18"/>
+          <w:szCs w:val="18"/>
+        </w:rPr>
+        <w:t xml:space="preserve">      "totalPrice": "998.00",</w:t>
+      </w:r>
+    </w:p>
+    <w:p>
+      <w:pPr>
+        <w:spacing w:after="20"/>
+      </w:pPr>
+      <w:r>
+        <w:rPr>
+          <w:rFonts w:ascii="Consolas" w:cs="Consolas" w:eastAsia="Consolas" w:hAnsi="Consolas"/>
+          <w:sz w:val="18"/>
+          <w:szCs w:val="18"/>
+        </w:rPr>
+        <w:t xml:space="preserve">      "trackingNumber": null,</w:t>
+      </w:r>
+    </w:p>
+    <w:p>
+      <w:pPr>
+        <w:spacing w:after="20"/>
+      </w:pPr>
+      <w:r>
+        <w:rPr>
+          <w:rFonts w:ascii="Consolas" w:cs="Consolas" w:eastAsia="Consolas" w:hAnsi="Consolas"/>
+          <w:sz w:val="18"/>
+          <w:szCs w:val="18"/>
+        </w:rPr>
+        <w:t xml:space="preserve">      "trackingUrl": null,</w:t>
+      </w:r>
+    </w:p>
+    <w:p>
+      <w:pPr>
+        <w:spacing w:after="20"/>
+      </w:pPr>
+      <w:r>
+        <w:rPr>
+          <w:rFonts w:ascii="Consolas" w:cs="Consolas" w:eastAsia="Consolas" w:hAnsi="Consolas"/>
+          <w:sz w:val="18"/>
+          <w:szCs w:val="18"/>
+        </w:rPr>
+        <w:t xml:space="preserve">      "carrier": null,</w:t>
+      </w:r>
+    </w:p>
+    <w:p>
+      <w:pPr>
+        <w:spacing w:after="20"/>
+      </w:pPr>
+      <w:r>
+        <w:rPr>
+          <w:rFonts w:ascii="Consolas" w:cs="Consolas" w:eastAsia="Consolas" w:hAnsi="Consolas"/>
+          <w:sz w:val="18"/>
+          <w:szCs w:val="18"/>
+        </w:rPr>
+        <w:t xml:space="preserve">      "channel": "MAP",</w:t>
+      </w:r>
+    </w:p>
+    <w:p>
+      <w:pPr>
+        <w:spacing w:after="20"/>
+      </w:pPr>
+      <w:r>
+        <w:rPr>
+          <w:rFonts w:ascii="Consolas" w:cs="Consolas" w:eastAsia="Consolas" w:hAnsi="Consolas"/>
+          <w:sz w:val="18"/>
+          <w:szCs w:val="18"/>
+        </w:rPr>
+        <w:t xml:space="preserve">      "createdAt": "2026-09-24T10:00:00.000Z",</w:t>
+      </w:r>
+    </w:p>
+    <w:p>
+      <w:pPr>
+        <w:spacing w:after="20"/>
+      </w:pPr>
+      <w:r>
+        <w:rPr>
+          <w:rFonts w:ascii="Consolas" w:cs="Consolas" w:eastAsia="Consolas" w:hAnsi="Consolas"/>
+          <w:sz w:val="18"/>
+          <w:szCs w:val="18"/>
+        </w:rPr>
+        <w:t xml:space="preserve">      "updatedAt": "2026-09-24T10:00:00.000Z",</w:t>
+      </w:r>
+    </w:p>
+    <w:p>
+      <w:pPr>
+        <w:spacing w:after="20"/>
+      </w:pPr>
+      <w:r>
+        <w:rPr>
+          <w:rFonts w:ascii="Consolas" w:cs="Consolas" w:eastAsia="Consolas" w:hAnsi="Consolas"/>
+          <w:sz w:val="18"/>
+          <w:szCs w:val="18"/>
+        </w:rPr>
+        <w:t xml:space="preserve">      "lineItems": [</w:t>
+      </w:r>
+    </w:p>
+    <w:p>
+      <w:pPr>
+        <w:spacing w:after="20"/>
+      </w:pPr>
+      <w:r>
+        <w:rPr>
+          <w:rFonts w:ascii="Consolas" w:cs="Consolas" w:eastAsia="Consolas" w:hAnsi="Consolas"/>
+          <w:sz w:val="18"/>
+          <w:szCs w:val="18"/>
+        </w:rPr>
+        <w:t xml:space="preserve">        {</w:t>
+      </w:r>
+    </w:p>
+    <w:p>
+      <w:pPr>
+        <w:spacing w:after="20"/>
+      </w:pPr>
+      <w:r>
+        <w:rPr>
+          <w:rFonts w:ascii="Consolas" w:cs="Consolas" w:eastAsia="Consolas" w:hAnsi="Consolas"/>
+          <w:sz w:val="18"/>
+          <w:szCs w:val="18"/>
+        </w:rPr>
+        <w:t xml:space="preserve">          "id": 7,</w:t>
+      </w:r>
+    </w:p>
+    <w:p>
+      <w:pPr>
+        <w:spacing w:after="20"/>
+      </w:pPr>
+      <w:r>
+        <w:rPr>
+          <w:rFonts w:ascii="Consolas" w:cs="Consolas" w:eastAsia="Consolas" w:hAnsi="Consolas"/>
+          <w:sz w:val="18"/>
+          <w:szCs w:val="18"/>
+        </w:rPr>
+        <w:t xml:space="preserve">          "orderId": 42,</w:t>
+      </w:r>
+    </w:p>
+    <w:p>
+      <w:pPr>
+        <w:spacing w:after="20"/>
+      </w:pPr>
+      <w:r>
+        <w:rPr>
+          <w:rFonts w:ascii="Consolas" w:cs="Consolas" w:eastAsia="Consolas" w:hAnsi="Consolas"/>
+          <w:sz w:val="18"/>
+          <w:szCs w:val="18"/>
+        </w:rPr>
+        <w:t xml:space="preserve">          "sku": "SKU",</w:t>
+      </w:r>
+    </w:p>
+    <w:p>
+      <w:pPr>
+        <w:spacing w:after="20"/>
+      </w:pPr>
+      <w:r>
+        <w:rPr>
+          <w:rFonts w:ascii="Consolas" w:cs="Consolas" w:eastAsia="Consolas" w:hAnsi="Consolas"/>
+          <w:sz w:val="18"/>
+          <w:szCs w:val="18"/>
+        </w:rPr>
+        <w:t xml:space="preserve">          "title": "THCM Safety Helmet",</w:t>
+      </w:r>
+    </w:p>
+    <w:p>
+      <w:pPr>
+        <w:spacing w:after="20"/>
+      </w:pPr>
+      <w:r>
+        <w:rPr>
+          <w:rFonts w:ascii="Consolas" w:cs="Consolas" w:eastAsia="Consolas" w:hAnsi="Consolas"/>
+          <w:sz w:val="18"/>
+          <w:szCs w:val="18"/>
+        </w:rPr>
+        <w:t xml:space="preserve">          "quantity": 2,</w:t>
+      </w:r>
+    </w:p>
+    <w:p>
+      <w:pPr>
+        <w:spacing w:after="20"/>
+      </w:pPr>
+      <w:r>
+        <w:rPr>
+          <w:rFonts w:ascii="Consolas" w:cs="Consolas" w:eastAsia="Consolas" w:hAnsi="Consolas"/>
+          <w:sz w:val="18"/>
+          <w:szCs w:val="18"/>
+        </w:rPr>
+        <w:t xml:space="preserve">          "price": "499.00"</w:t>
+      </w:r>
+    </w:p>
+    <w:p>
+      <w:pPr>
+        <w:spacing w:after="20"/>
+      </w:pPr>
+      <w:r>
+        <w:rPr>
+          <w:rFonts w:ascii="Consolas" w:cs="Consolas" w:eastAsia="Consolas" w:hAnsi="Consolas"/>
+          <w:sz w:val="18"/>
+          <w:szCs w:val="18"/>
+        </w:rPr>
+        <w:t xml:space="preserve">        }</w:t>
+      </w:r>
+    </w:p>
+    <w:p>
+      <w:pPr>
+        <w:spacing w:after="20"/>
+      </w:pPr>
+      <w:r>
+        <w:rPr>
+          <w:rFonts w:ascii="Consolas" w:cs="Consolas" w:eastAsia="Consolas" w:hAnsi="Consolas"/>
+          <w:sz w:val="18"/>
+          <w:szCs w:val="18"/>
+        </w:rPr>
+        <w:t xml:space="preserve">      ],</w:t>
+      </w:r>
+    </w:p>
+    <w:p>
+      <w:pPr>
+        <w:spacing w:after="20"/>
+      </w:pPr>
+      <w:r>
+        <w:rPr>
+          <w:rFonts w:ascii="Consolas" w:cs="Consolas" w:eastAsia="Consolas" w:hAnsi="Consolas"/>
+          <w:sz w:val="18"/>
+          <w:szCs w:val="18"/>
+        </w:rPr>
+        <w:t xml:space="preserve">      "canCancel": true,</w:t>
+      </w:r>
+    </w:p>
+    <w:p>
+      <w:pPr>
+        <w:spacing w:after="20"/>
+      </w:pPr>
+      <w:r>
+        <w:rPr>
+          <w:rFonts w:ascii="Consolas" w:cs="Consolas" w:eastAsia="Consolas" w:hAnsi="Consolas"/>
+          <w:sz w:val="18"/>
+          <w:szCs w:val="18"/>
+        </w:rPr>
+        <w:t xml:space="preserve">      "canUpdate": true</w:t>
       </w:r>
     </w:p>
     <w:p>
@@ -13988,20 +13139,20 @@
           <w:sz w:val="18"/>
           <w:szCs w:val="18"/>
         </w:rPr>
-        <w:t xml:space="preserve">// 401 - Authorization header missing</w:t>
-      </w:r>
-    </w:p>
-    <w:p>
-      <w:pPr>
-        <w:spacing w:after="20"/>
-      </w:pPr>
-      <w:r>
-        <w:rPr>
-          <w:rFonts w:ascii="Consolas" w:cs="Consolas" w:eastAsia="Consolas" w:hAnsi="Consolas"/>
-          <w:sz w:val="18"/>
-          <w:szCs w:val="18"/>
-        </w:rPr>
-        <w:t xml:space="preserve">{"success":false,"message":"Authentication required"}</w:t>
+        <w:t xml:space="preserve">// 401 - x-api-key header missing or empty</w:t>
+      </w:r>
+    </w:p>
+    <w:p>
+      <w:pPr>
+        <w:spacing w:after="20"/>
+      </w:pPr>
+      <w:r>
+        <w:rPr>
+          <w:rFonts w:ascii="Consolas" w:cs="Consolas" w:eastAsia="Consolas" w:hAnsi="Consolas"/>
+          <w:sz w:val="18"/>
+          <w:szCs w:val="18"/>
+        </w:rPr>
+        <w:t xml:space="preserve">{"success":false,"message":"API key required"}</w:t>
       </w:r>
     </w:p>
     <w:p>
@@ -14027,20 +13178,98 @@
           <w:sz w:val="18"/>
           <w:szCs w:val="18"/>
         </w:rPr>
-        <w:t xml:space="preserve">// 401 - token invalid or expired</w:t>
-      </w:r>
-    </w:p>
-    <w:p>
-      <w:pPr>
-        <w:spacing w:after="20"/>
-      </w:pPr>
-      <w:r>
-        <w:rPr>
-          <w:rFonts w:ascii="Consolas" w:cs="Consolas" w:eastAsia="Consolas" w:hAnsi="Consolas"/>
-          <w:sz w:val="18"/>
-          <w:szCs w:val="18"/>
-        </w:rPr>
-        <w:t xml:space="preserve">{"success":false,"message":"Invalid or expired token"}</w:t>
+        <w:t xml:space="preserve">// 401 - wrong key (a JWT does not replace the key)</w:t>
+      </w:r>
+    </w:p>
+    <w:p>
+      <w:pPr>
+        <w:spacing w:after="20"/>
+      </w:pPr>
+      <w:r>
+        <w:rPr>
+          <w:rFonts w:ascii="Consolas" w:cs="Consolas" w:eastAsia="Consolas" w:hAnsi="Consolas"/>
+          <w:sz w:val="18"/>
+          <w:szCs w:val="18"/>
+        </w:rPr>
+        <w:t xml:space="preserve">{"success":false,"message":"Invalid API key"}</w:t>
+      </w:r>
+    </w:p>
+    <w:p>
+      <w:pPr>
+        <w:spacing w:after="20"/>
+      </w:pPr>
+      <w:r>
+        <w:rPr>
+          <w:rFonts w:ascii="Consolas" w:cs="Consolas" w:eastAsia="Consolas" w:hAnsi="Consolas"/>
+          <w:sz w:val="18"/>
+          <w:szCs w:val="18"/>
+        </w:rPr>
+        <w:t xml:space="preserve"> </w:t>
+      </w:r>
+    </w:p>
+    <w:p>
+      <w:pPr>
+        <w:spacing w:after="20"/>
+      </w:pPr>
+      <w:r>
+        <w:rPr>
+          <w:rFonts w:ascii="Consolas" w:cs="Consolas" w:eastAsia="Consolas" w:hAnsi="Consolas"/>
+          <w:sz w:val="18"/>
+          <w:szCs w:val="18"/>
+        </w:rPr>
+        <w:t xml:space="preserve">// 503 - server started without MAP_API_KEY (fails closed)</w:t>
+      </w:r>
+    </w:p>
+    <w:p>
+      <w:pPr>
+        <w:spacing w:after="20"/>
+      </w:pPr>
+      <w:r>
+        <w:rPr>
+          <w:rFonts w:ascii="Consolas" w:cs="Consolas" w:eastAsia="Consolas" w:hAnsi="Consolas"/>
+          <w:sz w:val="18"/>
+          <w:szCs w:val="18"/>
+        </w:rPr>
+        <w:t xml:space="preserve">{"success":false,"message":"API key authentication is not configured"}</w:t>
+      </w:r>
+    </w:p>
+    <w:p>
+      <w:pPr>
+        <w:spacing w:after="20"/>
+      </w:pPr>
+      <w:r>
+        <w:rPr>
+          <w:rFonts w:ascii="Consolas" w:cs="Consolas" w:eastAsia="Consolas" w:hAnsi="Consolas"/>
+          <w:sz w:val="18"/>
+          <w:szCs w:val="18"/>
+        </w:rPr>
+        <w:t xml:space="preserve"> </w:t>
+      </w:r>
+    </w:p>
+    <w:p>
+      <w:pPr>
+        <w:spacing w:after="20"/>
+      </w:pPr>
+      <w:r>
+        <w:rPr>
+          <w:rFonts w:ascii="Consolas" w:cs="Consolas" w:eastAsia="Consolas" w:hAnsi="Consolas"/>
+          <w:sz w:val="18"/>
+          <w:szCs w:val="18"/>
+        </w:rPr>
+        <w:t xml:space="preserve">// 400 - employeeEmail missing or not a valid email</w:t>
+      </w:r>
+    </w:p>
+    <w:p>
+      <w:pPr>
+        <w:spacing w:after="20"/>
+      </w:pPr>
+      <w:r>
+        <w:rPr>
+          <w:rFonts w:ascii="Consolas" w:cs="Consolas" w:eastAsia="Consolas" w:hAnsi="Consolas"/>
+          <w:sz w:val="18"/>
+          <w:szCs w:val="18"/>
+        </w:rPr>
+        <w:t xml:space="preserve">{"success":false,"message":"A valid employeeEmail query parameter is required"}</w:t>
       </w:r>
     </w:p>
     <w:p>
@@ -14049,7 +13278,7 @@
         <w:spacing w:after="120" w:before="300"/>
       </w:pPr>
       <w:r>
-        <w:t xml:space="preserve">14. List orders for an employee</w:t>
+        <w:t xml:space="preserve">14. List products (dashboard)</w:t>
       </w:r>
     </w:p>
     <w:p>
@@ -14057,7 +13286,7 @@
         <w:spacing w:after="80"/>
       </w:pPr>
       <w:r>
-        <w:t xml:space="preserve">The employee's orders, newest first. employeeEmail is required and scopes the list. canCancel / canUpdate are UI hints.</w:t>
+        <w:t xml:space="preserve">Same catalog as "Get stock", dashboard-facing alias.</w:t>
       </w:r>
     </w:p>
     <w:tbl>
@@ -14141,7 +13370,7 @@
                 <w:sz w:val="20"/>
                 <w:szCs w:val="20"/>
               </w:rPr>
-              <w:t xml:space="preserve">http://localhost:8001/api/dashboard/orders?employeeEmail=employee@irisidea.com</w:t>
+              <w:t xml:space="preserve">http://localhost:8001/api/dashboard/products</w:t>
             </w:r>
           </w:p>
         </w:tc>
@@ -14246,7 +13475,7 @@
                 <w:sz w:val="20"/>
                 <w:szCs w:val="20"/>
               </w:rPr>
-              <w:t xml:space="preserve">Query: employeeEmail</w:t>
+              <w:t xml:space="preserve">None</w:t>
             </w:r>
           </w:p>
         </w:tc>
@@ -14281,7 +13510,7 @@
                 <w:sz w:val="20"/>
                 <w:szCs w:val="20"/>
               </w:rPr>
-              <w:t xml:space="preserve">None (reads the local MySQL orders / order_line_items only)</w:t>
+              <w:t xml:space="preserve">Same as Get stock (shopify.js#listProductsCatalog)</w:t>
             </w:r>
           </w:p>
         </w:tc>
@@ -14324,7 +13553,7 @@
           <w:sz w:val="18"/>
           <w:szCs w:val="18"/>
         </w:rPr>
-        <w:t xml:space="preserve">  --url "BASE_URL/api/dashboard/orders?employeeEmail=employee@irisidea.com" \</w:t>
+        <w:t xml:space="preserve">  --url "BASE_URL/api/dashboard/products" \</w:t>
       </w:r>
     </w:p>
     <w:p>
@@ -14416,371 +13645,85 @@
           <w:sz w:val="18"/>
           <w:szCs w:val="18"/>
         </w:rPr>
-        <w:t xml:space="preserve">      "id": 42,</w:t>
-      </w:r>
-    </w:p>
-    <w:p>
-      <w:pPr>
-        <w:spacing w:after="20"/>
-      </w:pPr>
-      <w:r>
-        <w:rPr>
-          <w:rFonts w:ascii="Consolas" w:cs="Consolas" w:eastAsia="Consolas" w:hAnsi="Consolas"/>
-          <w:sz w:val="18"/>
-          <w:szCs w:val="18"/>
-        </w:rPr>
-        <w:t xml:space="preserve">      "shopifyOrderId": "5123456789",</w:t>
-      </w:r>
-    </w:p>
-    <w:p>
-      <w:pPr>
-        <w:spacing w:after="20"/>
-      </w:pPr>
-      <w:r>
-        <w:rPr>
-          <w:rFonts w:ascii="Consolas" w:cs="Consolas" w:eastAsia="Consolas" w:hAnsi="Consolas"/>
-          <w:sz w:val="18"/>
-          <w:szCs w:val="18"/>
-        </w:rPr>
-        <w:t xml:space="preserve">      "employeeName": "John Doe",</w:t>
-      </w:r>
-    </w:p>
-    <w:p>
-      <w:pPr>
-        <w:spacing w:after="20"/>
-      </w:pPr>
-      <w:r>
-        <w:rPr>
-          <w:rFonts w:ascii="Consolas" w:cs="Consolas" w:eastAsia="Consolas" w:hAnsi="Consolas"/>
-          <w:sz w:val="18"/>
-          <w:szCs w:val="18"/>
-        </w:rPr>
-        <w:t xml:space="preserve">      "employeeEmail": "employee@irisidea.com",</w:t>
-      </w:r>
-    </w:p>
-    <w:p>
-      <w:pPr>
-        <w:spacing w:after="20"/>
-      </w:pPr>
-      <w:r>
-        <w:rPr>
-          <w:rFonts w:ascii="Consolas" w:cs="Consolas" w:eastAsia="Consolas" w:hAnsi="Consolas"/>
-          <w:sz w:val="18"/>
-          <w:szCs w:val="18"/>
-        </w:rPr>
-        <w:t xml:space="preserve">      "employeePhone": "9000000000",</w:t>
-      </w:r>
-    </w:p>
-    <w:p>
-      <w:pPr>
-        <w:spacing w:after="20"/>
-      </w:pPr>
-      <w:r>
-        <w:rPr>
-          <w:rFonts w:ascii="Consolas" w:cs="Consolas" w:eastAsia="Consolas" w:hAnsi="Consolas"/>
-          <w:sz w:val="18"/>
-          <w:szCs w:val="18"/>
-        </w:rPr>
-        <w:t xml:space="preserve">      "status": "open",</w:t>
-      </w:r>
-    </w:p>
-    <w:p>
-      <w:pPr>
-        <w:spacing w:after="20"/>
-      </w:pPr>
-      <w:r>
-        <w:rPr>
-          <w:rFonts w:ascii="Consolas" w:cs="Consolas" w:eastAsia="Consolas" w:hAnsi="Consolas"/>
-          <w:sz w:val="18"/>
-          <w:szCs w:val="18"/>
-        </w:rPr>
-        <w:t xml:space="preserve">      "financialStatus": "paid",</w:t>
-      </w:r>
-    </w:p>
-    <w:p>
-      <w:pPr>
-        <w:spacing w:after="20"/>
-      </w:pPr>
-      <w:r>
-        <w:rPr>
-          <w:rFonts w:ascii="Consolas" w:cs="Consolas" w:eastAsia="Consolas" w:hAnsi="Consolas"/>
-          <w:sz w:val="18"/>
-          <w:szCs w:val="18"/>
-        </w:rPr>
-        <w:t xml:space="preserve">      "fulfillmentStatus": null,</w:t>
-      </w:r>
-    </w:p>
-    <w:p>
-      <w:pPr>
-        <w:spacing w:after="20"/>
-      </w:pPr>
-      <w:r>
-        <w:rPr>
-          <w:rFonts w:ascii="Consolas" w:cs="Consolas" w:eastAsia="Consolas" w:hAnsi="Consolas"/>
-          <w:sz w:val="18"/>
-          <w:szCs w:val="18"/>
-        </w:rPr>
-        <w:t xml:space="preserve">      "closedAt": null,</w:t>
-      </w:r>
-    </w:p>
-    <w:p>
-      <w:pPr>
-        <w:spacing w:after="20"/>
-      </w:pPr>
-      <w:r>
-        <w:rPr>
-          <w:rFonts w:ascii="Consolas" w:cs="Consolas" w:eastAsia="Consolas" w:hAnsi="Consolas"/>
-          <w:sz w:val="18"/>
-          <w:szCs w:val="18"/>
-        </w:rPr>
-        <w:t xml:space="preserve">      "totalPrice": "998.00",</w:t>
-      </w:r>
-    </w:p>
-    <w:p>
-      <w:pPr>
-        <w:spacing w:after="20"/>
-      </w:pPr>
-      <w:r>
-        <w:rPr>
-          <w:rFonts w:ascii="Consolas" w:cs="Consolas" w:eastAsia="Consolas" w:hAnsi="Consolas"/>
-          <w:sz w:val="18"/>
-          <w:szCs w:val="18"/>
-        </w:rPr>
-        <w:t xml:space="preserve">      "trackingNumber": null,</w:t>
-      </w:r>
-    </w:p>
-    <w:p>
-      <w:pPr>
-        <w:spacing w:after="20"/>
-      </w:pPr>
-      <w:r>
-        <w:rPr>
-          <w:rFonts w:ascii="Consolas" w:cs="Consolas" w:eastAsia="Consolas" w:hAnsi="Consolas"/>
-          <w:sz w:val="18"/>
-          <w:szCs w:val="18"/>
-        </w:rPr>
-        <w:t xml:space="preserve">      "trackingUrl": null,</w:t>
-      </w:r>
-    </w:p>
-    <w:p>
-      <w:pPr>
-        <w:spacing w:after="20"/>
-      </w:pPr>
-      <w:r>
-        <w:rPr>
-          <w:rFonts w:ascii="Consolas" w:cs="Consolas" w:eastAsia="Consolas" w:hAnsi="Consolas"/>
-          <w:sz w:val="18"/>
-          <w:szCs w:val="18"/>
-        </w:rPr>
-        <w:t xml:space="preserve">      "carrier": null,</w:t>
-      </w:r>
-    </w:p>
-    <w:p>
-      <w:pPr>
-        <w:spacing w:after="20"/>
-      </w:pPr>
-      <w:r>
-        <w:rPr>
-          <w:rFonts w:ascii="Consolas" w:cs="Consolas" w:eastAsia="Consolas" w:hAnsi="Consolas"/>
-          <w:sz w:val="18"/>
-          <w:szCs w:val="18"/>
-        </w:rPr>
-        <w:t xml:space="preserve">      "channel": "MAP",</w:t>
-      </w:r>
-    </w:p>
-    <w:p>
-      <w:pPr>
-        <w:spacing w:after="20"/>
-      </w:pPr>
-      <w:r>
-        <w:rPr>
-          <w:rFonts w:ascii="Consolas" w:cs="Consolas" w:eastAsia="Consolas" w:hAnsi="Consolas"/>
-          <w:sz w:val="18"/>
-          <w:szCs w:val="18"/>
-        </w:rPr>
-        <w:t xml:space="preserve">      "crfId": "CRF-2026-0001",</w:t>
-      </w:r>
-    </w:p>
-    <w:p>
-      <w:pPr>
-        <w:spacing w:after="20"/>
-      </w:pPr>
-      <w:r>
-        <w:rPr>
-          <w:rFonts w:ascii="Consolas" w:cs="Consolas" w:eastAsia="Consolas" w:hAnsi="Consolas"/>
-          <w:sz w:val="18"/>
-          <w:szCs w:val="18"/>
-        </w:rPr>
-        <w:t xml:space="preserve">      "createdAt": "2026-09-24T10:00:00.000Z",</w:t>
-      </w:r>
-    </w:p>
-    <w:p>
-      <w:pPr>
-        <w:spacing w:after="20"/>
-      </w:pPr>
-      <w:r>
-        <w:rPr>
-          <w:rFonts w:ascii="Consolas" w:cs="Consolas" w:eastAsia="Consolas" w:hAnsi="Consolas"/>
-          <w:sz w:val="18"/>
-          <w:szCs w:val="18"/>
-        </w:rPr>
-        <w:t xml:space="preserve">      "updatedAt": "2026-09-24T10:00:00.000Z",</w:t>
-      </w:r>
-    </w:p>
-    <w:p>
-      <w:pPr>
-        <w:spacing w:after="20"/>
-      </w:pPr>
-      <w:r>
-        <w:rPr>
-          <w:rFonts w:ascii="Consolas" w:cs="Consolas" w:eastAsia="Consolas" w:hAnsi="Consolas"/>
-          <w:sz w:val="18"/>
-          <w:szCs w:val="18"/>
-        </w:rPr>
-        <w:t xml:space="preserve">      "lineItems": [</w:t>
-      </w:r>
-    </w:p>
-    <w:p>
-      <w:pPr>
-        <w:spacing w:after="20"/>
-      </w:pPr>
-      <w:r>
-        <w:rPr>
-          <w:rFonts w:ascii="Consolas" w:cs="Consolas" w:eastAsia="Consolas" w:hAnsi="Consolas"/>
-          <w:sz w:val="18"/>
-          <w:szCs w:val="18"/>
-        </w:rPr>
-        <w:t xml:space="preserve">        {</w:t>
-      </w:r>
-    </w:p>
-    <w:p>
-      <w:pPr>
-        <w:spacing w:after="20"/>
-      </w:pPr>
-      <w:r>
-        <w:rPr>
-          <w:rFonts w:ascii="Consolas" w:cs="Consolas" w:eastAsia="Consolas" w:hAnsi="Consolas"/>
-          <w:sz w:val="18"/>
-          <w:szCs w:val="18"/>
-        </w:rPr>
-        <w:t xml:space="preserve">          "id": 7,</w:t>
-      </w:r>
-    </w:p>
-    <w:p>
-      <w:pPr>
-        <w:spacing w:after="20"/>
-      </w:pPr>
-      <w:r>
-        <w:rPr>
-          <w:rFonts w:ascii="Consolas" w:cs="Consolas" w:eastAsia="Consolas" w:hAnsi="Consolas"/>
-          <w:sz w:val="18"/>
-          <w:szCs w:val="18"/>
-        </w:rPr>
-        <w:t xml:space="preserve">          "orderId": 42,</w:t>
-      </w:r>
-    </w:p>
-    <w:p>
-      <w:pPr>
-        <w:spacing w:after="20"/>
-      </w:pPr>
-      <w:r>
-        <w:rPr>
-          <w:rFonts w:ascii="Consolas" w:cs="Consolas" w:eastAsia="Consolas" w:hAnsi="Consolas"/>
-          <w:sz w:val="18"/>
-          <w:szCs w:val="18"/>
-        </w:rPr>
-        <w:t xml:space="preserve">          "sku": "SKU",</w:t>
-      </w:r>
-    </w:p>
-    <w:p>
-      <w:pPr>
-        <w:spacing w:after="20"/>
-      </w:pPr>
-      <w:r>
-        <w:rPr>
-          <w:rFonts w:ascii="Consolas" w:cs="Consolas" w:eastAsia="Consolas" w:hAnsi="Consolas"/>
-          <w:sz w:val="18"/>
-          <w:szCs w:val="18"/>
-        </w:rPr>
-        <w:t xml:space="preserve">          "title": "THCM Safety Helmet",</w:t>
-      </w:r>
-    </w:p>
-    <w:p>
-      <w:pPr>
-        <w:spacing w:after="20"/>
-      </w:pPr>
-      <w:r>
-        <w:rPr>
-          <w:rFonts w:ascii="Consolas" w:cs="Consolas" w:eastAsia="Consolas" w:hAnsi="Consolas"/>
-          <w:sz w:val="18"/>
-          <w:szCs w:val="18"/>
-        </w:rPr>
-        <w:t xml:space="preserve">          "quantity": 2,</w:t>
-      </w:r>
-    </w:p>
-    <w:p>
-      <w:pPr>
-        <w:spacing w:after="20"/>
-      </w:pPr>
-      <w:r>
-        <w:rPr>
-          <w:rFonts w:ascii="Consolas" w:cs="Consolas" w:eastAsia="Consolas" w:hAnsi="Consolas"/>
-          <w:sz w:val="18"/>
-          <w:szCs w:val="18"/>
-        </w:rPr>
-        <w:t xml:space="preserve">          "price": "499.00"</w:t>
-      </w:r>
-    </w:p>
-    <w:p>
-      <w:pPr>
-        <w:spacing w:after="20"/>
-      </w:pPr>
-      <w:r>
-        <w:rPr>
-          <w:rFonts w:ascii="Consolas" w:cs="Consolas" w:eastAsia="Consolas" w:hAnsi="Consolas"/>
-          <w:sz w:val="18"/>
-          <w:szCs w:val="18"/>
-        </w:rPr>
-        <w:t xml:space="preserve">        }</w:t>
-      </w:r>
-    </w:p>
-    <w:p>
-      <w:pPr>
-        <w:spacing w:after="20"/>
-      </w:pPr>
-      <w:r>
-        <w:rPr>
-          <w:rFonts w:ascii="Consolas" w:cs="Consolas" w:eastAsia="Consolas" w:hAnsi="Consolas"/>
-          <w:sz w:val="18"/>
-          <w:szCs w:val="18"/>
-        </w:rPr>
-        <w:t xml:space="preserve">      ],</w:t>
-      </w:r>
-    </w:p>
-    <w:p>
-      <w:pPr>
-        <w:spacing w:after="20"/>
-      </w:pPr>
-      <w:r>
-        <w:rPr>
-          <w:rFonts w:ascii="Consolas" w:cs="Consolas" w:eastAsia="Consolas" w:hAnsi="Consolas"/>
-          <w:sz w:val="18"/>
-          <w:szCs w:val="18"/>
-        </w:rPr>
-        <w:t xml:space="preserve">      "canCancel": true,</w:t>
-      </w:r>
-    </w:p>
-    <w:p>
-      <w:pPr>
-        <w:spacing w:after="20"/>
-      </w:pPr>
-      <w:r>
-        <w:rPr>
-          <w:rFonts w:ascii="Consolas" w:cs="Consolas" w:eastAsia="Consolas" w:hAnsi="Consolas"/>
-          <w:sz w:val="18"/>
-          <w:szCs w:val="18"/>
-        </w:rPr>
-        <w:t xml:space="preserve">      "canUpdate": true</w:t>
+        <w:t xml:space="preserve">      "id": "8123456789012",</w:t>
+      </w:r>
+    </w:p>
+    <w:p>
+      <w:pPr>
+        <w:spacing w:after="20"/>
+      </w:pPr>
+      <w:r>
+        <w:rPr>
+          <w:rFonts w:ascii="Consolas" w:cs="Consolas" w:eastAsia="Consolas" w:hAnsi="Consolas"/>
+          <w:sz w:val="18"/>
+          <w:szCs w:val="18"/>
+        </w:rPr>
+        <w:t xml:space="preserve">      "sku": "SKU",</w:t>
+      </w:r>
+    </w:p>
+    <w:p>
+      <w:pPr>
+        <w:spacing w:after="20"/>
+      </w:pPr>
+      <w:r>
+        <w:rPr>
+          <w:rFonts w:ascii="Consolas" w:cs="Consolas" w:eastAsia="Consolas" w:hAnsi="Consolas"/>
+          <w:sz w:val="18"/>
+          <w:szCs w:val="18"/>
+        </w:rPr>
+        <w:t xml:space="preserve">      "title": "THCM Safety Helmet",</w:t>
+      </w:r>
+    </w:p>
+    <w:p>
+      <w:pPr>
+        <w:spacing w:after="20"/>
+      </w:pPr>
+      <w:r>
+        <w:rPr>
+          <w:rFonts w:ascii="Consolas" w:cs="Consolas" w:eastAsia="Consolas" w:hAnsi="Consolas"/>
+          <w:sz w:val="18"/>
+          <w:szCs w:val="18"/>
+        </w:rPr>
+        <w:t xml:space="preserve">      "category": "Safety Gear",</w:t>
+      </w:r>
+    </w:p>
+    <w:p>
+      <w:pPr>
+        <w:spacing w:after="20"/>
+      </w:pPr>
+      <w:r>
+        <w:rPr>
+          <w:rFonts w:ascii="Consolas" w:cs="Consolas" w:eastAsia="Consolas" w:hAnsi="Consolas"/>
+          <w:sz w:val="18"/>
+          <w:szCs w:val="18"/>
+        </w:rPr>
+        <w:t xml:space="preserve">      "price": "499.00",</w:t>
+      </w:r>
+    </w:p>
+    <w:p>
+      <w:pPr>
+        <w:spacing w:after="20"/>
+      </w:pPr>
+      <w:r>
+        <w:rPr>
+          <w:rFonts w:ascii="Consolas" w:cs="Consolas" w:eastAsia="Consolas" w:hAnsi="Consolas"/>
+          <w:sz w:val="18"/>
+          <w:szCs w:val="18"/>
+        </w:rPr>
+        <w:t xml:space="preserve">      "imageUrl": null,</w:t>
+      </w:r>
+    </w:p>
+    <w:p>
+      <w:pPr>
+        <w:spacing w:after="20"/>
+      </w:pPr>
+      <w:r>
+        <w:rPr>
+          <w:rFonts w:ascii="Consolas" w:cs="Consolas" w:eastAsia="Consolas" w:hAnsi="Consolas"/>
+          <w:sz w:val="18"/>
+          <w:szCs w:val="18"/>
+        </w:rPr>
+        <w:t xml:space="preserve">      "availableQty": 42</w:t>
       </w:r>
     </w:p>
     <w:p>
@@ -14942,41 +13885,10 @@
     </w:p>
     <w:p>
       <w:pPr>
-        <w:spacing w:after="20"/>
-      </w:pPr>
-      <w:r>
-        <w:rPr>
-          <w:rFonts w:ascii="Consolas" w:cs="Consolas" w:eastAsia="Consolas" w:hAnsi="Consolas"/>
-          <w:sz w:val="18"/>
-          <w:szCs w:val="18"/>
-        </w:rPr>
-        <w:t xml:space="preserve"> </w:t>
-      </w:r>
-    </w:p>
-    <w:p>
-      <w:pPr>
-        <w:spacing w:after="20"/>
-      </w:pPr>
-      <w:r>
-        <w:rPr>
-          <w:rFonts w:ascii="Consolas" w:cs="Consolas" w:eastAsia="Consolas" w:hAnsi="Consolas"/>
-          <w:sz w:val="18"/>
-          <w:szCs w:val="18"/>
-        </w:rPr>
-        <w:t xml:space="preserve">// 400 - employeeEmail missing or not a valid email</w:t>
-      </w:r>
-    </w:p>
-    <w:p>
-      <w:pPr>
-        <w:spacing w:after="20"/>
-      </w:pPr>
-      <w:r>
-        <w:rPr>
-          <w:rFonts w:ascii="Consolas" w:cs="Consolas" w:eastAsia="Consolas" w:hAnsi="Consolas"/>
-          <w:sz w:val="18"/>
-          <w:szCs w:val="18"/>
-        </w:rPr>
-        <w:t xml:space="preserve">{"success":false,"message":"A valid employeeEmail query parameter is required"}</w:t>
+        <w:pStyle w:val="Heading1"/>
+      </w:pPr>
+      <w:r>
+        <w:t xml:space="preserve">Section D - SAP Export</w:t>
       </w:r>
     </w:p>
     <w:p>
@@ -14985,7 +13897,7 @@
         <w:spacing w:after="120" w:before="300"/>
       </w:pPr>
       <w:r>
-        <w:t xml:space="preserve">15. List products (dashboard)</w:t>
+        <w:t xml:space="preserve">15. SAP - export my orders (daily)</w:t>
       </w:r>
     </w:p>
     <w:p>
@@ -14993,7 +13905,7 @@
         <w:spacing w:after="80"/>
       </w:pPr>
       <w:r>
-        <w:t xml:space="preserve">Same catalog as "Get stock", dashboard-facing alias.</w:t>
+        <w:t xml:space="preserve">Generates a CSV of the caller's own orders and returns its download URL.</w:t>
       </w:r>
     </w:p>
     <w:tbl>
@@ -15042,7 +13954,7 @@
                 <w:sz w:val="20"/>
                 <w:szCs w:val="20"/>
               </w:rPr>
-              <w:t xml:space="preserve">GET</w:t>
+              <w:t xml:space="preserve">POST</w:t>
             </w:r>
           </w:p>
         </w:tc>
@@ -15077,7 +13989,7 @@
                 <w:sz w:val="20"/>
                 <w:szCs w:val="20"/>
               </w:rPr>
-              <w:t xml:space="preserve">http://localhost:8001/api/dashboard/products</w:t>
+              <w:t xml:space="preserve">http://localhost:8001/api/sap/export-daily</w:t>
             </w:r>
           </w:p>
         </w:tc>
@@ -15112,7 +14024,7 @@
                 <w:sz w:val="20"/>
                 <w:szCs w:val="20"/>
               </w:rPr>
-              <w:t xml:space="preserve">x-api-key (MAP_API_KEY) - no login, no Authorization header</w:t>
+              <w:t xml:space="preserve">Bearer JWT</w:t>
             </w:r>
           </w:p>
         </w:tc>
@@ -15147,7 +14059,7 @@
                 <w:sz w:val="20"/>
                 <w:szCs w:val="20"/>
               </w:rPr>
-              <w:t xml:space="preserve">x-api-key: YOUR_MAP_API_KEY</w:t>
+              <w:t xml:space="preserve">Authorization: Bearer TOKEN</w:t>
             </w:r>
           </w:p>
         </w:tc>
@@ -15217,7 +14129,7 @@
                 <w:sz w:val="20"/>
                 <w:szCs w:val="20"/>
               </w:rPr>
-              <w:t xml:space="preserve">Same as Get stock (shopify.js#listProductsCatalog)</w:t>
+              <w:t xml:space="preserve">None</w:t>
             </w:r>
           </w:p>
         </w:tc>
@@ -15247,33 +14159,33 @@
           <w:sz w:val="18"/>
           <w:szCs w:val="18"/>
         </w:rPr>
-        <w:t xml:space="preserve">curl --request GET \</w:t>
-      </w:r>
-    </w:p>
-    <w:p>
-      <w:pPr>
-        <w:spacing w:after="20"/>
-      </w:pPr>
-      <w:r>
-        <w:rPr>
-          <w:rFonts w:ascii="Consolas" w:cs="Consolas" w:eastAsia="Consolas" w:hAnsi="Consolas"/>
-          <w:sz w:val="18"/>
-          <w:szCs w:val="18"/>
-        </w:rPr>
-        <w:t xml:space="preserve">  --url "BASE_URL/api/dashboard/products" \</w:t>
-      </w:r>
-    </w:p>
-    <w:p>
-      <w:pPr>
-        <w:spacing w:after="20"/>
-      </w:pPr>
-      <w:r>
-        <w:rPr>
-          <w:rFonts w:ascii="Consolas" w:cs="Consolas" w:eastAsia="Consolas" w:hAnsi="Consolas"/>
-          <w:sz w:val="18"/>
-          <w:szCs w:val="18"/>
-        </w:rPr>
-        <w:t xml:space="preserve">  --header "x-api-key: YOUR_MAP_API_KEY"</w:t>
+        <w:t xml:space="preserve">curl --request POST \</w:t>
+      </w:r>
+    </w:p>
+    <w:p>
+      <w:pPr>
+        <w:spacing w:after="20"/>
+      </w:pPr>
+      <w:r>
+        <w:rPr>
+          <w:rFonts w:ascii="Consolas" w:cs="Consolas" w:eastAsia="Consolas" w:hAnsi="Consolas"/>
+          <w:sz w:val="18"/>
+          <w:szCs w:val="18"/>
+        </w:rPr>
+        <w:t xml:space="preserve">  --url "BASE_URL/api/sap/export-daily" \</w:t>
+      </w:r>
+    </w:p>
+    <w:p>
+      <w:pPr>
+        <w:spacing w:after="20"/>
+      </w:pPr>
+      <w:r>
+        <w:rPr>
+          <w:rFonts w:ascii="Consolas" w:cs="Consolas" w:eastAsia="Consolas" w:hAnsi="Consolas"/>
+          <w:sz w:val="18"/>
+          <w:szCs w:val="18"/>
+        </w:rPr>
+        <w:t xml:space="preserve">  --header "Authorization: Bearer TOKEN"</w:t>
       </w:r>
     </w:p>
     <w:p>
@@ -15326,137 +14238,33 @@
           <w:sz w:val="18"/>
           <w:szCs w:val="18"/>
         </w:rPr>
-        <w:t xml:space="preserve">  "data": [</w:t>
-      </w:r>
-    </w:p>
-    <w:p>
-      <w:pPr>
-        <w:spacing w:after="20"/>
-      </w:pPr>
-      <w:r>
-        <w:rPr>
-          <w:rFonts w:ascii="Consolas" w:cs="Consolas" w:eastAsia="Consolas" w:hAnsi="Consolas"/>
-          <w:sz w:val="18"/>
-          <w:szCs w:val="18"/>
-        </w:rPr>
-        <w:t xml:space="preserve">    {</w:t>
-      </w:r>
-    </w:p>
-    <w:p>
-      <w:pPr>
-        <w:spacing w:after="20"/>
-      </w:pPr>
-      <w:r>
-        <w:rPr>
-          <w:rFonts w:ascii="Consolas" w:cs="Consolas" w:eastAsia="Consolas" w:hAnsi="Consolas"/>
-          <w:sz w:val="18"/>
-          <w:szCs w:val="18"/>
-        </w:rPr>
-        <w:t xml:space="preserve">      "id": "8123456789012",</w:t>
-      </w:r>
-    </w:p>
-    <w:p>
-      <w:pPr>
-        <w:spacing w:after="20"/>
-      </w:pPr>
-      <w:r>
-        <w:rPr>
-          <w:rFonts w:ascii="Consolas" w:cs="Consolas" w:eastAsia="Consolas" w:hAnsi="Consolas"/>
-          <w:sz w:val="18"/>
-          <w:szCs w:val="18"/>
-        </w:rPr>
-        <w:t xml:space="preserve">      "sku": "SKU",</w:t>
-      </w:r>
-    </w:p>
-    <w:p>
-      <w:pPr>
-        <w:spacing w:after="20"/>
-      </w:pPr>
-      <w:r>
-        <w:rPr>
-          <w:rFonts w:ascii="Consolas" w:cs="Consolas" w:eastAsia="Consolas" w:hAnsi="Consolas"/>
-          <w:sz w:val="18"/>
-          <w:szCs w:val="18"/>
-        </w:rPr>
-        <w:t xml:space="preserve">      "title": "THCM Safety Helmet",</w:t>
-      </w:r>
-    </w:p>
-    <w:p>
-      <w:pPr>
-        <w:spacing w:after="20"/>
-      </w:pPr>
-      <w:r>
-        <w:rPr>
-          <w:rFonts w:ascii="Consolas" w:cs="Consolas" w:eastAsia="Consolas" w:hAnsi="Consolas"/>
-          <w:sz w:val="18"/>
-          <w:szCs w:val="18"/>
-        </w:rPr>
-        <w:t xml:space="preserve">      "category": "Safety Gear",</w:t>
-      </w:r>
-    </w:p>
-    <w:p>
-      <w:pPr>
-        <w:spacing w:after="20"/>
-      </w:pPr>
-      <w:r>
-        <w:rPr>
-          <w:rFonts w:ascii="Consolas" w:cs="Consolas" w:eastAsia="Consolas" w:hAnsi="Consolas"/>
-          <w:sz w:val="18"/>
-          <w:szCs w:val="18"/>
-        </w:rPr>
-        <w:t xml:space="preserve">      "price": "499.00",</w:t>
-      </w:r>
-    </w:p>
-    <w:p>
-      <w:pPr>
-        <w:spacing w:after="20"/>
-      </w:pPr>
-      <w:r>
-        <w:rPr>
-          <w:rFonts w:ascii="Consolas" w:cs="Consolas" w:eastAsia="Consolas" w:hAnsi="Consolas"/>
-          <w:sz w:val="18"/>
-          <w:szCs w:val="18"/>
-        </w:rPr>
-        <w:t xml:space="preserve">      "imageUrl": null,</w:t>
-      </w:r>
-    </w:p>
-    <w:p>
-      <w:pPr>
-        <w:spacing w:after="20"/>
-      </w:pPr>
-      <w:r>
-        <w:rPr>
-          <w:rFonts w:ascii="Consolas" w:cs="Consolas" w:eastAsia="Consolas" w:hAnsi="Consolas"/>
-          <w:sz w:val="18"/>
-          <w:szCs w:val="18"/>
-        </w:rPr>
-        <w:t xml:space="preserve">      "availableQty": 42</w:t>
-      </w:r>
-    </w:p>
-    <w:p>
-      <w:pPr>
-        <w:spacing w:after="20"/>
-      </w:pPr>
-      <w:r>
-        <w:rPr>
-          <w:rFonts w:ascii="Consolas" w:cs="Consolas" w:eastAsia="Consolas" w:hAnsi="Consolas"/>
-          <w:sz w:val="18"/>
-          <w:szCs w:val="18"/>
-        </w:rPr>
-        <w:t xml:space="preserve">    }</w:t>
-      </w:r>
-    </w:p>
-    <w:p>
-      <w:pPr>
-        <w:spacing w:after="20"/>
-      </w:pPr>
-      <w:r>
-        <w:rPr>
-          <w:rFonts w:ascii="Consolas" w:cs="Consolas" w:eastAsia="Consolas" w:hAnsi="Consolas"/>
-          <w:sz w:val="18"/>
-          <w:szCs w:val="18"/>
-        </w:rPr>
-        <w:t xml:space="preserve">  ]</w:t>
+        <w:t xml:space="preserve">  "message": "Exported 3 order(s) for your account",</w:t>
+      </w:r>
+    </w:p>
+    <w:p>
+      <w:pPr>
+        <w:spacing w:after="20"/>
+      </w:pPr>
+      <w:r>
+        <w:rPr>
+          <w:rFonts w:ascii="Consolas" w:cs="Consolas" w:eastAsia="Consolas" w:hAnsi="Consolas"/>
+          <w:sz w:val="18"/>
+          <w:szCs w:val="18"/>
+        </w:rPr>
+        <w:t xml:space="preserve">  "file": "sap-orders-employee-irisidea-com-2026-09-24.csv",</w:t>
+      </w:r>
+    </w:p>
+    <w:p>
+      <w:pPr>
+        <w:spacing w:after="20"/>
+      </w:pPr>
+      <w:r>
+        <w:rPr>
+          <w:rFonts w:ascii="Consolas" w:cs="Consolas" w:eastAsia="Consolas" w:hAnsi="Consolas"/>
+          <w:sz w:val="18"/>
+          <w:szCs w:val="18"/>
+        </w:rPr>
+        <w:t xml:space="preserve">  "downloadUrl": "/exports/sap-orders-employee-irisidea-com-2026-09-24.csv"</w:t>
       </w:r>
     </w:p>
     <w:p>
@@ -15496,20 +14304,20 @@
           <w:sz w:val="18"/>
           <w:szCs w:val="18"/>
         </w:rPr>
-        <w:t xml:space="preserve">// 401 - x-api-key header missing or empty</w:t>
-      </w:r>
-    </w:p>
-    <w:p>
-      <w:pPr>
-        <w:spacing w:after="20"/>
-      </w:pPr>
-      <w:r>
-        <w:rPr>
-          <w:rFonts w:ascii="Consolas" w:cs="Consolas" w:eastAsia="Consolas" w:hAnsi="Consolas"/>
-          <w:sz w:val="18"/>
-          <w:szCs w:val="18"/>
-        </w:rPr>
-        <w:t xml:space="preserve">{"success":false,"message":"API key required"}</w:t>
+        <w:t xml:space="preserve">// 401 - Authorization header missing</w:t>
+      </w:r>
+    </w:p>
+    <w:p>
+      <w:pPr>
+        <w:spacing w:after="20"/>
+      </w:pPr>
+      <w:r>
+        <w:rPr>
+          <w:rFonts w:ascii="Consolas" w:cs="Consolas" w:eastAsia="Consolas" w:hAnsi="Consolas"/>
+          <w:sz w:val="18"/>
+          <w:szCs w:val="18"/>
+        </w:rPr>
+        <w:t xml:space="preserve">{"success":false,"message":"Authentication required"}</w:t>
       </w:r>
     </w:p>
     <w:p>
@@ -15535,67 +14343,20 @@
           <w:sz w:val="18"/>
           <w:szCs w:val="18"/>
         </w:rPr>
-        <w:t xml:space="preserve">// 401 - wrong key (a JWT does not replace the key)</w:t>
-      </w:r>
-    </w:p>
-    <w:p>
-      <w:pPr>
-        <w:spacing w:after="20"/>
-      </w:pPr>
-      <w:r>
-        <w:rPr>
-          <w:rFonts w:ascii="Consolas" w:cs="Consolas" w:eastAsia="Consolas" w:hAnsi="Consolas"/>
-          <w:sz w:val="18"/>
-          <w:szCs w:val="18"/>
-        </w:rPr>
-        <w:t xml:space="preserve">{"success":false,"message":"Invalid API key"}</w:t>
-      </w:r>
-    </w:p>
-    <w:p>
-      <w:pPr>
-        <w:spacing w:after="20"/>
-      </w:pPr>
-      <w:r>
-        <w:rPr>
-          <w:rFonts w:ascii="Consolas" w:cs="Consolas" w:eastAsia="Consolas" w:hAnsi="Consolas"/>
-          <w:sz w:val="18"/>
-          <w:szCs w:val="18"/>
-        </w:rPr>
-        <w:t xml:space="preserve"> </w:t>
-      </w:r>
-    </w:p>
-    <w:p>
-      <w:pPr>
-        <w:spacing w:after="20"/>
-      </w:pPr>
-      <w:r>
-        <w:rPr>
-          <w:rFonts w:ascii="Consolas" w:cs="Consolas" w:eastAsia="Consolas" w:hAnsi="Consolas"/>
-          <w:sz w:val="18"/>
-          <w:szCs w:val="18"/>
-        </w:rPr>
-        <w:t xml:space="preserve">// 503 - server started without MAP_API_KEY (fails closed)</w:t>
-      </w:r>
-    </w:p>
-    <w:p>
-      <w:pPr>
-        <w:spacing w:after="20"/>
-      </w:pPr>
-      <w:r>
-        <w:rPr>
-          <w:rFonts w:ascii="Consolas" w:cs="Consolas" w:eastAsia="Consolas" w:hAnsi="Consolas"/>
-          <w:sz w:val="18"/>
-          <w:szCs w:val="18"/>
-        </w:rPr>
-        <w:t xml:space="preserve">{"success":false,"message":"API key authentication is not configured"}</w:t>
-      </w:r>
-    </w:p>
-    <w:p>
-      <w:pPr>
-        <w:pStyle w:val="Heading1"/>
-      </w:pPr>
-      <w:r>
-        <w:t xml:space="preserve">Section D - SAP Export</w:t>
+        <w:t xml:space="preserve">// 401 - token invalid or expired</w:t>
+      </w:r>
+    </w:p>
+    <w:p>
+      <w:pPr>
+        <w:spacing w:after="20"/>
+      </w:pPr>
+      <w:r>
+        <w:rPr>
+          <w:rFonts w:ascii="Consolas" w:cs="Consolas" w:eastAsia="Consolas" w:hAnsi="Consolas"/>
+          <w:sz w:val="18"/>
+          <w:szCs w:val="18"/>
+        </w:rPr>
+        <w:t xml:space="preserve">{"success":false,"message":"Invalid or expired token"}</w:t>
       </w:r>
     </w:p>
     <w:p>
@@ -15604,7 +14365,7 @@
         <w:spacing w:after="120" w:before="300"/>
       </w:pPr>
       <w:r>
-        <w:t xml:space="preserve">16. SAP - export my orders (daily)</w:t>
+        <w:t xml:space="preserve">16. SAP - list daily exports</w:t>
       </w:r>
     </w:p>
     <w:p>
@@ -15612,7 +14373,7 @@
         <w:spacing w:after="80"/>
       </w:pPr>
       <w:r>
-        <w:t xml:space="preserve">Generates a CSV of the caller's own orders and returns its download URL.</w:t>
+        <w:t xml:space="preserve">The caller's daily export files, newest first (page, pageSize, from, to are optional).</w:t>
       </w:r>
     </w:p>
     <w:tbl>
@@ -15661,7 +14422,7 @@
                 <w:sz w:val="20"/>
                 <w:szCs w:val="20"/>
               </w:rPr>
-              <w:t xml:space="preserve">POST</w:t>
+              <w:t xml:space="preserve">GET</w:t>
             </w:r>
           </w:p>
         </w:tc>
@@ -15696,7 +14457,7 @@
                 <w:sz w:val="20"/>
                 <w:szCs w:val="20"/>
               </w:rPr>
-              <w:t xml:space="preserve">http://localhost:8001/api/sap/export-daily</w:t>
+              <w:t xml:space="preserve">http://localhost:8001/api/sap/daily-exports?page=1&amp;pageSize=10&amp;from=2026-09-01&amp;to=2026-09-30</w:t>
             </w:r>
           </w:p>
         </w:tc>
@@ -15801,7 +14562,7 @@
                 <w:sz w:val="20"/>
                 <w:szCs w:val="20"/>
               </w:rPr>
-              <w:t xml:space="preserve">None</w:t>
+              <w:t xml:space="preserve">Query: page, pageSize, from, to</w:t>
             </w:r>
           </w:p>
         </w:tc>
@@ -15866,20 +14627,20 @@
           <w:sz w:val="18"/>
           <w:szCs w:val="18"/>
         </w:rPr>
-        <w:t xml:space="preserve">curl --request POST \</w:t>
-      </w:r>
-    </w:p>
-    <w:p>
-      <w:pPr>
-        <w:spacing w:after="20"/>
-      </w:pPr>
-      <w:r>
-        <w:rPr>
-          <w:rFonts w:ascii="Consolas" w:cs="Consolas" w:eastAsia="Consolas" w:hAnsi="Consolas"/>
-          <w:sz w:val="18"/>
-          <w:szCs w:val="18"/>
-        </w:rPr>
-        <w:t xml:space="preserve">  --url "BASE_URL/api/sap/export-daily" \</w:t>
+        <w:t xml:space="preserve">curl --request GET \</w:t>
+      </w:r>
+    </w:p>
+    <w:p>
+      <w:pPr>
+        <w:spacing w:after="20"/>
+      </w:pPr>
+      <w:r>
+        <w:rPr>
+          <w:rFonts w:ascii="Consolas" w:cs="Consolas" w:eastAsia="Consolas" w:hAnsi="Consolas"/>
+          <w:sz w:val="18"/>
+          <w:szCs w:val="18"/>
+        </w:rPr>
+        <w:t xml:space="preserve">  --url "BASE_URL/api/sap/daily-exports?page=1&amp;pageSize=10&amp;from=2026-09-01&amp;to=2026-09-30" \</w:t>
       </w:r>
     </w:p>
     <w:p>
@@ -15945,33 +14706,189 @@
           <w:sz w:val="18"/>
           <w:szCs w:val="18"/>
         </w:rPr>
-        <w:t xml:space="preserve">  "message": "Exported 3 order(s) for your account",</w:t>
-      </w:r>
-    </w:p>
-    <w:p>
-      <w:pPr>
-        <w:spacing w:after="20"/>
-      </w:pPr>
-      <w:r>
-        <w:rPr>
-          <w:rFonts w:ascii="Consolas" w:cs="Consolas" w:eastAsia="Consolas" w:hAnsi="Consolas"/>
-          <w:sz w:val="18"/>
-          <w:szCs w:val="18"/>
-        </w:rPr>
-        <w:t xml:space="preserve">  "file": "sap-orders-employee-irisidea-com-2026-09-24.csv",</w:t>
-      </w:r>
-    </w:p>
-    <w:p>
-      <w:pPr>
-        <w:spacing w:after="20"/>
-      </w:pPr>
-      <w:r>
-        <w:rPr>
-          <w:rFonts w:ascii="Consolas" w:cs="Consolas" w:eastAsia="Consolas" w:hAnsi="Consolas"/>
-          <w:sz w:val="18"/>
-          <w:szCs w:val="18"/>
-        </w:rPr>
-        <w:t xml:space="preserve">  "downloadUrl": "/exports/sap-orders-employee-irisidea-com-2026-09-24.csv"</w:t>
+        <w:t xml:space="preserve">  "data": {</w:t>
+      </w:r>
+    </w:p>
+    <w:p>
+      <w:pPr>
+        <w:spacing w:after="20"/>
+      </w:pPr>
+      <w:r>
+        <w:rPr>
+          <w:rFonts w:ascii="Consolas" w:cs="Consolas" w:eastAsia="Consolas" w:hAnsi="Consolas"/>
+          <w:sz w:val="18"/>
+          <w:szCs w:val="18"/>
+        </w:rPr>
+        <w:t xml:space="preserve">    "items": [</w:t>
+      </w:r>
+    </w:p>
+    <w:p>
+      <w:pPr>
+        <w:spacing w:after="20"/>
+      </w:pPr>
+      <w:r>
+        <w:rPr>
+          <w:rFonts w:ascii="Consolas" w:cs="Consolas" w:eastAsia="Consolas" w:hAnsi="Consolas"/>
+          <w:sz w:val="18"/>
+          <w:szCs w:val="18"/>
+        </w:rPr>
+        <w:t xml:space="preserve">      {</w:t>
+      </w:r>
+    </w:p>
+    <w:p>
+      <w:pPr>
+        <w:spacing w:after="20"/>
+      </w:pPr>
+      <w:r>
+        <w:rPr>
+          <w:rFonts w:ascii="Consolas" w:cs="Consolas" w:eastAsia="Consolas" w:hAnsi="Consolas"/>
+          <w:sz w:val="18"/>
+          <w:szCs w:val="18"/>
+        </w:rPr>
+        <w:t xml:space="preserve">        "id": 3,</w:t>
+      </w:r>
+    </w:p>
+    <w:p>
+      <w:pPr>
+        <w:spacing w:after="20"/>
+      </w:pPr>
+      <w:r>
+        <w:rPr>
+          <w:rFonts w:ascii="Consolas" w:cs="Consolas" w:eastAsia="Consolas" w:hAnsi="Consolas"/>
+          <w:sz w:val="18"/>
+          <w:szCs w:val="18"/>
+        </w:rPr>
+        <w:t xml:space="preserve">        "employeeEmail": "employee@irisidea.com",</w:t>
+      </w:r>
+    </w:p>
+    <w:p>
+      <w:pPr>
+        <w:spacing w:after="20"/>
+      </w:pPr>
+      <w:r>
+        <w:rPr>
+          <w:rFonts w:ascii="Consolas" w:cs="Consolas" w:eastAsia="Consolas" w:hAnsi="Consolas"/>
+          <w:sz w:val="18"/>
+          <w:szCs w:val="18"/>
+        </w:rPr>
+        <w:t xml:space="preserve">        "exportDate": "2026-09-24",</w:t>
+      </w:r>
+    </w:p>
+    <w:p>
+      <w:pPr>
+        <w:spacing w:after="20"/>
+      </w:pPr>
+      <w:r>
+        <w:rPr>
+          <w:rFonts w:ascii="Consolas" w:cs="Consolas" w:eastAsia="Consolas" w:hAnsi="Consolas"/>
+          <w:sz w:val="18"/>
+          <w:szCs w:val="18"/>
+        </w:rPr>
+        <w:t xml:space="preserve">        "orderCount": 3,</w:t>
+      </w:r>
+    </w:p>
+    <w:p>
+      <w:pPr>
+        <w:spacing w:after="20"/>
+      </w:pPr>
+      <w:r>
+        <w:rPr>
+          <w:rFonts w:ascii="Consolas" w:cs="Consolas" w:eastAsia="Consolas" w:hAnsi="Consolas"/>
+          <w:sz w:val="18"/>
+          <w:szCs w:val="18"/>
+        </w:rPr>
+        <w:t xml:space="preserve">        "fileName": "daily-orders-employee-irisidea-com-2026-09-24.csv"</w:t>
+      </w:r>
+    </w:p>
+    <w:p>
+      <w:pPr>
+        <w:spacing w:after="20"/>
+      </w:pPr>
+      <w:r>
+        <w:rPr>
+          <w:rFonts w:ascii="Consolas" w:cs="Consolas" w:eastAsia="Consolas" w:hAnsi="Consolas"/>
+          <w:sz w:val="18"/>
+          <w:szCs w:val="18"/>
+        </w:rPr>
+        <w:t xml:space="preserve">      }</w:t>
+      </w:r>
+    </w:p>
+    <w:p>
+      <w:pPr>
+        <w:spacing w:after="20"/>
+      </w:pPr>
+      <w:r>
+        <w:rPr>
+          <w:rFonts w:ascii="Consolas" w:cs="Consolas" w:eastAsia="Consolas" w:hAnsi="Consolas"/>
+          <w:sz w:val="18"/>
+          <w:szCs w:val="18"/>
+        </w:rPr>
+        <w:t xml:space="preserve">    ],</w:t>
+      </w:r>
+    </w:p>
+    <w:p>
+      <w:pPr>
+        <w:spacing w:after="20"/>
+      </w:pPr>
+      <w:r>
+        <w:rPr>
+          <w:rFonts w:ascii="Consolas" w:cs="Consolas" w:eastAsia="Consolas" w:hAnsi="Consolas"/>
+          <w:sz w:val="18"/>
+          <w:szCs w:val="18"/>
+        </w:rPr>
+        <w:t xml:space="preserve">    "page": 1,</w:t>
+      </w:r>
+    </w:p>
+    <w:p>
+      <w:pPr>
+        <w:spacing w:after="20"/>
+      </w:pPr>
+      <w:r>
+        <w:rPr>
+          <w:rFonts w:ascii="Consolas" w:cs="Consolas" w:eastAsia="Consolas" w:hAnsi="Consolas"/>
+          <w:sz w:val="18"/>
+          <w:szCs w:val="18"/>
+        </w:rPr>
+        <w:t xml:space="preserve">    "pageSize": 10,</w:t>
+      </w:r>
+    </w:p>
+    <w:p>
+      <w:pPr>
+        <w:spacing w:after="20"/>
+      </w:pPr>
+      <w:r>
+        <w:rPr>
+          <w:rFonts w:ascii="Consolas" w:cs="Consolas" w:eastAsia="Consolas" w:hAnsi="Consolas"/>
+          <w:sz w:val="18"/>
+          <w:szCs w:val="18"/>
+        </w:rPr>
+        <w:t xml:space="preserve">    "total": 1,</w:t>
+      </w:r>
+    </w:p>
+    <w:p>
+      <w:pPr>
+        <w:spacing w:after="20"/>
+      </w:pPr>
+      <w:r>
+        <w:rPr>
+          <w:rFonts w:ascii="Consolas" w:cs="Consolas" w:eastAsia="Consolas" w:hAnsi="Consolas"/>
+          <w:sz w:val="18"/>
+          <w:szCs w:val="18"/>
+        </w:rPr>
+        <w:t xml:space="preserve">    "totalPages": 1</w:t>
+      </w:r>
+    </w:p>
+    <w:p>
+      <w:pPr>
+        <w:spacing w:after="20"/>
+      </w:pPr>
+      <w:r>
+        <w:rPr>
+          <w:rFonts w:ascii="Consolas" w:cs="Consolas" w:eastAsia="Consolas" w:hAnsi="Consolas"/>
+          <w:sz w:val="18"/>
+          <w:szCs w:val="18"/>
+        </w:rPr>
+        <w:t xml:space="preserve">  }</w:t>
       </w:r>
     </w:p>
     <w:p>
@@ -16072,7 +14989,7 @@
         <w:spacing w:after="120" w:before="300"/>
       </w:pPr>
       <w:r>
-        <w:t xml:space="preserve">17. SAP - list daily exports</w:t>
+        <w:t xml:space="preserve">17. SAP - view a daily export</w:t>
       </w:r>
     </w:p>
     <w:p>
@@ -16080,7 +14997,7 @@
         <w:spacing w:after="80"/>
       </w:pPr>
       <w:r>
-        <w:t xml:space="preserve">The caller's daily export files, newest first (page, pageSize, from, to are optional).</w:t>
+        <w:t xml:space="preserve">The export file parsed into columns and rows.</w:t>
       </w:r>
     </w:p>
     <w:tbl>
@@ -16164,7 +15081,7 @@
                 <w:sz w:val="20"/>
                 <w:szCs w:val="20"/>
               </w:rPr>
-              <w:t xml:space="preserve">http://localhost:8001/api/sap/daily-exports?page=1&amp;pageSize=10&amp;from=2026-09-01&amp;to=2026-09-30</w:t>
+              <w:t xml:space="preserve">http://localhost:8001/api/sap/daily-exports/EXPORT_ID/view</w:t>
             </w:r>
           </w:p>
         </w:tc>
@@ -16269,7 +15186,7 @@
                 <w:sz w:val="20"/>
                 <w:szCs w:val="20"/>
               </w:rPr>
-              <w:t xml:space="preserve">Query: page, pageSize, from, to</w:t>
+              <w:t xml:space="preserve">Path param: id - the daily export id</w:t>
             </w:r>
           </w:p>
         </w:tc>
@@ -16347,7 +15264,7 @@
           <w:sz w:val="18"/>
           <w:szCs w:val="18"/>
         </w:rPr>
-        <w:t xml:space="preserve">  --url "BASE_URL/api/sap/daily-exports?page=1&amp;pageSize=10&amp;from=2026-09-01&amp;to=2026-09-30" \</w:t>
+        <w:t xml:space="preserve">  --url "BASE_URL/api/sap/daily-exports/EXPORT_ID/view" \</w:t>
       </w:r>
     </w:p>
     <w:p>
@@ -16426,98 +15343,85 @@
           <w:sz w:val="18"/>
           <w:szCs w:val="18"/>
         </w:rPr>
-        <w:t xml:space="preserve">    "items": [</w:t>
-      </w:r>
-    </w:p>
-    <w:p>
-      <w:pPr>
-        <w:spacing w:after="20"/>
-      </w:pPr>
-      <w:r>
-        <w:rPr>
-          <w:rFonts w:ascii="Consolas" w:cs="Consolas" w:eastAsia="Consolas" w:hAnsi="Consolas"/>
-          <w:sz w:val="18"/>
-          <w:szCs w:val="18"/>
-        </w:rPr>
-        <w:t xml:space="preserve">      {</w:t>
-      </w:r>
-    </w:p>
-    <w:p>
-      <w:pPr>
-        <w:spacing w:after="20"/>
-      </w:pPr>
-      <w:r>
-        <w:rPr>
-          <w:rFonts w:ascii="Consolas" w:cs="Consolas" w:eastAsia="Consolas" w:hAnsi="Consolas"/>
-          <w:sz w:val="18"/>
-          <w:szCs w:val="18"/>
-        </w:rPr>
-        <w:t xml:space="preserve">        "id": 3,</w:t>
-      </w:r>
-    </w:p>
-    <w:p>
-      <w:pPr>
-        <w:spacing w:after="20"/>
-      </w:pPr>
-      <w:r>
-        <w:rPr>
-          <w:rFonts w:ascii="Consolas" w:cs="Consolas" w:eastAsia="Consolas" w:hAnsi="Consolas"/>
-          <w:sz w:val="18"/>
-          <w:szCs w:val="18"/>
-        </w:rPr>
-        <w:t xml:space="preserve">        "employeeEmail": "employee@irisidea.com",</w:t>
-      </w:r>
-    </w:p>
-    <w:p>
-      <w:pPr>
-        <w:spacing w:after="20"/>
-      </w:pPr>
-      <w:r>
-        <w:rPr>
-          <w:rFonts w:ascii="Consolas" w:cs="Consolas" w:eastAsia="Consolas" w:hAnsi="Consolas"/>
-          <w:sz w:val="18"/>
-          <w:szCs w:val="18"/>
-        </w:rPr>
-        <w:t xml:space="preserve">        "exportDate": "2026-09-24",</w:t>
-      </w:r>
-    </w:p>
-    <w:p>
-      <w:pPr>
-        <w:spacing w:after="20"/>
-      </w:pPr>
-      <w:r>
-        <w:rPr>
-          <w:rFonts w:ascii="Consolas" w:cs="Consolas" w:eastAsia="Consolas" w:hAnsi="Consolas"/>
-          <w:sz w:val="18"/>
-          <w:szCs w:val="18"/>
-        </w:rPr>
-        <w:t xml:space="preserve">        "orderCount": 3,</w:t>
-      </w:r>
-    </w:p>
-    <w:p>
-      <w:pPr>
-        <w:spacing w:after="20"/>
-      </w:pPr>
-      <w:r>
-        <w:rPr>
-          <w:rFonts w:ascii="Consolas" w:cs="Consolas" w:eastAsia="Consolas" w:hAnsi="Consolas"/>
-          <w:sz w:val="18"/>
-          <w:szCs w:val="18"/>
-        </w:rPr>
-        <w:t xml:space="preserve">        "fileName": "daily-orders-employee-irisidea-com-2026-09-24.csv"</w:t>
-      </w:r>
-    </w:p>
-    <w:p>
-      <w:pPr>
-        <w:spacing w:after="20"/>
-      </w:pPr>
-      <w:r>
-        <w:rPr>
-          <w:rFonts w:ascii="Consolas" w:cs="Consolas" w:eastAsia="Consolas" w:hAnsi="Consolas"/>
-          <w:sz w:val="18"/>
-          <w:szCs w:val="18"/>
-        </w:rPr>
-        <w:t xml:space="preserve">      }</w:t>
+        <w:t xml:space="preserve">    "id": 3,</w:t>
+      </w:r>
+    </w:p>
+    <w:p>
+      <w:pPr>
+        <w:spacing w:after="20"/>
+      </w:pPr>
+      <w:r>
+        <w:rPr>
+          <w:rFonts w:ascii="Consolas" w:cs="Consolas" w:eastAsia="Consolas" w:hAnsi="Consolas"/>
+          <w:sz w:val="18"/>
+          <w:szCs w:val="18"/>
+        </w:rPr>
+        <w:t xml:space="preserve">    "exportDate": "2026-09-24",</w:t>
+      </w:r>
+    </w:p>
+    <w:p>
+      <w:pPr>
+        <w:spacing w:after="20"/>
+      </w:pPr>
+      <w:r>
+        <w:rPr>
+          <w:rFonts w:ascii="Consolas" w:cs="Consolas" w:eastAsia="Consolas" w:hAnsi="Consolas"/>
+          <w:sz w:val="18"/>
+          <w:szCs w:val="18"/>
+        </w:rPr>
+        <w:t xml:space="preserve">    "orderCount": 3,</w:t>
+      </w:r>
+    </w:p>
+    <w:p>
+      <w:pPr>
+        <w:spacing w:after="20"/>
+      </w:pPr>
+      <w:r>
+        <w:rPr>
+          <w:rFonts w:ascii="Consolas" w:cs="Consolas" w:eastAsia="Consolas" w:hAnsi="Consolas"/>
+          <w:sz w:val="18"/>
+          <w:szCs w:val="18"/>
+        </w:rPr>
+        <w:t xml:space="preserve">    "fileName": "daily-orders-employee-irisidea-com-2026-09-24.csv",</w:t>
+      </w:r>
+    </w:p>
+    <w:p>
+      <w:pPr>
+        <w:spacing w:after="20"/>
+      </w:pPr>
+      <w:r>
+        <w:rPr>
+          <w:rFonts w:ascii="Consolas" w:cs="Consolas" w:eastAsia="Consolas" w:hAnsi="Consolas"/>
+          <w:sz w:val="18"/>
+          <w:szCs w:val="18"/>
+        </w:rPr>
+        <w:t xml:space="preserve">    "columns": [</w:t>
+      </w:r>
+    </w:p>
+    <w:p>
+      <w:pPr>
+        <w:spacing w:after="20"/>
+      </w:pPr>
+      <w:r>
+        <w:rPr>
+          <w:rFonts w:ascii="Consolas" w:cs="Consolas" w:eastAsia="Consolas" w:hAnsi="Consolas"/>
+          <w:sz w:val="18"/>
+          <w:szCs w:val="18"/>
+        </w:rPr>
+        <w:t xml:space="preserve">      "Order ID",</w:t>
+      </w:r>
+    </w:p>
+    <w:p>
+      <w:pPr>
+        <w:spacing w:after="20"/>
+      </w:pPr>
+      <w:r>
+        <w:rPr>
+          <w:rFonts w:ascii="Consolas" w:cs="Consolas" w:eastAsia="Consolas" w:hAnsi="Consolas"/>
+          <w:sz w:val="18"/>
+          <w:szCs w:val="18"/>
+        </w:rPr>
+        <w:t xml:space="preserve">      "Status"</w:t>
       </w:r>
     </w:p>
     <w:p>
@@ -16543,46 +15447,72 @@
           <w:sz w:val="18"/>
           <w:szCs w:val="18"/>
         </w:rPr>
-        <w:t xml:space="preserve">    "page": 1,</w:t>
-      </w:r>
-    </w:p>
-    <w:p>
-      <w:pPr>
-        <w:spacing w:after="20"/>
-      </w:pPr>
-      <w:r>
-        <w:rPr>
-          <w:rFonts w:ascii="Consolas" w:cs="Consolas" w:eastAsia="Consolas" w:hAnsi="Consolas"/>
-          <w:sz w:val="18"/>
-          <w:szCs w:val="18"/>
-        </w:rPr>
-        <w:t xml:space="preserve">    "pageSize": 10,</w:t>
-      </w:r>
-    </w:p>
-    <w:p>
-      <w:pPr>
-        <w:spacing w:after="20"/>
-      </w:pPr>
-      <w:r>
-        <w:rPr>
-          <w:rFonts w:ascii="Consolas" w:cs="Consolas" w:eastAsia="Consolas" w:hAnsi="Consolas"/>
-          <w:sz w:val="18"/>
-          <w:szCs w:val="18"/>
-        </w:rPr>
-        <w:t xml:space="preserve">    "total": 1,</w:t>
-      </w:r>
-    </w:p>
-    <w:p>
-      <w:pPr>
-        <w:spacing w:after="20"/>
-      </w:pPr>
-      <w:r>
-        <w:rPr>
-          <w:rFonts w:ascii="Consolas" w:cs="Consolas" w:eastAsia="Consolas" w:hAnsi="Consolas"/>
-          <w:sz w:val="18"/>
-          <w:szCs w:val="18"/>
-        </w:rPr>
-        <w:t xml:space="preserve">    "totalPages": 1</w:t>
+        <w:t xml:space="preserve">    "rows": [</w:t>
+      </w:r>
+    </w:p>
+    <w:p>
+      <w:pPr>
+        <w:spacing w:after="20"/>
+      </w:pPr>
+      <w:r>
+        <w:rPr>
+          <w:rFonts w:ascii="Consolas" w:cs="Consolas" w:eastAsia="Consolas" w:hAnsi="Consolas"/>
+          <w:sz w:val="18"/>
+          <w:szCs w:val="18"/>
+        </w:rPr>
+        <w:t xml:space="preserve">      [</w:t>
+      </w:r>
+    </w:p>
+    <w:p>
+      <w:pPr>
+        <w:spacing w:after="20"/>
+      </w:pPr>
+      <w:r>
+        <w:rPr>
+          <w:rFonts w:ascii="Consolas" w:cs="Consolas" w:eastAsia="Consolas" w:hAnsi="Consolas"/>
+          <w:sz w:val="18"/>
+          <w:szCs w:val="18"/>
+        </w:rPr>
+        <w:t xml:space="preserve">        "5123456789",</w:t>
+      </w:r>
+    </w:p>
+    <w:p>
+      <w:pPr>
+        <w:spacing w:after="20"/>
+      </w:pPr>
+      <w:r>
+        <w:rPr>
+          <w:rFonts w:ascii="Consolas" w:cs="Consolas" w:eastAsia="Consolas" w:hAnsi="Consolas"/>
+          <w:sz w:val="18"/>
+          <w:szCs w:val="18"/>
+        </w:rPr>
+        <w:t xml:space="preserve">        "open"</w:t>
+      </w:r>
+    </w:p>
+    <w:p>
+      <w:pPr>
+        <w:spacing w:after="20"/>
+      </w:pPr>
+      <w:r>
+        <w:rPr>
+          <w:rFonts w:ascii="Consolas" w:cs="Consolas" w:eastAsia="Consolas" w:hAnsi="Consolas"/>
+          <w:sz w:val="18"/>
+          <w:szCs w:val="18"/>
+        </w:rPr>
+        <w:t xml:space="preserve">      ]</w:t>
+      </w:r>
+    </w:p>
+    <w:p>
+      <w:pPr>
+        <w:spacing w:after="20"/>
+      </w:pPr>
+      <w:r>
+        <w:rPr>
+          <w:rFonts w:ascii="Consolas" w:cs="Consolas" w:eastAsia="Consolas" w:hAnsi="Consolas"/>
+          <w:sz w:val="18"/>
+          <w:szCs w:val="18"/>
+        </w:rPr>
+        <w:t xml:space="preserve">    ]</w:t>
       </w:r>
     </w:p>
     <w:p>
@@ -16692,11 +15622,128 @@
     </w:p>
     <w:p>
       <w:pPr>
+        <w:spacing w:after="20"/>
+      </w:pPr>
+      <w:r>
+        <w:rPr>
+          <w:rFonts w:ascii="Consolas" w:cs="Consolas" w:eastAsia="Consolas" w:hAnsi="Consolas"/>
+          <w:sz w:val="18"/>
+          <w:szCs w:val="18"/>
+        </w:rPr>
+        <w:t xml:space="preserve"> </w:t>
+      </w:r>
+    </w:p>
+    <w:p>
+      <w:pPr>
+        <w:spacing w:after="20"/>
+      </w:pPr>
+      <w:r>
+        <w:rPr>
+          <w:rFonts w:ascii="Consolas" w:cs="Consolas" w:eastAsia="Consolas" w:hAnsi="Consolas"/>
+          <w:sz w:val="18"/>
+          <w:szCs w:val="18"/>
+        </w:rPr>
+        <w:t xml:space="preserve">// 403 - export belongs to another employee</w:t>
+      </w:r>
+    </w:p>
+    <w:p>
+      <w:pPr>
+        <w:spacing w:after="20"/>
+      </w:pPr>
+      <w:r>
+        <w:rPr>
+          <w:rFonts w:ascii="Consolas" w:cs="Consolas" w:eastAsia="Consolas" w:hAnsi="Consolas"/>
+          <w:sz w:val="18"/>
+          <w:szCs w:val="18"/>
+        </w:rPr>
+        <w:t xml:space="preserve">{"success":false,"message":"You are not authorized to access this export"}</w:t>
+      </w:r>
+    </w:p>
+    <w:p>
+      <w:pPr>
+        <w:spacing w:after="20"/>
+      </w:pPr>
+      <w:r>
+        <w:rPr>
+          <w:rFonts w:ascii="Consolas" w:cs="Consolas" w:eastAsia="Consolas" w:hAnsi="Consolas"/>
+          <w:sz w:val="18"/>
+          <w:szCs w:val="18"/>
+        </w:rPr>
+        <w:t xml:space="preserve"> </w:t>
+      </w:r>
+    </w:p>
+    <w:p>
+      <w:pPr>
+        <w:spacing w:after="20"/>
+      </w:pPr>
+      <w:r>
+        <w:rPr>
+          <w:rFonts w:ascii="Consolas" w:cs="Consolas" w:eastAsia="Consolas" w:hAnsi="Consolas"/>
+          <w:sz w:val="18"/>
+          <w:szCs w:val="18"/>
+        </w:rPr>
+        <w:t xml:space="preserve">// 404 - unknown id</w:t>
+      </w:r>
+    </w:p>
+    <w:p>
+      <w:pPr>
+        <w:spacing w:after="20"/>
+      </w:pPr>
+      <w:r>
+        <w:rPr>
+          <w:rFonts w:ascii="Consolas" w:cs="Consolas" w:eastAsia="Consolas" w:hAnsi="Consolas"/>
+          <w:sz w:val="18"/>
+          <w:szCs w:val="18"/>
+        </w:rPr>
+        <w:t xml:space="preserve">{"success":false,"message":"Export not found"}</w:t>
+      </w:r>
+    </w:p>
+    <w:p>
+      <w:pPr>
+        <w:spacing w:after="20"/>
+      </w:pPr>
+      <w:r>
+        <w:rPr>
+          <w:rFonts w:ascii="Consolas" w:cs="Consolas" w:eastAsia="Consolas" w:hAnsi="Consolas"/>
+          <w:sz w:val="18"/>
+          <w:szCs w:val="18"/>
+        </w:rPr>
+        <w:t xml:space="preserve"> </w:t>
+      </w:r>
+    </w:p>
+    <w:p>
+      <w:pPr>
+        <w:spacing w:after="20"/>
+      </w:pPr>
+      <w:r>
+        <w:rPr>
+          <w:rFonts w:ascii="Consolas" w:cs="Consolas" w:eastAsia="Consolas" w:hAnsi="Consolas"/>
+          <w:sz w:val="18"/>
+          <w:szCs w:val="18"/>
+        </w:rPr>
+        <w:t xml:space="preserve">// 410 - file deleted from disk</w:t>
+      </w:r>
+    </w:p>
+    <w:p>
+      <w:pPr>
+        <w:spacing w:after="20"/>
+      </w:pPr>
+      <w:r>
+        <w:rPr>
+          <w:rFonts w:ascii="Consolas" w:cs="Consolas" w:eastAsia="Consolas" w:hAnsi="Consolas"/>
+          <w:sz w:val="18"/>
+          <w:szCs w:val="18"/>
+        </w:rPr>
+        <w:t xml:space="preserve">{"success":false,"message":"Export file is no longer available on disk"}</w:t>
+      </w:r>
+    </w:p>
+    <w:p>
+      <w:pPr>
         <w:pStyle w:val="Heading2"/>
         <w:spacing w:after="120" w:before="300"/>
       </w:pPr>
       <w:r>
-        <w:t xml:space="preserve">18. SAP - view a daily export</w:t>
+        <w:t xml:space="preserve">18. SAP - download a daily export</w:t>
       </w:r>
     </w:p>
     <w:p>
@@ -16704,7 +15751,7 @@
         <w:spacing w:after="80"/>
       </w:pPr>
       <w:r>
-        <w:t xml:space="preserve">The export file parsed into columns and rows.</w:t>
+        <w:t xml:space="preserve">Downloads the CSV file.</w:t>
       </w:r>
     </w:p>
     <w:tbl>
@@ -16788,7 +15835,7 @@
                 <w:sz w:val="20"/>
                 <w:szCs w:val="20"/>
               </w:rPr>
-              <w:t xml:space="preserve">http://localhost:8001/api/sap/daily-exports/EXPORT_ID/view</w:t>
+              <w:t xml:space="preserve">http://localhost:8001/api/sap/daily-exports/EXPORT_ID/download</w:t>
             </w:r>
           </w:p>
         </w:tc>
@@ -16971,20 +16018,33 @@
           <w:sz w:val="18"/>
           <w:szCs w:val="18"/>
         </w:rPr>
-        <w:t xml:space="preserve">  --url "BASE_URL/api/sap/daily-exports/EXPORT_ID/view" \</w:t>
-      </w:r>
-    </w:p>
-    <w:p>
-      <w:pPr>
-        <w:spacing w:after="20"/>
-      </w:pPr>
-      <w:r>
-        <w:rPr>
-          <w:rFonts w:ascii="Consolas" w:cs="Consolas" w:eastAsia="Consolas" w:hAnsi="Consolas"/>
-          <w:sz w:val="18"/>
-          <w:szCs w:val="18"/>
-        </w:rPr>
-        <w:t xml:space="preserve">  --header "Authorization: Bearer TOKEN"</w:t>
+        <w:t xml:space="preserve">  --url "BASE_URL/api/sap/daily-exports/EXPORT_ID/download" \</w:t>
+      </w:r>
+    </w:p>
+    <w:p>
+      <w:pPr>
+        <w:spacing w:after="20"/>
+      </w:pPr>
+      <w:r>
+        <w:rPr>
+          <w:rFonts w:ascii="Consolas" w:cs="Consolas" w:eastAsia="Consolas" w:hAnsi="Consolas"/>
+          <w:sz w:val="18"/>
+          <w:szCs w:val="18"/>
+        </w:rPr>
+        <w:t xml:space="preserve">  --header "Authorization: Bearer TOKEN" \</w:t>
+      </w:r>
+    </w:p>
+    <w:p>
+      <w:pPr>
+        <w:spacing w:after="20"/>
+      </w:pPr>
+      <w:r>
+        <w:rPr>
+          <w:rFonts w:ascii="Consolas" w:cs="Consolas" w:eastAsia="Consolas" w:hAnsi="Consolas"/>
+          <w:sz w:val="18"/>
+          <w:szCs w:val="18"/>
+        </w:rPr>
+        <w:t xml:space="preserve">  --output export.csv</w:t>
       </w:r>
     </w:p>
     <w:p>
@@ -17011,241 +16071,7 @@
           <w:sz w:val="18"/>
           <w:szCs w:val="18"/>
         </w:rPr>
-        <w:t xml:space="preserve">{</w:t>
-      </w:r>
-    </w:p>
-    <w:p>
-      <w:pPr>
-        <w:spacing w:after="20"/>
-      </w:pPr>
-      <w:r>
-        <w:rPr>
-          <w:rFonts w:ascii="Consolas" w:cs="Consolas" w:eastAsia="Consolas" w:hAnsi="Consolas"/>
-          <w:sz w:val="18"/>
-          <w:szCs w:val="18"/>
-        </w:rPr>
-        <w:t xml:space="preserve">  "success": true,</w:t>
-      </w:r>
-    </w:p>
-    <w:p>
-      <w:pPr>
-        <w:spacing w:after="20"/>
-      </w:pPr>
-      <w:r>
-        <w:rPr>
-          <w:rFonts w:ascii="Consolas" w:cs="Consolas" w:eastAsia="Consolas" w:hAnsi="Consolas"/>
-          <w:sz w:val="18"/>
-          <w:szCs w:val="18"/>
-        </w:rPr>
-        <w:t xml:space="preserve">  "data": {</w:t>
-      </w:r>
-    </w:p>
-    <w:p>
-      <w:pPr>
-        <w:spacing w:after="20"/>
-      </w:pPr>
-      <w:r>
-        <w:rPr>
-          <w:rFonts w:ascii="Consolas" w:cs="Consolas" w:eastAsia="Consolas" w:hAnsi="Consolas"/>
-          <w:sz w:val="18"/>
-          <w:szCs w:val="18"/>
-        </w:rPr>
-        <w:t xml:space="preserve">    "id": 3,</w:t>
-      </w:r>
-    </w:p>
-    <w:p>
-      <w:pPr>
-        <w:spacing w:after="20"/>
-      </w:pPr>
-      <w:r>
-        <w:rPr>
-          <w:rFonts w:ascii="Consolas" w:cs="Consolas" w:eastAsia="Consolas" w:hAnsi="Consolas"/>
-          <w:sz w:val="18"/>
-          <w:szCs w:val="18"/>
-        </w:rPr>
-        <w:t xml:space="preserve">    "exportDate": "2026-09-24",</w:t>
-      </w:r>
-    </w:p>
-    <w:p>
-      <w:pPr>
-        <w:spacing w:after="20"/>
-      </w:pPr>
-      <w:r>
-        <w:rPr>
-          <w:rFonts w:ascii="Consolas" w:cs="Consolas" w:eastAsia="Consolas" w:hAnsi="Consolas"/>
-          <w:sz w:val="18"/>
-          <w:szCs w:val="18"/>
-        </w:rPr>
-        <w:t xml:space="preserve">    "orderCount": 3,</w:t>
-      </w:r>
-    </w:p>
-    <w:p>
-      <w:pPr>
-        <w:spacing w:after="20"/>
-      </w:pPr>
-      <w:r>
-        <w:rPr>
-          <w:rFonts w:ascii="Consolas" w:cs="Consolas" w:eastAsia="Consolas" w:hAnsi="Consolas"/>
-          <w:sz w:val="18"/>
-          <w:szCs w:val="18"/>
-        </w:rPr>
-        <w:t xml:space="preserve">    "fileName": "daily-orders-employee-irisidea-com-2026-09-24.csv",</w:t>
-      </w:r>
-    </w:p>
-    <w:p>
-      <w:pPr>
-        <w:spacing w:after="20"/>
-      </w:pPr>
-      <w:r>
-        <w:rPr>
-          <w:rFonts w:ascii="Consolas" w:cs="Consolas" w:eastAsia="Consolas" w:hAnsi="Consolas"/>
-          <w:sz w:val="18"/>
-          <w:szCs w:val="18"/>
-        </w:rPr>
-        <w:t xml:space="preserve">    "columns": [</w:t>
-      </w:r>
-    </w:p>
-    <w:p>
-      <w:pPr>
-        <w:spacing w:after="20"/>
-      </w:pPr>
-      <w:r>
-        <w:rPr>
-          <w:rFonts w:ascii="Consolas" w:cs="Consolas" w:eastAsia="Consolas" w:hAnsi="Consolas"/>
-          <w:sz w:val="18"/>
-          <w:szCs w:val="18"/>
-        </w:rPr>
-        <w:t xml:space="preserve">      "Order ID",</w:t>
-      </w:r>
-    </w:p>
-    <w:p>
-      <w:pPr>
-        <w:spacing w:after="20"/>
-      </w:pPr>
-      <w:r>
-        <w:rPr>
-          <w:rFonts w:ascii="Consolas" w:cs="Consolas" w:eastAsia="Consolas" w:hAnsi="Consolas"/>
-          <w:sz w:val="18"/>
-          <w:szCs w:val="18"/>
-        </w:rPr>
-        <w:t xml:space="preserve">      "Status"</w:t>
-      </w:r>
-    </w:p>
-    <w:p>
-      <w:pPr>
-        <w:spacing w:after="20"/>
-      </w:pPr>
-      <w:r>
-        <w:rPr>
-          <w:rFonts w:ascii="Consolas" w:cs="Consolas" w:eastAsia="Consolas" w:hAnsi="Consolas"/>
-          <w:sz w:val="18"/>
-          <w:szCs w:val="18"/>
-        </w:rPr>
-        <w:t xml:space="preserve">    ],</w:t>
-      </w:r>
-    </w:p>
-    <w:p>
-      <w:pPr>
-        <w:spacing w:after="20"/>
-      </w:pPr>
-      <w:r>
-        <w:rPr>
-          <w:rFonts w:ascii="Consolas" w:cs="Consolas" w:eastAsia="Consolas" w:hAnsi="Consolas"/>
-          <w:sz w:val="18"/>
-          <w:szCs w:val="18"/>
-        </w:rPr>
-        <w:t xml:space="preserve">    "rows": [</w:t>
-      </w:r>
-    </w:p>
-    <w:p>
-      <w:pPr>
-        <w:spacing w:after="20"/>
-      </w:pPr>
-      <w:r>
-        <w:rPr>
-          <w:rFonts w:ascii="Consolas" w:cs="Consolas" w:eastAsia="Consolas" w:hAnsi="Consolas"/>
-          <w:sz w:val="18"/>
-          <w:szCs w:val="18"/>
-        </w:rPr>
-        <w:t xml:space="preserve">      [</w:t>
-      </w:r>
-    </w:p>
-    <w:p>
-      <w:pPr>
-        <w:spacing w:after="20"/>
-      </w:pPr>
-      <w:r>
-        <w:rPr>
-          <w:rFonts w:ascii="Consolas" w:cs="Consolas" w:eastAsia="Consolas" w:hAnsi="Consolas"/>
-          <w:sz w:val="18"/>
-          <w:szCs w:val="18"/>
-        </w:rPr>
-        <w:t xml:space="preserve">        "5123456789",</w:t>
-      </w:r>
-    </w:p>
-    <w:p>
-      <w:pPr>
-        <w:spacing w:after="20"/>
-      </w:pPr>
-      <w:r>
-        <w:rPr>
-          <w:rFonts w:ascii="Consolas" w:cs="Consolas" w:eastAsia="Consolas" w:hAnsi="Consolas"/>
-          <w:sz w:val="18"/>
-          <w:szCs w:val="18"/>
-        </w:rPr>
-        <w:t xml:space="preserve">        "open"</w:t>
-      </w:r>
-    </w:p>
-    <w:p>
-      <w:pPr>
-        <w:spacing w:after="20"/>
-      </w:pPr>
-      <w:r>
-        <w:rPr>
-          <w:rFonts w:ascii="Consolas" w:cs="Consolas" w:eastAsia="Consolas" w:hAnsi="Consolas"/>
-          <w:sz w:val="18"/>
-          <w:szCs w:val="18"/>
-        </w:rPr>
-        <w:t xml:space="preserve">      ]</w:t>
-      </w:r>
-    </w:p>
-    <w:p>
-      <w:pPr>
-        <w:spacing w:after="20"/>
-      </w:pPr>
-      <w:r>
-        <w:rPr>
-          <w:rFonts w:ascii="Consolas" w:cs="Consolas" w:eastAsia="Consolas" w:hAnsi="Consolas"/>
-          <w:sz w:val="18"/>
-          <w:szCs w:val="18"/>
-        </w:rPr>
-        <w:t xml:space="preserve">    ]</w:t>
-      </w:r>
-    </w:p>
-    <w:p>
-      <w:pPr>
-        <w:spacing w:after="20"/>
-      </w:pPr>
-      <w:r>
-        <w:rPr>
-          <w:rFonts w:ascii="Consolas" w:cs="Consolas" w:eastAsia="Consolas" w:hAnsi="Consolas"/>
-          <w:sz w:val="18"/>
-          <w:szCs w:val="18"/>
-        </w:rPr>
-        <w:t xml:space="preserve">  }</w:t>
-      </w:r>
-    </w:p>
-    <w:p>
-      <w:pPr>
-        <w:spacing w:after="20"/>
-      </w:pPr>
-      <w:r>
-        <w:rPr>
-          <w:rFonts w:ascii="Consolas" w:cs="Consolas" w:eastAsia="Consolas" w:hAnsi="Consolas"/>
-          <w:sz w:val="18"/>
-          <w:szCs w:val="18"/>
-        </w:rPr>
-        <w:t xml:space="preserve">}</w:t>
+        <w:t xml:space="preserve">200 OK - the CSV file (Content-Disposition: attachment)</w:t>
       </w:r>
     </w:p>
     <w:p>
@@ -17450,7 +16276,7 @@
         <w:spacing w:after="120" w:before="300"/>
       </w:pPr>
       <w:r>
-        <w:t xml:space="preserve">19. SAP - download a daily export</w:t>
+        <w:t xml:space="preserve">19. SAP - delete a daily export</w:t>
       </w:r>
     </w:p>
     <w:p>
@@ -17458,7 +16284,7 @@
         <w:spacing w:after="80"/>
       </w:pPr>
       <w:r>
-        <w:t xml:space="preserve">Downloads the CSV file.</w:t>
+        <w:t xml:space="preserve">Deletes the export record and its file.</w:t>
       </w:r>
     </w:p>
     <w:tbl>
@@ -17507,7 +16333,7 @@
                 <w:sz w:val="20"/>
                 <w:szCs w:val="20"/>
               </w:rPr>
-              <w:t xml:space="preserve">GET</w:t>
+              <w:t xml:space="preserve">DELETE</w:t>
             </w:r>
           </w:p>
         </w:tc>
@@ -17542,7 +16368,7 @@
                 <w:sz w:val="20"/>
                 <w:szCs w:val="20"/>
               </w:rPr>
-              <w:t xml:space="preserve">http://localhost:8001/api/sap/daily-exports/EXPORT_ID/download</w:t>
+              <w:t xml:space="preserve">http://localhost:8001/api/sap/daily-exports/EXPORT_ID</w:t>
             </w:r>
           </w:p>
         </w:tc>
@@ -17712,46 +16538,33 @@
           <w:sz w:val="18"/>
           <w:szCs w:val="18"/>
         </w:rPr>
-        <w:t xml:space="preserve">curl --request GET \</w:t>
-      </w:r>
-    </w:p>
-    <w:p>
-      <w:pPr>
-        <w:spacing w:after="20"/>
-      </w:pPr>
-      <w:r>
-        <w:rPr>
-          <w:rFonts w:ascii="Consolas" w:cs="Consolas" w:eastAsia="Consolas" w:hAnsi="Consolas"/>
-          <w:sz w:val="18"/>
-          <w:szCs w:val="18"/>
-        </w:rPr>
-        <w:t xml:space="preserve">  --url "BASE_URL/api/sap/daily-exports/EXPORT_ID/download" \</w:t>
-      </w:r>
-    </w:p>
-    <w:p>
-      <w:pPr>
-        <w:spacing w:after="20"/>
-      </w:pPr>
-      <w:r>
-        <w:rPr>
-          <w:rFonts w:ascii="Consolas" w:cs="Consolas" w:eastAsia="Consolas" w:hAnsi="Consolas"/>
-          <w:sz w:val="18"/>
-          <w:szCs w:val="18"/>
-        </w:rPr>
-        <w:t xml:space="preserve">  --header "Authorization: Bearer TOKEN" \</w:t>
-      </w:r>
-    </w:p>
-    <w:p>
-      <w:pPr>
-        <w:spacing w:after="20"/>
-      </w:pPr>
-      <w:r>
-        <w:rPr>
-          <w:rFonts w:ascii="Consolas" w:cs="Consolas" w:eastAsia="Consolas" w:hAnsi="Consolas"/>
-          <w:sz w:val="18"/>
-          <w:szCs w:val="18"/>
-        </w:rPr>
-        <w:t xml:space="preserve">  --output export.csv</w:t>
+        <w:t xml:space="preserve">curl --request DELETE \</w:t>
+      </w:r>
+    </w:p>
+    <w:p>
+      <w:pPr>
+        <w:spacing w:after="20"/>
+      </w:pPr>
+      <w:r>
+        <w:rPr>
+          <w:rFonts w:ascii="Consolas" w:cs="Consolas" w:eastAsia="Consolas" w:hAnsi="Consolas"/>
+          <w:sz w:val="18"/>
+          <w:szCs w:val="18"/>
+        </w:rPr>
+        <w:t xml:space="preserve">  --url "BASE_URL/api/sap/daily-exports/EXPORT_ID" \</w:t>
+      </w:r>
+    </w:p>
+    <w:p>
+      <w:pPr>
+        <w:spacing w:after="20"/>
+      </w:pPr>
+      <w:r>
+        <w:rPr>
+          <w:rFonts w:ascii="Consolas" w:cs="Consolas" w:eastAsia="Consolas" w:hAnsi="Consolas"/>
+          <w:sz w:val="18"/>
+          <w:szCs w:val="18"/>
+        </w:rPr>
+        <w:t xml:space="preserve">  --header "Authorization: Bearer TOKEN"</w:t>
       </w:r>
     </w:p>
     <w:p>
@@ -17778,7 +16591,46 @@
           <w:sz w:val="18"/>
           <w:szCs w:val="18"/>
         </w:rPr>
-        <w:t xml:space="preserve">200 OK - the CSV file (Content-Disposition: attachment)</w:t>
+        <w:t xml:space="preserve">{</w:t>
+      </w:r>
+    </w:p>
+    <w:p>
+      <w:pPr>
+        <w:spacing w:after="20"/>
+      </w:pPr>
+      <w:r>
+        <w:rPr>
+          <w:rFonts w:ascii="Consolas" w:cs="Consolas" w:eastAsia="Consolas" w:hAnsi="Consolas"/>
+          <w:sz w:val="18"/>
+          <w:szCs w:val="18"/>
+        </w:rPr>
+        <w:t xml:space="preserve">  "success": true,</w:t>
+      </w:r>
+    </w:p>
+    <w:p>
+      <w:pPr>
+        <w:spacing w:after="20"/>
+      </w:pPr>
+      <w:r>
+        <w:rPr>
+          <w:rFonts w:ascii="Consolas" w:cs="Consolas" w:eastAsia="Consolas" w:hAnsi="Consolas"/>
+          <w:sz w:val="18"/>
+          <w:szCs w:val="18"/>
+        </w:rPr>
+        <w:t xml:space="preserve">  "message": "Export deleted successfully"</w:t>
+      </w:r>
+    </w:p>
+    <w:p>
+      <w:pPr>
+        <w:spacing w:after="20"/>
+      </w:pPr>
+      <w:r>
+        <w:rPr>
+          <w:rFonts w:ascii="Consolas" w:cs="Consolas" w:eastAsia="Consolas" w:hAnsi="Consolas"/>
+          <w:sz w:val="18"/>
+          <w:szCs w:val="18"/>
+        </w:rPr>
+        <w:t xml:space="preserve">}</w:t>
       </w:r>
     </w:p>
     <w:p>
@@ -17940,58 +16792,11 @@
     </w:p>
     <w:p>
       <w:pPr>
-        <w:spacing w:after="20"/>
-      </w:pPr>
-      <w:r>
-        <w:rPr>
-          <w:rFonts w:ascii="Consolas" w:cs="Consolas" w:eastAsia="Consolas" w:hAnsi="Consolas"/>
-          <w:sz w:val="18"/>
-          <w:szCs w:val="18"/>
-        </w:rPr>
-        <w:t xml:space="preserve"> </w:t>
-      </w:r>
-    </w:p>
-    <w:p>
-      <w:pPr>
-        <w:spacing w:after="20"/>
-      </w:pPr>
-      <w:r>
-        <w:rPr>
-          <w:rFonts w:ascii="Consolas" w:cs="Consolas" w:eastAsia="Consolas" w:hAnsi="Consolas"/>
-          <w:sz w:val="18"/>
-          <w:szCs w:val="18"/>
-        </w:rPr>
-        <w:t xml:space="preserve">// 410 - file deleted from disk</w:t>
-      </w:r>
-    </w:p>
-    <w:p>
-      <w:pPr>
-        <w:spacing w:after="20"/>
-      </w:pPr>
-      <w:r>
-        <w:rPr>
-          <w:rFonts w:ascii="Consolas" w:cs="Consolas" w:eastAsia="Consolas" w:hAnsi="Consolas"/>
-          <w:sz w:val="18"/>
-          <w:szCs w:val="18"/>
-        </w:rPr>
-        <w:t xml:space="preserve">{"success":false,"message":"Export file is no longer available on disk"}</w:t>
-      </w:r>
-    </w:p>
-    <w:p>
-      <w:pPr>
         <w:pStyle w:val="Heading2"/>
         <w:spacing w:after="120" w:before="300"/>
       </w:pPr>
       <w:r>
-        <w:t xml:space="preserve">20. SAP - delete a daily export</w:t>
-      </w:r>
-    </w:p>
-    <w:p>
-      <w:pPr>
-        <w:spacing w:after="80"/>
-      </w:pPr>
-      <w:r>
-        <w:t xml:space="preserve">Deletes the export record and its file.</w:t>
+        <w:t xml:space="preserve">20. Download Exported File (static)</w:t>
       </w:r>
     </w:p>
     <w:tbl>
@@ -18040,7 +16845,7 @@
                 <w:sz w:val="20"/>
                 <w:szCs w:val="20"/>
               </w:rPr>
-              <w:t xml:space="preserve">DELETE</w:t>
+              <w:t xml:space="preserve">GET</w:t>
             </w:r>
           </w:p>
         </w:tc>
@@ -18075,7 +16880,7 @@
                 <w:sz w:val="20"/>
                 <w:szCs w:val="20"/>
               </w:rPr>
-              <w:t xml:space="preserve">http://localhost:8001/api/sap/daily-exports/EXPORT_ID</w:t>
+              <w:t xml:space="preserve">http://localhost:8001/exports/:fileName</w:t>
             </w:r>
           </w:p>
         </w:tc>
@@ -18110,7 +16915,7 @@
                 <w:sz w:val="20"/>
                 <w:szCs w:val="20"/>
               </w:rPr>
-              <w:t xml:space="preserve">Bearer JWT</w:t>
+              <w:t xml:space="preserve">None (public static file serving - not gated by JWT or API key)</w:t>
             </w:r>
           </w:p>
         </w:tc>
@@ -18145,7 +16950,7 @@
                 <w:sz w:val="20"/>
                 <w:szCs w:val="20"/>
               </w:rPr>
-              <w:t xml:space="preserve">Authorization: Bearer TOKEN</w:t>
+              <w:t xml:space="preserve">None</w:t>
             </w:r>
           </w:p>
         </w:tc>
@@ -18180,7 +16985,42 @@
                 <w:sz w:val="20"/>
                 <w:szCs w:val="20"/>
               </w:rPr>
-              <w:t xml:space="preserve">Path param: id - the daily export id</w:t>
+              <w:t xml:space="preserve">Path param: fileName, e.g. sap-orders-2026-09-24.csv</w:t>
+            </w:r>
+          </w:p>
+        </w:tc>
+      </w:tr>
+      <w:tr>
+        <w:tc>
+          <w:tcPr>
+            <w:tcW w:type="dxa" w:w="2500"/>
+            <w:shd w:fill="E7E6E6" w:val="clear"/>
+          </w:tcPr>
+          <w:p>
+            <w:r>
+              <w:rPr>
+                <w:b/>
+                <w:bCs/>
+                <w:sz w:val="20"/>
+                <w:szCs w:val="20"/>
+              </w:rPr>
+              <w:t xml:space="preserve">What it does</w:t>
+            </w:r>
+          </w:p>
+        </w:tc>
+        <w:tc>
+          <w:tcPr>
+            <w:tcW w:type="dxa" w:w="6860"/>
+          </w:tcPr>
+          <w:p>
+            <w:r>
+              <w:rPr>
+                <w:b w:val="false"/>
+                <w:bCs w:val="false"/>
+                <w:sz w:val="20"/>
+                <w:szCs w:val="20"/>
+              </w:rPr>
+              <w:t xml:space="preserve">Not a controller-backed API - Express's built-in static file server (app.use('/exports', express.static(...))) pointed at SAP_EXPORT_LOCAL_DIR, serving the file named by downloadUrl from the SAP export.</w:t>
             </w:r>
           </w:p>
         </w:tc>
@@ -18245,33 +17085,33 @@
           <w:sz w:val="18"/>
           <w:szCs w:val="18"/>
         </w:rPr>
-        <w:t xml:space="preserve">curl --request DELETE \</w:t>
-      </w:r>
-    </w:p>
-    <w:p>
-      <w:pPr>
-        <w:spacing w:after="20"/>
-      </w:pPr>
-      <w:r>
-        <w:rPr>
-          <w:rFonts w:ascii="Consolas" w:cs="Consolas" w:eastAsia="Consolas" w:hAnsi="Consolas"/>
-          <w:sz w:val="18"/>
-          <w:szCs w:val="18"/>
-        </w:rPr>
-        <w:t xml:space="preserve">  --url "BASE_URL/api/sap/daily-exports/EXPORT_ID" \</w:t>
-      </w:r>
-    </w:p>
-    <w:p>
-      <w:pPr>
-        <w:spacing w:after="20"/>
-      </w:pPr>
-      <w:r>
-        <w:rPr>
-          <w:rFonts w:ascii="Consolas" w:cs="Consolas" w:eastAsia="Consolas" w:hAnsi="Consolas"/>
-          <w:sz w:val="18"/>
-          <w:szCs w:val="18"/>
-        </w:rPr>
-        <w:t xml:space="preserve">  --header "Authorization: Bearer TOKEN"</w:t>
+        <w:t xml:space="preserve">curl --request GET \</w:t>
+      </w:r>
+    </w:p>
+    <w:p>
+      <w:pPr>
+        <w:spacing w:after="20"/>
+      </w:pPr>
+      <w:r>
+        <w:rPr>
+          <w:rFonts w:ascii="Consolas" w:cs="Consolas" w:eastAsia="Consolas" w:hAnsi="Consolas"/>
+          <w:sz w:val="18"/>
+          <w:szCs w:val="18"/>
+        </w:rPr>
+        <w:t xml:space="preserve">  --url "http://localhost:8001/exports/sap-orders-2026-09-24.csv" \</w:t>
+      </w:r>
+    </w:p>
+    <w:p>
+      <w:pPr>
+        <w:spacing w:after="20"/>
+      </w:pPr>
+      <w:r>
+        <w:rPr>
+          <w:rFonts w:ascii="Consolas" w:cs="Consolas" w:eastAsia="Consolas" w:hAnsi="Consolas"/>
+          <w:sz w:val="18"/>
+          <w:szCs w:val="18"/>
+        </w:rPr>
+        <w:t xml:space="preserve">  --output sap-orders-2026-09-24.csv</w:t>
       </w:r>
     </w:p>
     <w:p>
@@ -18298,46 +17138,7 @@
           <w:sz w:val="18"/>
           <w:szCs w:val="18"/>
         </w:rPr>
-        <w:t xml:space="preserve">{</w:t>
-      </w:r>
-    </w:p>
-    <w:p>
-      <w:pPr>
-        <w:spacing w:after="20"/>
-      </w:pPr>
-      <w:r>
-        <w:rPr>
-          <w:rFonts w:ascii="Consolas" w:cs="Consolas" w:eastAsia="Consolas" w:hAnsi="Consolas"/>
-          <w:sz w:val="18"/>
-          <w:szCs w:val="18"/>
-        </w:rPr>
-        <w:t xml:space="preserve">  "success": true,</w:t>
-      </w:r>
-    </w:p>
-    <w:p>
-      <w:pPr>
-        <w:spacing w:after="20"/>
-      </w:pPr>
-      <w:r>
-        <w:rPr>
-          <w:rFonts w:ascii="Consolas" w:cs="Consolas" w:eastAsia="Consolas" w:hAnsi="Consolas"/>
-          <w:sz w:val="18"/>
-          <w:szCs w:val="18"/>
-        </w:rPr>
-        <w:t xml:space="preserve">  "message": "Export deleted successfully"</w:t>
-      </w:r>
-    </w:p>
-    <w:p>
-      <w:pPr>
-        <w:spacing w:after="20"/>
-      </w:pPr>
-      <w:r>
-        <w:rPr>
-          <w:rFonts w:ascii="Consolas" w:cs="Consolas" w:eastAsia="Consolas" w:hAnsi="Consolas"/>
-          <w:sz w:val="18"/>
-          <w:szCs w:val="18"/>
-        </w:rPr>
-        <w:t xml:space="preserve">}</w:t>
+        <w:t xml:space="preserve">200 OK - raw CSV file contents (Content-Type: text/csv)</w:t>
       </w:r>
     </w:p>
     <w:p>
@@ -18364,137 +17165,28 @@
           <w:sz w:val="18"/>
           <w:szCs w:val="18"/>
         </w:rPr>
-        <w:t xml:space="preserve">// 401 - Authorization header missing</w:t>
-      </w:r>
-    </w:p>
-    <w:p>
-      <w:pPr>
-        <w:spacing w:after="20"/>
-      </w:pPr>
-      <w:r>
-        <w:rPr>
-          <w:rFonts w:ascii="Consolas" w:cs="Consolas" w:eastAsia="Consolas" w:hAnsi="Consolas"/>
-          <w:sz w:val="18"/>
-          <w:szCs w:val="18"/>
-        </w:rPr>
-        <w:t xml:space="preserve">{"success":false,"message":"Authentication required"}</w:t>
-      </w:r>
-    </w:p>
-    <w:p>
-      <w:pPr>
-        <w:spacing w:after="20"/>
-      </w:pPr>
-      <w:r>
-        <w:rPr>
-          <w:rFonts w:ascii="Consolas" w:cs="Consolas" w:eastAsia="Consolas" w:hAnsi="Consolas"/>
-          <w:sz w:val="18"/>
-          <w:szCs w:val="18"/>
-        </w:rPr>
-        <w:t xml:space="preserve"> </w:t>
-      </w:r>
-    </w:p>
-    <w:p>
-      <w:pPr>
-        <w:spacing w:after="20"/>
-      </w:pPr>
-      <w:r>
-        <w:rPr>
-          <w:rFonts w:ascii="Consolas" w:cs="Consolas" w:eastAsia="Consolas" w:hAnsi="Consolas"/>
-          <w:sz w:val="18"/>
-          <w:szCs w:val="18"/>
-        </w:rPr>
-        <w:t xml:space="preserve">// 401 - token invalid or expired</w:t>
-      </w:r>
-    </w:p>
-    <w:p>
-      <w:pPr>
-        <w:spacing w:after="20"/>
-      </w:pPr>
-      <w:r>
-        <w:rPr>
-          <w:rFonts w:ascii="Consolas" w:cs="Consolas" w:eastAsia="Consolas" w:hAnsi="Consolas"/>
-          <w:sz w:val="18"/>
-          <w:szCs w:val="18"/>
-        </w:rPr>
-        <w:t xml:space="preserve">{"success":false,"message":"Invalid or expired token"}</w:t>
-      </w:r>
-    </w:p>
-    <w:p>
-      <w:pPr>
-        <w:spacing w:after="20"/>
-      </w:pPr>
-      <w:r>
-        <w:rPr>
-          <w:rFonts w:ascii="Consolas" w:cs="Consolas" w:eastAsia="Consolas" w:hAnsi="Consolas"/>
-          <w:sz w:val="18"/>
-          <w:szCs w:val="18"/>
-        </w:rPr>
-        <w:t xml:space="preserve"> </w:t>
-      </w:r>
-    </w:p>
-    <w:p>
-      <w:pPr>
-        <w:spacing w:after="20"/>
-      </w:pPr>
-      <w:r>
-        <w:rPr>
-          <w:rFonts w:ascii="Consolas" w:cs="Consolas" w:eastAsia="Consolas" w:hAnsi="Consolas"/>
-          <w:sz w:val="18"/>
-          <w:szCs w:val="18"/>
-        </w:rPr>
-        <w:t xml:space="preserve">// 403 - export belongs to another employee</w:t>
-      </w:r>
-    </w:p>
-    <w:p>
-      <w:pPr>
-        <w:spacing w:after="20"/>
-      </w:pPr>
-      <w:r>
-        <w:rPr>
-          <w:rFonts w:ascii="Consolas" w:cs="Consolas" w:eastAsia="Consolas" w:hAnsi="Consolas"/>
-          <w:sz w:val="18"/>
-          <w:szCs w:val="18"/>
-        </w:rPr>
-        <w:t xml:space="preserve">{"success":false,"message":"You are not authorized to access this export"}</w:t>
-      </w:r>
-    </w:p>
-    <w:p>
-      <w:pPr>
-        <w:spacing w:after="20"/>
-      </w:pPr>
-      <w:r>
-        <w:rPr>
-          <w:rFonts w:ascii="Consolas" w:cs="Consolas" w:eastAsia="Consolas" w:hAnsi="Consolas"/>
-          <w:sz w:val="18"/>
-          <w:szCs w:val="18"/>
-        </w:rPr>
-        <w:t xml:space="preserve"> </w:t>
-      </w:r>
-    </w:p>
-    <w:p>
-      <w:pPr>
-        <w:spacing w:after="20"/>
-      </w:pPr>
-      <w:r>
-        <w:rPr>
-          <w:rFonts w:ascii="Consolas" w:cs="Consolas" w:eastAsia="Consolas" w:hAnsi="Consolas"/>
-          <w:sz w:val="18"/>
-          <w:szCs w:val="18"/>
-        </w:rPr>
-        <w:t xml:space="preserve">// 404 - unknown id</w:t>
-      </w:r>
-    </w:p>
-    <w:p>
-      <w:pPr>
-        <w:spacing w:after="20"/>
-      </w:pPr>
-      <w:r>
-        <w:rPr>
-          <w:rFonts w:ascii="Consolas" w:cs="Consolas" w:eastAsia="Consolas" w:hAnsi="Consolas"/>
-          <w:sz w:val="18"/>
-          <w:szCs w:val="18"/>
-        </w:rPr>
-        <w:t xml:space="preserve">{"success":false,"message":"Export not found"}</w:t>
+        <w:t xml:space="preserve">// 404 - file does not exist under the exports directory</w:t>
+      </w:r>
+    </w:p>
+    <w:p>
+      <w:pPr>
+        <w:spacing w:after="20"/>
+      </w:pPr>
+      <w:r>
+        <w:rPr>
+          <w:rFonts w:ascii="Consolas" w:cs="Consolas" w:eastAsia="Consolas" w:hAnsi="Consolas"/>
+          <w:sz w:val="18"/>
+          <w:szCs w:val="18"/>
+        </w:rPr>
+        <w:t xml:space="preserve">Cannot GET /exports/does-not-exist.csv</w:t>
+      </w:r>
+    </w:p>
+    <w:p>
+      <w:pPr>
+        <w:pStyle w:val="Heading1"/>
+      </w:pPr>
+      <w:r>
+        <w:t xml:space="preserve">Section E - Admin (Employee Management)</w:t>
       </w:r>
     </w:p>
     <w:p>
@@ -18503,7 +17195,15 @@
         <w:spacing w:after="120" w:before="300"/>
       </w:pPr>
       <w:r>
-        <w:t xml:space="preserve">21. Download Exported File (static)</w:t>
+        <w:t xml:space="preserve">21. Admin - list employees</w:t>
+      </w:r>
+    </w:p>
+    <w:p>
+      <w:pPr>
+        <w:spacing w:after="80"/>
+      </w:pPr>
+      <w:r>
+        <w:t xml:space="preserve">All employee accounts.</w:t>
       </w:r>
     </w:p>
     <w:tbl>
@@ -18587,7 +17287,7 @@
                 <w:sz w:val="20"/>
                 <w:szCs w:val="20"/>
               </w:rPr>
-              <w:t xml:space="preserve">http://localhost:8001/exports/:fileName</w:t>
+              <w:t xml:space="preserve">http://localhost:8001/api/admin/employees</w:t>
             </w:r>
           </w:p>
         </w:tc>
@@ -18622,7 +17322,7 @@
                 <w:sz w:val="20"/>
                 <w:szCs w:val="20"/>
               </w:rPr>
-              <w:t xml:space="preserve">None (public static file serving - not gated by JWT or API key)</w:t>
+              <w:t xml:space="preserve">Bearer JWT (admin)</w:t>
             </w:r>
           </w:p>
         </w:tc>
@@ -18657,7 +17357,7 @@
                 <w:sz w:val="20"/>
                 <w:szCs w:val="20"/>
               </w:rPr>
-              <w:t xml:space="preserve">None</w:t>
+              <w:t xml:space="preserve">Authorization: Bearer TOKEN</w:t>
             </w:r>
           </w:p>
         </w:tc>
@@ -18692,42 +17392,7 @@
                 <w:sz w:val="20"/>
                 <w:szCs w:val="20"/>
               </w:rPr>
-              <w:t xml:space="preserve">Path param: fileName, e.g. sap-orders-2026-09-24.csv</w:t>
-            </w:r>
-          </w:p>
-        </w:tc>
-      </w:tr>
-      <w:tr>
-        <w:tc>
-          <w:tcPr>
-            <w:tcW w:type="dxa" w:w="2500"/>
-            <w:shd w:fill="E7E6E6" w:val="clear"/>
-          </w:tcPr>
-          <w:p>
-            <w:r>
-              <w:rPr>
-                <w:b/>
-                <w:bCs/>
-                <w:sz w:val="20"/>
-                <w:szCs w:val="20"/>
-              </w:rPr>
-              <w:t xml:space="preserve">What it does</w:t>
-            </w:r>
-          </w:p>
-        </w:tc>
-        <w:tc>
-          <w:tcPr>
-            <w:tcW w:type="dxa" w:w="6860"/>
-          </w:tcPr>
-          <w:p>
-            <w:r>
-              <w:rPr>
-                <w:b w:val="false"/>
-                <w:bCs w:val="false"/>
-                <w:sz w:val="20"/>
-                <w:szCs w:val="20"/>
-              </w:rPr>
-              <w:t xml:space="preserve">Not a controller-backed API - Express's built-in static file server (app.use('/exports', express.static(...))) pointed at SAP_EXPORT_LOCAL_DIR, serving the file named by downloadUrl from the SAP export.</w:t>
+              <w:t xml:space="preserve">None</w:t>
             </w:r>
           </w:p>
         </w:tc>
@@ -18805,20 +17470,20 @@
           <w:sz w:val="18"/>
           <w:szCs w:val="18"/>
         </w:rPr>
-        <w:t xml:space="preserve">  --url "http://localhost:8001/exports/sap-orders-2026-09-24.csv" \</w:t>
-      </w:r>
-    </w:p>
-    <w:p>
-      <w:pPr>
-        <w:spacing w:after="20"/>
-      </w:pPr>
-      <w:r>
-        <w:rPr>
-          <w:rFonts w:ascii="Consolas" w:cs="Consolas" w:eastAsia="Consolas" w:hAnsi="Consolas"/>
-          <w:sz w:val="18"/>
-          <w:szCs w:val="18"/>
-        </w:rPr>
-        <w:t xml:space="preserve">  --output sap-orders-2026-09-24.csv</w:t>
+        <w:t xml:space="preserve">  --url "BASE_URL/api/admin/employees" \</w:t>
+      </w:r>
+    </w:p>
+    <w:p>
+      <w:pPr>
+        <w:spacing w:after="20"/>
+      </w:pPr>
+      <w:r>
+        <w:rPr>
+          <w:rFonts w:ascii="Consolas" w:cs="Consolas" w:eastAsia="Consolas" w:hAnsi="Consolas"/>
+          <w:sz w:val="18"/>
+          <w:szCs w:val="18"/>
+        </w:rPr>
+        <w:t xml:space="preserve">  --header "Authorization: Bearer TOKEN"</w:t>
       </w:r>
     </w:p>
     <w:p>
@@ -18845,7 +17510,176 @@
           <w:sz w:val="18"/>
           <w:szCs w:val="18"/>
         </w:rPr>
-        <w:t xml:space="preserve">200 OK - raw CSV file contents (Content-Type: text/csv)</w:t>
+        <w:t xml:space="preserve">{</w:t>
+      </w:r>
+    </w:p>
+    <w:p>
+      <w:pPr>
+        <w:spacing w:after="20"/>
+      </w:pPr>
+      <w:r>
+        <w:rPr>
+          <w:rFonts w:ascii="Consolas" w:cs="Consolas" w:eastAsia="Consolas" w:hAnsi="Consolas"/>
+          <w:sz w:val="18"/>
+          <w:szCs w:val="18"/>
+        </w:rPr>
+        <w:t xml:space="preserve">  "success": true,</w:t>
+      </w:r>
+    </w:p>
+    <w:p>
+      <w:pPr>
+        <w:spacing w:after="20"/>
+      </w:pPr>
+      <w:r>
+        <w:rPr>
+          <w:rFonts w:ascii="Consolas" w:cs="Consolas" w:eastAsia="Consolas" w:hAnsi="Consolas"/>
+          <w:sz w:val="18"/>
+          <w:szCs w:val="18"/>
+        </w:rPr>
+        <w:t xml:space="preserve">  "data": [</w:t>
+      </w:r>
+    </w:p>
+    <w:p>
+      <w:pPr>
+        <w:spacing w:after="20"/>
+      </w:pPr>
+      <w:r>
+        <w:rPr>
+          <w:rFonts w:ascii="Consolas" w:cs="Consolas" w:eastAsia="Consolas" w:hAnsi="Consolas"/>
+          <w:sz w:val="18"/>
+          <w:szCs w:val="18"/>
+        </w:rPr>
+        <w:t xml:space="preserve">    {</w:t>
+      </w:r>
+    </w:p>
+    <w:p>
+      <w:pPr>
+        <w:spacing w:after="20"/>
+      </w:pPr>
+      <w:r>
+        <w:rPr>
+          <w:rFonts w:ascii="Consolas" w:cs="Consolas" w:eastAsia="Consolas" w:hAnsi="Consolas"/>
+          <w:sz w:val="18"/>
+          <w:szCs w:val="18"/>
+        </w:rPr>
+        <w:t xml:space="preserve">      "id": 1,</w:t>
+      </w:r>
+    </w:p>
+    <w:p>
+      <w:pPr>
+        <w:spacing w:after="20"/>
+      </w:pPr>
+      <w:r>
+        <w:rPr>
+          <w:rFonts w:ascii="Consolas" w:cs="Consolas" w:eastAsia="Consolas" w:hAnsi="Consolas"/>
+          <w:sz w:val="18"/>
+          <w:szCs w:val="18"/>
+        </w:rPr>
+        <w:t xml:space="preserve">      "email": "admin@irisidea.com",</w:t>
+      </w:r>
+    </w:p>
+    <w:p>
+      <w:pPr>
+        <w:spacing w:after="20"/>
+      </w:pPr>
+      <w:r>
+        <w:rPr>
+          <w:rFonts w:ascii="Consolas" w:cs="Consolas" w:eastAsia="Consolas" w:hAnsi="Consolas"/>
+          <w:sz w:val="18"/>
+          <w:szCs w:val="18"/>
+        </w:rPr>
+        <w:t xml:space="preserve">      "name": "Admin",</w:t>
+      </w:r>
+    </w:p>
+    <w:p>
+      <w:pPr>
+        <w:spacing w:after="20"/>
+      </w:pPr>
+      <w:r>
+        <w:rPr>
+          <w:rFonts w:ascii="Consolas" w:cs="Consolas" w:eastAsia="Consolas" w:hAnsi="Consolas"/>
+          <w:sz w:val="18"/>
+          <w:szCs w:val="18"/>
+        </w:rPr>
+        <w:t xml:space="preserve">      "phone": null,</w:t>
+      </w:r>
+    </w:p>
+    <w:p>
+      <w:pPr>
+        <w:spacing w:after="20"/>
+      </w:pPr>
+      <w:r>
+        <w:rPr>
+          <w:rFonts w:ascii="Consolas" w:cs="Consolas" w:eastAsia="Consolas" w:hAnsi="Consolas"/>
+          <w:sz w:val="18"/>
+          <w:szCs w:val="18"/>
+        </w:rPr>
+        <w:t xml:space="preserve">      "mustResetPassword": false,</w:t>
+      </w:r>
+    </w:p>
+    <w:p>
+      <w:pPr>
+        <w:spacing w:after="20"/>
+      </w:pPr>
+      <w:r>
+        <w:rPr>
+          <w:rFonts w:ascii="Consolas" w:cs="Consolas" w:eastAsia="Consolas" w:hAnsi="Consolas"/>
+          <w:sz w:val="18"/>
+          <w:szCs w:val="18"/>
+        </w:rPr>
+        <w:t xml:space="preserve">      "isAdmin": true,</w:t>
+      </w:r>
+    </w:p>
+    <w:p>
+      <w:pPr>
+        <w:spacing w:after="20"/>
+      </w:pPr>
+      <w:r>
+        <w:rPr>
+          <w:rFonts w:ascii="Consolas" w:cs="Consolas" w:eastAsia="Consolas" w:hAnsi="Consolas"/>
+          <w:sz w:val="18"/>
+          <w:szCs w:val="18"/>
+        </w:rPr>
+        <w:t xml:space="preserve">      "createdAt": "2026-09-01T10:00:00.000Z"</w:t>
+      </w:r>
+    </w:p>
+    <w:p>
+      <w:pPr>
+        <w:spacing w:after="20"/>
+      </w:pPr>
+      <w:r>
+        <w:rPr>
+          <w:rFonts w:ascii="Consolas" w:cs="Consolas" w:eastAsia="Consolas" w:hAnsi="Consolas"/>
+          <w:sz w:val="18"/>
+          <w:szCs w:val="18"/>
+        </w:rPr>
+        <w:t xml:space="preserve">    }</w:t>
+      </w:r>
+    </w:p>
+    <w:p>
+      <w:pPr>
+        <w:spacing w:after="20"/>
+      </w:pPr>
+      <w:r>
+        <w:rPr>
+          <w:rFonts w:ascii="Consolas" w:cs="Consolas" w:eastAsia="Consolas" w:hAnsi="Consolas"/>
+          <w:sz w:val="18"/>
+          <w:szCs w:val="18"/>
+        </w:rPr>
+        <w:t xml:space="preserve">  ]</w:t>
+      </w:r>
+    </w:p>
+    <w:p>
+      <w:pPr>
+        <w:spacing w:after="20"/>
+      </w:pPr>
+      <w:r>
+        <w:rPr>
+          <w:rFonts w:ascii="Consolas" w:cs="Consolas" w:eastAsia="Consolas" w:hAnsi="Consolas"/>
+          <w:sz w:val="18"/>
+          <w:szCs w:val="18"/>
+        </w:rPr>
+        <w:t xml:space="preserve">}</w:t>
       </w:r>
     </w:p>
     <w:p>
@@ -18872,28 +17706,98 @@
           <w:sz w:val="18"/>
           <w:szCs w:val="18"/>
         </w:rPr>
-        <w:t xml:space="preserve">// 404 - file does not exist under the exports directory</w:t>
-      </w:r>
-    </w:p>
-    <w:p>
-      <w:pPr>
-        <w:spacing w:after="20"/>
-      </w:pPr>
-      <w:r>
-        <w:rPr>
-          <w:rFonts w:ascii="Consolas" w:cs="Consolas" w:eastAsia="Consolas" w:hAnsi="Consolas"/>
-          <w:sz w:val="18"/>
-          <w:szCs w:val="18"/>
-        </w:rPr>
-        <w:t xml:space="preserve">Cannot GET /exports/does-not-exist.csv</w:t>
-      </w:r>
-    </w:p>
-    <w:p>
-      <w:pPr>
-        <w:pStyle w:val="Heading1"/>
-      </w:pPr>
-      <w:r>
-        <w:t xml:space="preserve">Section E - Admin (Employee Management)</w:t>
+        <w:t xml:space="preserve">// 401 - Authorization header missing</w:t>
+      </w:r>
+    </w:p>
+    <w:p>
+      <w:pPr>
+        <w:spacing w:after="20"/>
+      </w:pPr>
+      <w:r>
+        <w:rPr>
+          <w:rFonts w:ascii="Consolas" w:cs="Consolas" w:eastAsia="Consolas" w:hAnsi="Consolas"/>
+          <w:sz w:val="18"/>
+          <w:szCs w:val="18"/>
+        </w:rPr>
+        <w:t xml:space="preserve">{"success":false,"message":"Authentication required"}</w:t>
+      </w:r>
+    </w:p>
+    <w:p>
+      <w:pPr>
+        <w:spacing w:after="20"/>
+      </w:pPr>
+      <w:r>
+        <w:rPr>
+          <w:rFonts w:ascii="Consolas" w:cs="Consolas" w:eastAsia="Consolas" w:hAnsi="Consolas"/>
+          <w:sz w:val="18"/>
+          <w:szCs w:val="18"/>
+        </w:rPr>
+        <w:t xml:space="preserve"> </w:t>
+      </w:r>
+    </w:p>
+    <w:p>
+      <w:pPr>
+        <w:spacing w:after="20"/>
+      </w:pPr>
+      <w:r>
+        <w:rPr>
+          <w:rFonts w:ascii="Consolas" w:cs="Consolas" w:eastAsia="Consolas" w:hAnsi="Consolas"/>
+          <w:sz w:val="18"/>
+          <w:szCs w:val="18"/>
+        </w:rPr>
+        <w:t xml:space="preserve">// 401 - token invalid or expired</w:t>
+      </w:r>
+    </w:p>
+    <w:p>
+      <w:pPr>
+        <w:spacing w:after="20"/>
+      </w:pPr>
+      <w:r>
+        <w:rPr>
+          <w:rFonts w:ascii="Consolas" w:cs="Consolas" w:eastAsia="Consolas" w:hAnsi="Consolas"/>
+          <w:sz w:val="18"/>
+          <w:szCs w:val="18"/>
+        </w:rPr>
+        <w:t xml:space="preserve">{"success":false,"message":"Invalid or expired token"}</w:t>
+      </w:r>
+    </w:p>
+    <w:p>
+      <w:pPr>
+        <w:spacing w:after="20"/>
+      </w:pPr>
+      <w:r>
+        <w:rPr>
+          <w:rFonts w:ascii="Consolas" w:cs="Consolas" w:eastAsia="Consolas" w:hAnsi="Consolas"/>
+          <w:sz w:val="18"/>
+          <w:szCs w:val="18"/>
+        </w:rPr>
+        <w:t xml:space="preserve"> </w:t>
+      </w:r>
+    </w:p>
+    <w:p>
+      <w:pPr>
+        <w:spacing w:after="20"/>
+      </w:pPr>
+      <w:r>
+        <w:rPr>
+          <w:rFonts w:ascii="Consolas" w:cs="Consolas" w:eastAsia="Consolas" w:hAnsi="Consolas"/>
+          <w:sz w:val="18"/>
+          <w:szCs w:val="18"/>
+        </w:rPr>
+        <w:t xml:space="preserve">// 403 - caller is not the ADMIN_EMAIL account</w:t>
+      </w:r>
+    </w:p>
+    <w:p>
+      <w:pPr>
+        <w:spacing w:after="20"/>
+      </w:pPr>
+      <w:r>
+        <w:rPr>
+          <w:rFonts w:ascii="Consolas" w:cs="Consolas" w:eastAsia="Consolas" w:hAnsi="Consolas"/>
+          <w:sz w:val="18"/>
+          <w:szCs w:val="18"/>
+        </w:rPr>
+        <w:t xml:space="preserve">{"success":false,"message":"Admin access required"}</w:t>
       </w:r>
     </w:p>
     <w:p>
@@ -18902,7 +17806,7 @@
         <w:spacing w:after="120" w:before="300"/>
       </w:pPr>
       <w:r>
-        <w:t xml:space="preserve">22. Admin - list employees</w:t>
+        <w:t xml:space="preserve">22. Admin - add employee</w:t>
       </w:r>
     </w:p>
     <w:p>
@@ -18910,7 +17814,7 @@
         <w:spacing w:after="80"/>
       </w:pPr>
       <w:r>
-        <w:t xml:space="preserve">All employee accounts.</w:t>
+        <w:t xml:space="preserve">Creates an account. If no password is sent a temporary one is generated and returned once.</w:t>
       </w:r>
     </w:p>
     <w:tbl>
@@ -18959,7 +17863,7 @@
                 <w:sz w:val="20"/>
                 <w:szCs w:val="20"/>
               </w:rPr>
-              <w:t xml:space="preserve">GET</w:t>
+              <w:t xml:space="preserve">POST</w:t>
             </w:r>
           </w:p>
         </w:tc>
@@ -19067,6 +17971,17 @@
               <w:t xml:space="preserve">Authorization: Bearer TOKEN</w:t>
             </w:r>
           </w:p>
+          <w:p>
+            <w:r>
+              <w:rPr>
+                <w:b w:val="false"/>
+                <w:bCs w:val="false"/>
+                <w:sz w:val="20"/>
+                <w:szCs w:val="20"/>
+              </w:rPr>
+              <w:t xml:space="preserve">Content-Type: application/json</w:t>
+            </w:r>
+          </w:p>
         </w:tc>
       </w:tr>
       <w:tr>
@@ -19099,7 +18014,7 @@
                 <w:sz w:val="20"/>
                 <w:szCs w:val="20"/>
               </w:rPr>
-              <w:t xml:space="preserve">None</w:t>
+              <w:t xml:space="preserve">JSON body: email (string), name (string), phone (string)</w:t>
             </w:r>
           </w:p>
         </w:tc>
@@ -19164,7 +18079,7 @@
           <w:sz w:val="18"/>
           <w:szCs w:val="18"/>
         </w:rPr>
-        <w:t xml:space="preserve">curl --request GET \</w:t>
+        <w:t xml:space="preserve">curl --request POST \</w:t>
       </w:r>
     </w:p>
     <w:p>
@@ -19190,7 +18105,85 @@
           <w:sz w:val="18"/>
           <w:szCs w:val="18"/>
         </w:rPr>
-        <w:t xml:space="preserve">  --header "Authorization: Bearer TOKEN"</w:t>
+        <w:t xml:space="preserve">  --header "Authorization: Bearer TOKEN" \</w:t>
+      </w:r>
+    </w:p>
+    <w:p>
+      <w:pPr>
+        <w:spacing w:after="20"/>
+      </w:pPr>
+      <w:r>
+        <w:rPr>
+          <w:rFonts w:ascii="Consolas" w:cs="Consolas" w:eastAsia="Consolas" w:hAnsi="Consolas"/>
+          <w:sz w:val="18"/>
+          <w:szCs w:val="18"/>
+        </w:rPr>
+        <w:t xml:space="preserve">  --header "Content-Type: application/json" \</w:t>
+      </w:r>
+    </w:p>
+    <w:p>
+      <w:pPr>
+        <w:spacing w:after="20"/>
+      </w:pPr>
+      <w:r>
+        <w:rPr>
+          <w:rFonts w:ascii="Consolas" w:cs="Consolas" w:eastAsia="Consolas" w:hAnsi="Consolas"/>
+          <w:sz w:val="18"/>
+          <w:szCs w:val="18"/>
+        </w:rPr>
+        <w:t xml:space="preserve">  --data '{</w:t>
+      </w:r>
+    </w:p>
+    <w:p>
+      <w:pPr>
+        <w:spacing w:after="20"/>
+      </w:pPr>
+      <w:r>
+        <w:rPr>
+          <w:rFonts w:ascii="Consolas" w:cs="Consolas" w:eastAsia="Consolas" w:hAnsi="Consolas"/>
+          <w:sz w:val="18"/>
+          <w:szCs w:val="18"/>
+        </w:rPr>
+        <w:t xml:space="preserve">  "email": "new.employee@irisidea.com",</w:t>
+      </w:r>
+    </w:p>
+    <w:p>
+      <w:pPr>
+        <w:spacing w:after="20"/>
+      </w:pPr>
+      <w:r>
+        <w:rPr>
+          <w:rFonts w:ascii="Consolas" w:cs="Consolas" w:eastAsia="Consolas" w:hAnsi="Consolas"/>
+          <w:sz w:val="18"/>
+          <w:szCs w:val="18"/>
+        </w:rPr>
+        <w:t xml:space="preserve">  "name": "New Employee",</w:t>
+      </w:r>
+    </w:p>
+    <w:p>
+      <w:pPr>
+        <w:spacing w:after="20"/>
+      </w:pPr>
+      <w:r>
+        <w:rPr>
+          <w:rFonts w:ascii="Consolas" w:cs="Consolas" w:eastAsia="Consolas" w:hAnsi="Consolas"/>
+          <w:sz w:val="18"/>
+          <w:szCs w:val="18"/>
+        </w:rPr>
+        <w:t xml:space="preserve">  "phone": "9000000001"</w:t>
+      </w:r>
+    </w:p>
+    <w:p>
+      <w:pPr>
+        <w:spacing w:after="20"/>
+      </w:pPr>
+      <w:r>
+        <w:rPr>
+          <w:rFonts w:ascii="Consolas" w:cs="Consolas" w:eastAsia="Consolas" w:hAnsi="Consolas"/>
+          <w:sz w:val="18"/>
+          <w:szCs w:val="18"/>
+        </w:rPr>
+        <w:t xml:space="preserve">}'</w:t>
       </w:r>
     </w:p>
     <w:p>
@@ -19204,7 +18197,7 @@
           <w:sz w:val="20"/>
           <w:szCs w:val="20"/>
         </w:rPr>
-        <w:t xml:space="preserve">Sample Success Response (HTTP 200)</w:t>
+        <w:t xml:space="preserve">Sample Success Response (HTTP 201)</w:t>
       </w:r>
     </w:p>
     <w:p>
@@ -19243,137 +18236,163 @@
           <w:sz w:val="18"/>
           <w:szCs w:val="18"/>
         </w:rPr>
-        <w:t xml:space="preserve">  "data": [</w:t>
-      </w:r>
-    </w:p>
-    <w:p>
-      <w:pPr>
-        <w:spacing w:after="20"/>
-      </w:pPr>
-      <w:r>
-        <w:rPr>
-          <w:rFonts w:ascii="Consolas" w:cs="Consolas" w:eastAsia="Consolas" w:hAnsi="Consolas"/>
-          <w:sz w:val="18"/>
-          <w:szCs w:val="18"/>
-        </w:rPr>
-        <w:t xml:space="preserve">    {</w:t>
-      </w:r>
-    </w:p>
-    <w:p>
-      <w:pPr>
-        <w:spacing w:after="20"/>
-      </w:pPr>
-      <w:r>
-        <w:rPr>
-          <w:rFonts w:ascii="Consolas" w:cs="Consolas" w:eastAsia="Consolas" w:hAnsi="Consolas"/>
-          <w:sz w:val="18"/>
-          <w:szCs w:val="18"/>
-        </w:rPr>
-        <w:t xml:space="preserve">      "id": 1,</w:t>
-      </w:r>
-    </w:p>
-    <w:p>
-      <w:pPr>
-        <w:spacing w:after="20"/>
-      </w:pPr>
-      <w:r>
-        <w:rPr>
-          <w:rFonts w:ascii="Consolas" w:cs="Consolas" w:eastAsia="Consolas" w:hAnsi="Consolas"/>
-          <w:sz w:val="18"/>
-          <w:szCs w:val="18"/>
-        </w:rPr>
-        <w:t xml:space="preserve">      "email": "admin@irisidea.com",</w:t>
-      </w:r>
-    </w:p>
-    <w:p>
-      <w:pPr>
-        <w:spacing w:after="20"/>
-      </w:pPr>
-      <w:r>
-        <w:rPr>
-          <w:rFonts w:ascii="Consolas" w:cs="Consolas" w:eastAsia="Consolas" w:hAnsi="Consolas"/>
-          <w:sz w:val="18"/>
-          <w:szCs w:val="18"/>
-        </w:rPr>
-        <w:t xml:space="preserve">      "name": "Admin",</w:t>
-      </w:r>
-    </w:p>
-    <w:p>
-      <w:pPr>
-        <w:spacing w:after="20"/>
-      </w:pPr>
-      <w:r>
-        <w:rPr>
-          <w:rFonts w:ascii="Consolas" w:cs="Consolas" w:eastAsia="Consolas" w:hAnsi="Consolas"/>
-          <w:sz w:val="18"/>
-          <w:szCs w:val="18"/>
-        </w:rPr>
-        <w:t xml:space="preserve">      "phone": null,</w:t>
-      </w:r>
-    </w:p>
-    <w:p>
-      <w:pPr>
-        <w:spacing w:after="20"/>
-      </w:pPr>
-      <w:r>
-        <w:rPr>
-          <w:rFonts w:ascii="Consolas" w:cs="Consolas" w:eastAsia="Consolas" w:hAnsi="Consolas"/>
-          <w:sz w:val="18"/>
-          <w:szCs w:val="18"/>
-        </w:rPr>
-        <w:t xml:space="preserve">      "mustResetPassword": false,</w:t>
-      </w:r>
-    </w:p>
-    <w:p>
-      <w:pPr>
-        <w:spacing w:after="20"/>
-      </w:pPr>
-      <w:r>
-        <w:rPr>
-          <w:rFonts w:ascii="Consolas" w:cs="Consolas" w:eastAsia="Consolas" w:hAnsi="Consolas"/>
-          <w:sz w:val="18"/>
-          <w:szCs w:val="18"/>
-        </w:rPr>
-        <w:t xml:space="preserve">      "isAdmin": true,</w:t>
-      </w:r>
-    </w:p>
-    <w:p>
-      <w:pPr>
-        <w:spacing w:after="20"/>
-      </w:pPr>
-      <w:r>
-        <w:rPr>
-          <w:rFonts w:ascii="Consolas" w:cs="Consolas" w:eastAsia="Consolas" w:hAnsi="Consolas"/>
-          <w:sz w:val="18"/>
-          <w:szCs w:val="18"/>
-        </w:rPr>
-        <w:t xml:space="preserve">      "createdAt": "2026-09-01T10:00:00.000Z"</w:t>
-      </w:r>
-    </w:p>
-    <w:p>
-      <w:pPr>
-        <w:spacing w:after="20"/>
-      </w:pPr>
-      <w:r>
-        <w:rPr>
-          <w:rFonts w:ascii="Consolas" w:cs="Consolas" w:eastAsia="Consolas" w:hAnsi="Consolas"/>
-          <w:sz w:val="18"/>
-          <w:szCs w:val="18"/>
-        </w:rPr>
-        <w:t xml:space="preserve">    }</w:t>
-      </w:r>
-    </w:p>
-    <w:p>
-      <w:pPr>
-        <w:spacing w:after="20"/>
-      </w:pPr>
-      <w:r>
-        <w:rPr>
-          <w:rFonts w:ascii="Consolas" w:cs="Consolas" w:eastAsia="Consolas" w:hAnsi="Consolas"/>
-          <w:sz w:val="18"/>
-          <w:szCs w:val="18"/>
-        </w:rPr>
-        <w:t xml:space="preserve">  ]</w:t>
+        <w:t xml:space="preserve">  "message": "Employee added successfully",</w:t>
+      </w:r>
+    </w:p>
+    <w:p>
+      <w:pPr>
+        <w:spacing w:after="20"/>
+      </w:pPr>
+      <w:r>
+        <w:rPr>
+          <w:rFonts w:ascii="Consolas" w:cs="Consolas" w:eastAsia="Consolas" w:hAnsi="Consolas"/>
+          <w:sz w:val="18"/>
+          <w:szCs w:val="18"/>
+        </w:rPr>
+        <w:t xml:space="preserve">  "data": {</w:t>
+      </w:r>
+    </w:p>
+    <w:p>
+      <w:pPr>
+        <w:spacing w:after="20"/>
+      </w:pPr>
+      <w:r>
+        <w:rPr>
+          <w:rFonts w:ascii="Consolas" w:cs="Consolas" w:eastAsia="Consolas" w:hAnsi="Consolas"/>
+          <w:sz w:val="18"/>
+          <w:szCs w:val="18"/>
+        </w:rPr>
+        <w:t xml:space="preserve">    "employee": {</w:t>
+      </w:r>
+    </w:p>
+    <w:p>
+      <w:pPr>
+        <w:spacing w:after="20"/>
+      </w:pPr>
+      <w:r>
+        <w:rPr>
+          <w:rFonts w:ascii="Consolas" w:cs="Consolas" w:eastAsia="Consolas" w:hAnsi="Consolas"/>
+          <w:sz w:val="18"/>
+          <w:szCs w:val="18"/>
+        </w:rPr>
+        <w:t xml:space="preserve">      "id": 18,</w:t>
+      </w:r>
+    </w:p>
+    <w:p>
+      <w:pPr>
+        <w:spacing w:after="20"/>
+      </w:pPr>
+      <w:r>
+        <w:rPr>
+          <w:rFonts w:ascii="Consolas" w:cs="Consolas" w:eastAsia="Consolas" w:hAnsi="Consolas"/>
+          <w:sz w:val="18"/>
+          <w:szCs w:val="18"/>
+        </w:rPr>
+        <w:t xml:space="preserve">      "email": "new.employee@irisidea.com",</w:t>
+      </w:r>
+    </w:p>
+    <w:p>
+      <w:pPr>
+        <w:spacing w:after="20"/>
+      </w:pPr>
+      <w:r>
+        <w:rPr>
+          <w:rFonts w:ascii="Consolas" w:cs="Consolas" w:eastAsia="Consolas" w:hAnsi="Consolas"/>
+          <w:sz w:val="18"/>
+          <w:szCs w:val="18"/>
+        </w:rPr>
+        <w:t xml:space="preserve">      "name": "New Employee",</w:t>
+      </w:r>
+    </w:p>
+    <w:p>
+      <w:pPr>
+        <w:spacing w:after="20"/>
+      </w:pPr>
+      <w:r>
+        <w:rPr>
+          <w:rFonts w:ascii="Consolas" w:cs="Consolas" w:eastAsia="Consolas" w:hAnsi="Consolas"/>
+          <w:sz w:val="18"/>
+          <w:szCs w:val="18"/>
+        </w:rPr>
+        <w:t xml:space="preserve">      "phone": "9000000001",</w:t>
+      </w:r>
+    </w:p>
+    <w:p>
+      <w:pPr>
+        <w:spacing w:after="20"/>
+      </w:pPr>
+      <w:r>
+        <w:rPr>
+          <w:rFonts w:ascii="Consolas" w:cs="Consolas" w:eastAsia="Consolas" w:hAnsi="Consolas"/>
+          <w:sz w:val="18"/>
+          <w:szCs w:val="18"/>
+        </w:rPr>
+        <w:t xml:space="preserve">      "mustResetPassword": true,</w:t>
+      </w:r>
+    </w:p>
+    <w:p>
+      <w:pPr>
+        <w:spacing w:after="20"/>
+      </w:pPr>
+      <w:r>
+        <w:rPr>
+          <w:rFonts w:ascii="Consolas" w:cs="Consolas" w:eastAsia="Consolas" w:hAnsi="Consolas"/>
+          <w:sz w:val="18"/>
+          <w:szCs w:val="18"/>
+        </w:rPr>
+        <w:t xml:space="preserve">      "isAdmin": false,</w:t>
+      </w:r>
+    </w:p>
+    <w:p>
+      <w:pPr>
+        <w:spacing w:after="20"/>
+      </w:pPr>
+      <w:r>
+        <w:rPr>
+          <w:rFonts w:ascii="Consolas" w:cs="Consolas" w:eastAsia="Consolas" w:hAnsi="Consolas"/>
+          <w:sz w:val="18"/>
+          <w:szCs w:val="18"/>
+        </w:rPr>
+        <w:t xml:space="preserve">      "createdAt": "2026-09-24T10:00:00.000Z"</w:t>
+      </w:r>
+    </w:p>
+    <w:p>
+      <w:pPr>
+        <w:spacing w:after="20"/>
+      </w:pPr>
+      <w:r>
+        <w:rPr>
+          <w:rFonts w:ascii="Consolas" w:cs="Consolas" w:eastAsia="Consolas" w:hAnsi="Consolas"/>
+          <w:sz w:val="18"/>
+          <w:szCs w:val="18"/>
+        </w:rPr>
+        <w:t xml:space="preserve">    },</w:t>
+      </w:r>
+    </w:p>
+    <w:p>
+      <w:pPr>
+        <w:spacing w:after="20"/>
+      </w:pPr>
+      <w:r>
+        <w:rPr>
+          <w:rFonts w:ascii="Consolas" w:cs="Consolas" w:eastAsia="Consolas" w:hAnsi="Consolas"/>
+          <w:sz w:val="18"/>
+          <w:szCs w:val="18"/>
+        </w:rPr>
+        <w:t xml:space="preserve">    "temporaryPassword": "Welcome@4821"</w:t>
+      </w:r>
+    </w:p>
+    <w:p>
+      <w:pPr>
+        <w:spacing w:after="20"/>
+      </w:pPr>
+      <w:r>
+        <w:rPr>
+          <w:rFonts w:ascii="Consolas" w:cs="Consolas" w:eastAsia="Consolas" w:hAnsi="Consolas"/>
+          <w:sz w:val="18"/>
+          <w:szCs w:val="18"/>
+        </w:rPr>
+        <w:t xml:space="preserve">  }</w:t>
       </w:r>
     </w:p>
     <w:p>
@@ -19509,11 +18528,89 @@
     </w:p>
     <w:p>
       <w:pPr>
+        <w:spacing w:after="20"/>
+      </w:pPr>
+      <w:r>
+        <w:rPr>
+          <w:rFonts w:ascii="Consolas" w:cs="Consolas" w:eastAsia="Consolas" w:hAnsi="Consolas"/>
+          <w:sz w:val="18"/>
+          <w:szCs w:val="18"/>
+        </w:rPr>
+        <w:t xml:space="preserve"> </w:t>
+      </w:r>
+    </w:p>
+    <w:p>
+      <w:pPr>
+        <w:spacing w:after="20"/>
+      </w:pPr>
+      <w:r>
+        <w:rPr>
+          <w:rFonts w:ascii="Consolas" w:cs="Consolas" w:eastAsia="Consolas" w:hAnsi="Consolas"/>
+          <w:sz w:val="18"/>
+          <w:szCs w:val="18"/>
+        </w:rPr>
+        <w:t xml:space="preserve">// 400 - email missing</w:t>
+      </w:r>
+    </w:p>
+    <w:p>
+      <w:pPr>
+        <w:spacing w:after="20"/>
+      </w:pPr>
+      <w:r>
+        <w:rPr>
+          <w:rFonts w:ascii="Consolas" w:cs="Consolas" w:eastAsia="Consolas" w:hAnsi="Consolas"/>
+          <w:sz w:val="18"/>
+          <w:szCs w:val="18"/>
+        </w:rPr>
+        <w:t xml:space="preserve">{"success":false,"message":"Email is required"}</w:t>
+      </w:r>
+    </w:p>
+    <w:p>
+      <w:pPr>
+        <w:spacing w:after="20"/>
+      </w:pPr>
+      <w:r>
+        <w:rPr>
+          <w:rFonts w:ascii="Consolas" w:cs="Consolas" w:eastAsia="Consolas" w:hAnsi="Consolas"/>
+          <w:sz w:val="18"/>
+          <w:szCs w:val="18"/>
+        </w:rPr>
+        <w:t xml:space="preserve"> </w:t>
+      </w:r>
+    </w:p>
+    <w:p>
+      <w:pPr>
+        <w:spacing w:after="20"/>
+      </w:pPr>
+      <w:r>
+        <w:rPr>
+          <w:rFonts w:ascii="Consolas" w:cs="Consolas" w:eastAsia="Consolas" w:hAnsi="Consolas"/>
+          <w:sz w:val="18"/>
+          <w:szCs w:val="18"/>
+        </w:rPr>
+        <w:t xml:space="preserve">// 409 - account exists</w:t>
+      </w:r>
+    </w:p>
+    <w:p>
+      <w:pPr>
+        <w:spacing w:after="20"/>
+      </w:pPr>
+      <w:r>
+        <w:rPr>
+          <w:rFonts w:ascii="Consolas" w:cs="Consolas" w:eastAsia="Consolas" w:hAnsi="Consolas"/>
+          <w:sz w:val="18"/>
+          <w:szCs w:val="18"/>
+        </w:rPr>
+        <w:t xml:space="preserve">{"success":false,"message":"An account with that email already exists"}</w:t>
+      </w:r>
+    </w:p>
+    <w:p>
+      <w:pPr>
         <w:pStyle w:val="Heading2"/>
         <w:spacing w:after="120" w:before="300"/>
       </w:pPr>
       <w:r>
-        <w:t xml:space="preserve">23. Admin - add employee</w:t>
+        <w:t xml:space="preserve">23. Admin - delete employee</w:t>
       </w:r>
     </w:p>
     <w:p>
@@ -19521,7 +18618,7 @@
         <w:spacing w:after="80"/>
       </w:pPr>
       <w:r>
-        <w:t xml:space="preserve">Creates an account. If no password is sent a temporary one is generated and returned once.</w:t>
+        <w:t xml:space="preserve">Deletes an account (never the admin account).</w:t>
       </w:r>
     </w:p>
     <w:tbl>
@@ -19570,7 +18667,7 @@
                 <w:sz w:val="20"/>
                 <w:szCs w:val="20"/>
               </w:rPr>
-              <w:t xml:space="preserve">POST</w:t>
+              <w:t xml:space="preserve">DELETE</w:t>
             </w:r>
           </w:p>
         </w:tc>
@@ -19605,7 +18702,7 @@
                 <w:sz w:val="20"/>
                 <w:szCs w:val="20"/>
               </w:rPr>
-              <w:t xml:space="preserve">http://localhost:8001/api/admin/employees</w:t>
+              <w:t xml:space="preserve">http://localhost:8001/api/admin/employees/EMPLOYEE_ID</w:t>
             </w:r>
           </w:p>
         </w:tc>
@@ -19678,17 +18775,6 @@
               <w:t xml:space="preserve">Authorization: Bearer TOKEN</w:t>
             </w:r>
           </w:p>
-          <w:p>
-            <w:r>
-              <w:rPr>
-                <w:b w:val="false"/>
-                <w:bCs w:val="false"/>
-                <w:sz w:val="20"/>
-                <w:szCs w:val="20"/>
-              </w:rPr>
-              <w:t xml:space="preserve">Content-Type: application/json</w:t>
-            </w:r>
-          </w:p>
         </w:tc>
       </w:tr>
       <w:tr>
@@ -19721,7 +18807,7 @@
                 <w:sz w:val="20"/>
                 <w:szCs w:val="20"/>
               </w:rPr>
-              <w:t xml:space="preserve">JSON body: email (string), name (string), phone (string)</w:t>
+              <w:t xml:space="preserve">Path param: id - the employee id</w:t>
             </w:r>
           </w:p>
         </w:tc>
@@ -19786,111 +18872,33 @@
           <w:sz w:val="18"/>
           <w:szCs w:val="18"/>
         </w:rPr>
-        <w:t xml:space="preserve">curl --request POST \</w:t>
-      </w:r>
-    </w:p>
-    <w:p>
-      <w:pPr>
-        <w:spacing w:after="20"/>
-      </w:pPr>
-      <w:r>
-        <w:rPr>
-          <w:rFonts w:ascii="Consolas" w:cs="Consolas" w:eastAsia="Consolas" w:hAnsi="Consolas"/>
-          <w:sz w:val="18"/>
-          <w:szCs w:val="18"/>
-        </w:rPr>
-        <w:t xml:space="preserve">  --url "BASE_URL/api/admin/employees" \</w:t>
-      </w:r>
-    </w:p>
-    <w:p>
-      <w:pPr>
-        <w:spacing w:after="20"/>
-      </w:pPr>
-      <w:r>
-        <w:rPr>
-          <w:rFonts w:ascii="Consolas" w:cs="Consolas" w:eastAsia="Consolas" w:hAnsi="Consolas"/>
-          <w:sz w:val="18"/>
-          <w:szCs w:val="18"/>
-        </w:rPr>
-        <w:t xml:space="preserve">  --header "Authorization: Bearer TOKEN" \</w:t>
-      </w:r>
-    </w:p>
-    <w:p>
-      <w:pPr>
-        <w:spacing w:after="20"/>
-      </w:pPr>
-      <w:r>
-        <w:rPr>
-          <w:rFonts w:ascii="Consolas" w:cs="Consolas" w:eastAsia="Consolas" w:hAnsi="Consolas"/>
-          <w:sz w:val="18"/>
-          <w:szCs w:val="18"/>
-        </w:rPr>
-        <w:t xml:space="preserve">  --header "Content-Type: application/json" \</w:t>
-      </w:r>
-    </w:p>
-    <w:p>
-      <w:pPr>
-        <w:spacing w:after="20"/>
-      </w:pPr>
-      <w:r>
-        <w:rPr>
-          <w:rFonts w:ascii="Consolas" w:cs="Consolas" w:eastAsia="Consolas" w:hAnsi="Consolas"/>
-          <w:sz w:val="18"/>
-          <w:szCs w:val="18"/>
-        </w:rPr>
-        <w:t xml:space="preserve">  --data '{</w:t>
-      </w:r>
-    </w:p>
-    <w:p>
-      <w:pPr>
-        <w:spacing w:after="20"/>
-      </w:pPr>
-      <w:r>
-        <w:rPr>
-          <w:rFonts w:ascii="Consolas" w:cs="Consolas" w:eastAsia="Consolas" w:hAnsi="Consolas"/>
-          <w:sz w:val="18"/>
-          <w:szCs w:val="18"/>
-        </w:rPr>
-        <w:t xml:space="preserve">  "email": "new.employee@irisidea.com",</w:t>
-      </w:r>
-    </w:p>
-    <w:p>
-      <w:pPr>
-        <w:spacing w:after="20"/>
-      </w:pPr>
-      <w:r>
-        <w:rPr>
-          <w:rFonts w:ascii="Consolas" w:cs="Consolas" w:eastAsia="Consolas" w:hAnsi="Consolas"/>
-          <w:sz w:val="18"/>
-          <w:szCs w:val="18"/>
-        </w:rPr>
-        <w:t xml:space="preserve">  "name": "New Employee",</w:t>
-      </w:r>
-    </w:p>
-    <w:p>
-      <w:pPr>
-        <w:spacing w:after="20"/>
-      </w:pPr>
-      <w:r>
-        <w:rPr>
-          <w:rFonts w:ascii="Consolas" w:cs="Consolas" w:eastAsia="Consolas" w:hAnsi="Consolas"/>
-          <w:sz w:val="18"/>
-          <w:szCs w:val="18"/>
-        </w:rPr>
-        <w:t xml:space="preserve">  "phone": "9000000001"</w:t>
-      </w:r>
-    </w:p>
-    <w:p>
-      <w:pPr>
-        <w:spacing w:after="20"/>
-      </w:pPr>
-      <w:r>
-        <w:rPr>
-          <w:rFonts w:ascii="Consolas" w:cs="Consolas" w:eastAsia="Consolas" w:hAnsi="Consolas"/>
-          <w:sz w:val="18"/>
-          <w:szCs w:val="18"/>
-        </w:rPr>
-        <w:t xml:space="preserve">}'</w:t>
+        <w:t xml:space="preserve">curl --request DELETE \</w:t>
+      </w:r>
+    </w:p>
+    <w:p>
+      <w:pPr>
+        <w:spacing w:after="20"/>
+      </w:pPr>
+      <w:r>
+        <w:rPr>
+          <w:rFonts w:ascii="Consolas" w:cs="Consolas" w:eastAsia="Consolas" w:hAnsi="Consolas"/>
+          <w:sz w:val="18"/>
+          <w:szCs w:val="18"/>
+        </w:rPr>
+        <w:t xml:space="preserve">  --url "BASE_URL/api/admin/employees/EMPLOYEE_ID" \</w:t>
+      </w:r>
+    </w:p>
+    <w:p>
+      <w:pPr>
+        <w:spacing w:after="20"/>
+      </w:pPr>
+      <w:r>
+        <w:rPr>
+          <w:rFonts w:ascii="Consolas" w:cs="Consolas" w:eastAsia="Consolas" w:hAnsi="Consolas"/>
+          <w:sz w:val="18"/>
+          <w:szCs w:val="18"/>
+        </w:rPr>
+        <w:t xml:space="preserve">  --header "Authorization: Bearer TOKEN"</w:t>
       </w:r>
     </w:p>
     <w:p>
@@ -19904,7 +18912,7 @@
           <w:sz w:val="20"/>
           <w:szCs w:val="20"/>
         </w:rPr>
-        <w:t xml:space="preserve">Sample Success Response (HTTP 201)</w:t>
+        <w:t xml:space="preserve">Sample Success Response (HTTP 200)</w:t>
       </w:r>
     </w:p>
     <w:p>
@@ -19943,163 +18951,7 @@
           <w:sz w:val="18"/>
           <w:szCs w:val="18"/>
         </w:rPr>
-        <w:t xml:space="preserve">  "message": "Employee added successfully",</w:t>
-      </w:r>
-    </w:p>
-    <w:p>
-      <w:pPr>
-        <w:spacing w:after="20"/>
-      </w:pPr>
-      <w:r>
-        <w:rPr>
-          <w:rFonts w:ascii="Consolas" w:cs="Consolas" w:eastAsia="Consolas" w:hAnsi="Consolas"/>
-          <w:sz w:val="18"/>
-          <w:szCs w:val="18"/>
-        </w:rPr>
-        <w:t xml:space="preserve">  "data": {</w:t>
-      </w:r>
-    </w:p>
-    <w:p>
-      <w:pPr>
-        <w:spacing w:after="20"/>
-      </w:pPr>
-      <w:r>
-        <w:rPr>
-          <w:rFonts w:ascii="Consolas" w:cs="Consolas" w:eastAsia="Consolas" w:hAnsi="Consolas"/>
-          <w:sz w:val="18"/>
-          <w:szCs w:val="18"/>
-        </w:rPr>
-        <w:t xml:space="preserve">    "employee": {</w:t>
-      </w:r>
-    </w:p>
-    <w:p>
-      <w:pPr>
-        <w:spacing w:after="20"/>
-      </w:pPr>
-      <w:r>
-        <w:rPr>
-          <w:rFonts w:ascii="Consolas" w:cs="Consolas" w:eastAsia="Consolas" w:hAnsi="Consolas"/>
-          <w:sz w:val="18"/>
-          <w:szCs w:val="18"/>
-        </w:rPr>
-        <w:t xml:space="preserve">      "id": 18,</w:t>
-      </w:r>
-    </w:p>
-    <w:p>
-      <w:pPr>
-        <w:spacing w:after="20"/>
-      </w:pPr>
-      <w:r>
-        <w:rPr>
-          <w:rFonts w:ascii="Consolas" w:cs="Consolas" w:eastAsia="Consolas" w:hAnsi="Consolas"/>
-          <w:sz w:val="18"/>
-          <w:szCs w:val="18"/>
-        </w:rPr>
-        <w:t xml:space="preserve">      "email": "new.employee@irisidea.com",</w:t>
-      </w:r>
-    </w:p>
-    <w:p>
-      <w:pPr>
-        <w:spacing w:after="20"/>
-      </w:pPr>
-      <w:r>
-        <w:rPr>
-          <w:rFonts w:ascii="Consolas" w:cs="Consolas" w:eastAsia="Consolas" w:hAnsi="Consolas"/>
-          <w:sz w:val="18"/>
-          <w:szCs w:val="18"/>
-        </w:rPr>
-        <w:t xml:space="preserve">      "name": "New Employee",</w:t>
-      </w:r>
-    </w:p>
-    <w:p>
-      <w:pPr>
-        <w:spacing w:after="20"/>
-      </w:pPr>
-      <w:r>
-        <w:rPr>
-          <w:rFonts w:ascii="Consolas" w:cs="Consolas" w:eastAsia="Consolas" w:hAnsi="Consolas"/>
-          <w:sz w:val="18"/>
-          <w:szCs w:val="18"/>
-        </w:rPr>
-        <w:t xml:space="preserve">      "phone": "9000000001",</w:t>
-      </w:r>
-    </w:p>
-    <w:p>
-      <w:pPr>
-        <w:spacing w:after="20"/>
-      </w:pPr>
-      <w:r>
-        <w:rPr>
-          <w:rFonts w:ascii="Consolas" w:cs="Consolas" w:eastAsia="Consolas" w:hAnsi="Consolas"/>
-          <w:sz w:val="18"/>
-          <w:szCs w:val="18"/>
-        </w:rPr>
-        <w:t xml:space="preserve">      "mustResetPassword": true,</w:t>
-      </w:r>
-    </w:p>
-    <w:p>
-      <w:pPr>
-        <w:spacing w:after="20"/>
-      </w:pPr>
-      <w:r>
-        <w:rPr>
-          <w:rFonts w:ascii="Consolas" w:cs="Consolas" w:eastAsia="Consolas" w:hAnsi="Consolas"/>
-          <w:sz w:val="18"/>
-          <w:szCs w:val="18"/>
-        </w:rPr>
-        <w:t xml:space="preserve">      "isAdmin": false,</w:t>
-      </w:r>
-    </w:p>
-    <w:p>
-      <w:pPr>
-        <w:spacing w:after="20"/>
-      </w:pPr>
-      <w:r>
-        <w:rPr>
-          <w:rFonts w:ascii="Consolas" w:cs="Consolas" w:eastAsia="Consolas" w:hAnsi="Consolas"/>
-          <w:sz w:val="18"/>
-          <w:szCs w:val="18"/>
-        </w:rPr>
-        <w:t xml:space="preserve">      "createdAt": "2026-09-24T10:00:00.000Z"</w:t>
-      </w:r>
-    </w:p>
-    <w:p>
-      <w:pPr>
-        <w:spacing w:after="20"/>
-      </w:pPr>
-      <w:r>
-        <w:rPr>
-          <w:rFonts w:ascii="Consolas" w:cs="Consolas" w:eastAsia="Consolas" w:hAnsi="Consolas"/>
-          <w:sz w:val="18"/>
-          <w:szCs w:val="18"/>
-        </w:rPr>
-        <w:t xml:space="preserve">    },</w:t>
-      </w:r>
-    </w:p>
-    <w:p>
-      <w:pPr>
-        <w:spacing w:after="20"/>
-      </w:pPr>
-      <w:r>
-        <w:rPr>
-          <w:rFonts w:ascii="Consolas" w:cs="Consolas" w:eastAsia="Consolas" w:hAnsi="Consolas"/>
-          <w:sz w:val="18"/>
-          <w:szCs w:val="18"/>
-        </w:rPr>
-        <w:t xml:space="preserve">    "temporaryPassword": "Welcome@4821"</w:t>
-      </w:r>
-    </w:p>
-    <w:p>
-      <w:pPr>
-        <w:spacing w:after="20"/>
-      </w:pPr>
-      <w:r>
-        <w:rPr>
-          <w:rFonts w:ascii="Consolas" w:cs="Consolas" w:eastAsia="Consolas" w:hAnsi="Consolas"/>
-          <w:sz w:val="18"/>
-          <w:szCs w:val="18"/>
-        </w:rPr>
-        <w:t xml:space="preserve">  }</w:t>
+        <w:t xml:space="preserve">  "message": "Employee deleted successfully"</w:t>
       </w:r>
     </w:p>
     <w:p>
@@ -20256,20 +19108,20 @@
           <w:sz w:val="18"/>
           <w:szCs w:val="18"/>
         </w:rPr>
-        <w:t xml:space="preserve">// 400 - email missing</w:t>
-      </w:r>
-    </w:p>
-    <w:p>
-      <w:pPr>
-        <w:spacing w:after="20"/>
-      </w:pPr>
-      <w:r>
-        <w:rPr>
-          <w:rFonts w:ascii="Consolas" w:cs="Consolas" w:eastAsia="Consolas" w:hAnsi="Consolas"/>
-          <w:sz w:val="18"/>
-          <w:szCs w:val="18"/>
-        </w:rPr>
-        <w:t xml:space="preserve">{"success":false,"message":"Email is required"}</w:t>
+        <w:t xml:space="preserve">// 404 - no such employee</w:t>
+      </w:r>
+    </w:p>
+    <w:p>
+      <w:pPr>
+        <w:spacing w:after="20"/>
+      </w:pPr>
+      <w:r>
+        <w:rPr>
+          <w:rFonts w:ascii="Consolas" w:cs="Consolas" w:eastAsia="Consolas" w:hAnsi="Consolas"/>
+          <w:sz w:val="18"/>
+          <w:szCs w:val="18"/>
+        </w:rPr>
+        <w:t xml:space="preserve">{"success":false,"message":"Employee not found"}</w:t>
       </w:r>
     </w:p>
     <w:p>
@@ -20295,20 +19147,28 @@
           <w:sz w:val="18"/>
           <w:szCs w:val="18"/>
         </w:rPr>
-        <w:t xml:space="preserve">// 409 - account exists</w:t>
-      </w:r>
-    </w:p>
-    <w:p>
-      <w:pPr>
-        <w:spacing w:after="20"/>
-      </w:pPr>
-      <w:r>
-        <w:rPr>
-          <w:rFonts w:ascii="Consolas" w:cs="Consolas" w:eastAsia="Consolas" w:hAnsi="Consolas"/>
-          <w:sz w:val="18"/>
-          <w:szCs w:val="18"/>
-        </w:rPr>
-        <w:t xml:space="preserve">{"success":false,"message":"An account with that email already exists"}</w:t>
+        <w:t xml:space="preserve">// 400 - target is the admin account</w:t>
+      </w:r>
+    </w:p>
+    <w:p>
+      <w:pPr>
+        <w:spacing w:after="20"/>
+      </w:pPr>
+      <w:r>
+        <w:rPr>
+          <w:rFonts w:ascii="Consolas" w:cs="Consolas" w:eastAsia="Consolas" w:hAnsi="Consolas"/>
+          <w:sz w:val="18"/>
+          <w:szCs w:val="18"/>
+        </w:rPr>
+        <w:t xml:space="preserve">{"success":false,"message":"The admin account cannot be deleted"}</w:t>
+      </w:r>
+    </w:p>
+    <w:p>
+      <w:pPr>
+        <w:pStyle w:val="Heading1"/>
+      </w:pPr>
+      <w:r>
+        <w:t xml:space="preserve">Section F - Shopify Webhooks (Inbound)</w:t>
       </w:r>
     </w:p>
     <w:p>
@@ -20317,574 +19177,7 @@
         <w:spacing w:after="120" w:before="300"/>
       </w:pPr>
       <w:r>
-        <w:t xml:space="preserve">24. Admin - delete employee</w:t>
-      </w:r>
-    </w:p>
-    <w:p>
-      <w:pPr>
-        <w:spacing w:after="80"/>
-      </w:pPr>
-      <w:r>
-        <w:t xml:space="preserve">Deletes an account (never the admin account).</w:t>
-      </w:r>
-    </w:p>
-    <w:tbl>
-      <w:tblPr>
-        <w:tblW w:type="dxa" w:w="9360"/>
-        <w:tblBorders>
-          <w:top w:val="single" w:color="auto" w:sz="4"/>
-          <w:left w:val="single" w:color="auto" w:sz="4"/>
-          <w:bottom w:val="single" w:color="auto" w:sz="4"/>
-          <w:right w:val="single" w:color="auto" w:sz="4"/>
-          <w:insideH w:val="single" w:color="auto" w:sz="4"/>
-          <w:insideV w:val="single" w:color="auto" w:sz="4"/>
-        </w:tblBorders>
-      </w:tblPr>
-      <w:tblGrid>
-        <w:gridCol w:w="2500"/>
-        <w:gridCol w:w="6860"/>
-      </w:tblGrid>
-      <w:tr>
-        <w:tc>
-          <w:tcPr>
-            <w:tcW w:type="dxa" w:w="2500"/>
-            <w:shd w:fill="E7E6E6" w:val="clear"/>
-          </w:tcPr>
-          <w:p>
-            <w:r>
-              <w:rPr>
-                <w:b/>
-                <w:bCs/>
-                <w:sz w:val="20"/>
-                <w:szCs w:val="20"/>
-              </w:rPr>
-              <w:t xml:space="preserve">HTTP Method</w:t>
-            </w:r>
-          </w:p>
-        </w:tc>
-        <w:tc>
-          <w:tcPr>
-            <w:tcW w:type="dxa" w:w="6860"/>
-          </w:tcPr>
-          <w:p>
-            <w:r>
-              <w:rPr>
-                <w:b w:val="false"/>
-                <w:bCs w:val="false"/>
-                <w:sz w:val="20"/>
-                <w:szCs w:val="20"/>
-              </w:rPr>
-              <w:t xml:space="preserve">DELETE</w:t>
-            </w:r>
-          </w:p>
-        </w:tc>
-      </w:tr>
-      <w:tr>
-        <w:tc>
-          <w:tcPr>
-            <w:tcW w:type="dxa" w:w="2500"/>
-            <w:shd w:fill="E7E6E6" w:val="clear"/>
-          </w:tcPr>
-          <w:p>
-            <w:r>
-              <w:rPr>
-                <w:b/>
-                <w:bCs/>
-                <w:sz w:val="20"/>
-                <w:szCs w:val="20"/>
-              </w:rPr>
-              <w:t xml:space="preserve">Endpoint</w:t>
-            </w:r>
-          </w:p>
-        </w:tc>
-        <w:tc>
-          <w:tcPr>
-            <w:tcW w:type="dxa" w:w="6860"/>
-          </w:tcPr>
-          <w:p>
-            <w:r>
-              <w:rPr>
-                <w:b w:val="false"/>
-                <w:bCs w:val="false"/>
-                <w:sz w:val="20"/>
-                <w:szCs w:val="20"/>
-              </w:rPr>
-              <w:t xml:space="preserve">http://localhost:8001/api/admin/employees/EMPLOYEE_ID</w:t>
-            </w:r>
-          </w:p>
-        </w:tc>
-      </w:tr>
-      <w:tr>
-        <w:tc>
-          <w:tcPr>
-            <w:tcW w:type="dxa" w:w="2500"/>
-            <w:shd w:fill="E7E6E6" w:val="clear"/>
-          </w:tcPr>
-          <w:p>
-            <w:r>
-              <w:rPr>
-                <w:b/>
-                <w:bCs/>
-                <w:sz w:val="20"/>
-                <w:szCs w:val="20"/>
-              </w:rPr>
-              <w:t xml:space="preserve">Authentication</w:t>
-            </w:r>
-          </w:p>
-        </w:tc>
-        <w:tc>
-          <w:tcPr>
-            <w:tcW w:type="dxa" w:w="6860"/>
-          </w:tcPr>
-          <w:p>
-            <w:r>
-              <w:rPr>
-                <w:b w:val="false"/>
-                <w:bCs w:val="false"/>
-                <w:sz w:val="20"/>
-                <w:szCs w:val="20"/>
-              </w:rPr>
-              <w:t xml:space="preserve">Bearer JWT (admin)</w:t>
-            </w:r>
-          </w:p>
-        </w:tc>
-      </w:tr>
-      <w:tr>
-        <w:tc>
-          <w:tcPr>
-            <w:tcW w:type="dxa" w:w="2500"/>
-            <w:shd w:fill="E7E6E6" w:val="clear"/>
-          </w:tcPr>
-          <w:p>
-            <w:r>
-              <w:rPr>
-                <w:b/>
-                <w:bCs/>
-                <w:sz w:val="20"/>
-                <w:szCs w:val="20"/>
-              </w:rPr>
-              <w:t xml:space="preserve">Required Headers</w:t>
-            </w:r>
-          </w:p>
-        </w:tc>
-        <w:tc>
-          <w:tcPr>
-            <w:tcW w:type="dxa" w:w="6860"/>
-          </w:tcPr>
-          <w:p>
-            <w:r>
-              <w:rPr>
-                <w:b w:val="false"/>
-                <w:bCs w:val="false"/>
-                <w:sz w:val="20"/>
-                <w:szCs w:val="20"/>
-              </w:rPr>
-              <w:t xml:space="preserve">Authorization: Bearer TOKEN</w:t>
-            </w:r>
-          </w:p>
-        </w:tc>
-      </w:tr>
-      <w:tr>
-        <w:tc>
-          <w:tcPr>
-            <w:tcW w:type="dxa" w:w="2500"/>
-            <w:shd w:fill="E7E6E6" w:val="clear"/>
-          </w:tcPr>
-          <w:p>
-            <w:r>
-              <w:rPr>
-                <w:b/>
-                <w:bCs/>
-                <w:sz w:val="20"/>
-                <w:szCs w:val="20"/>
-              </w:rPr>
-              <w:t xml:space="preserve">Request Body / Params</w:t>
-            </w:r>
-          </w:p>
-        </w:tc>
-        <w:tc>
-          <w:tcPr>
-            <w:tcW w:type="dxa" w:w="6860"/>
-          </w:tcPr>
-          <w:p>
-            <w:r>
-              <w:rPr>
-                <w:b w:val="false"/>
-                <w:bCs w:val="false"/>
-                <w:sz w:val="20"/>
-                <w:szCs w:val="20"/>
-              </w:rPr>
-              <w:t xml:space="preserve">Path param: id - the employee id</w:t>
-            </w:r>
-          </w:p>
-        </w:tc>
-      </w:tr>
-      <w:tr>
-        <w:tc>
-          <w:tcPr>
-            <w:tcW w:type="dxa" w:w="2500"/>
-            <w:shd w:fill="E7E6E6" w:val="clear"/>
-          </w:tcPr>
-          <w:p>
-            <w:r>
-              <w:rPr>
-                <w:b/>
-                <w:bCs/>
-                <w:sz w:val="20"/>
-                <w:szCs w:val="20"/>
-              </w:rPr>
-              <w:t xml:space="preserve">Shopify API used internally</w:t>
-            </w:r>
-          </w:p>
-        </w:tc>
-        <w:tc>
-          <w:tcPr>
-            <w:tcW w:type="dxa" w:w="6860"/>
-          </w:tcPr>
-          <w:p>
-            <w:r>
-              <w:rPr>
-                <w:b w:val="false"/>
-                <w:bCs w:val="false"/>
-                <w:sz w:val="20"/>
-                <w:szCs w:val="20"/>
-              </w:rPr>
-              <w:t xml:space="preserve">None</w:t>
-            </w:r>
-          </w:p>
-        </w:tc>
-      </w:tr>
-    </w:tbl>
-    <w:p>
-      <w:pPr>
-        <w:spacing w:after="60" w:before="160"/>
-      </w:pPr>
-      <w:r>
-        <w:rPr>
-          <w:b/>
-          <w:bCs/>
-          <w:sz w:val="20"/>
-          <w:szCs w:val="20"/>
-        </w:rPr>
-        <w:t xml:space="preserve">cURL</w:t>
-      </w:r>
-    </w:p>
-    <w:p>
-      <w:pPr>
-        <w:spacing w:after="20"/>
-      </w:pPr>
-      <w:r>
-        <w:rPr>
-          <w:rFonts w:ascii="Consolas" w:cs="Consolas" w:eastAsia="Consolas" w:hAnsi="Consolas"/>
-          <w:sz w:val="18"/>
-          <w:szCs w:val="18"/>
-        </w:rPr>
-        <w:t xml:space="preserve">curl --request DELETE \</w:t>
-      </w:r>
-    </w:p>
-    <w:p>
-      <w:pPr>
-        <w:spacing w:after="20"/>
-      </w:pPr>
-      <w:r>
-        <w:rPr>
-          <w:rFonts w:ascii="Consolas" w:cs="Consolas" w:eastAsia="Consolas" w:hAnsi="Consolas"/>
-          <w:sz w:val="18"/>
-          <w:szCs w:val="18"/>
-        </w:rPr>
-        <w:t xml:space="preserve">  --url "BASE_URL/api/admin/employees/EMPLOYEE_ID" \</w:t>
-      </w:r>
-    </w:p>
-    <w:p>
-      <w:pPr>
-        <w:spacing w:after="20"/>
-      </w:pPr>
-      <w:r>
-        <w:rPr>
-          <w:rFonts w:ascii="Consolas" w:cs="Consolas" w:eastAsia="Consolas" w:hAnsi="Consolas"/>
-          <w:sz w:val="18"/>
-          <w:szCs w:val="18"/>
-        </w:rPr>
-        <w:t xml:space="preserve">  --header "Authorization: Bearer TOKEN"</w:t>
-      </w:r>
-    </w:p>
-    <w:p>
-      <w:pPr>
-        <w:spacing w:after="60" w:before="160"/>
-      </w:pPr>
-      <w:r>
-        <w:rPr>
-          <w:b/>
-          <w:bCs/>
-          <w:sz w:val="20"/>
-          <w:szCs w:val="20"/>
-        </w:rPr>
-        <w:t xml:space="preserve">Sample Success Response (HTTP 200)</w:t>
-      </w:r>
-    </w:p>
-    <w:p>
-      <w:pPr>
-        <w:spacing w:after="20"/>
-      </w:pPr>
-      <w:r>
-        <w:rPr>
-          <w:rFonts w:ascii="Consolas" w:cs="Consolas" w:eastAsia="Consolas" w:hAnsi="Consolas"/>
-          <w:sz w:val="18"/>
-          <w:szCs w:val="18"/>
-        </w:rPr>
-        <w:t xml:space="preserve">{</w:t>
-      </w:r>
-    </w:p>
-    <w:p>
-      <w:pPr>
-        <w:spacing w:after="20"/>
-      </w:pPr>
-      <w:r>
-        <w:rPr>
-          <w:rFonts w:ascii="Consolas" w:cs="Consolas" w:eastAsia="Consolas" w:hAnsi="Consolas"/>
-          <w:sz w:val="18"/>
-          <w:szCs w:val="18"/>
-        </w:rPr>
-        <w:t xml:space="preserve">  "success": true,</w:t>
-      </w:r>
-    </w:p>
-    <w:p>
-      <w:pPr>
-        <w:spacing w:after="20"/>
-      </w:pPr>
-      <w:r>
-        <w:rPr>
-          <w:rFonts w:ascii="Consolas" w:cs="Consolas" w:eastAsia="Consolas" w:hAnsi="Consolas"/>
-          <w:sz w:val="18"/>
-          <w:szCs w:val="18"/>
-        </w:rPr>
-        <w:t xml:space="preserve">  "message": "Employee deleted successfully"</w:t>
-      </w:r>
-    </w:p>
-    <w:p>
-      <w:pPr>
-        <w:spacing w:after="20"/>
-      </w:pPr>
-      <w:r>
-        <w:rPr>
-          <w:rFonts w:ascii="Consolas" w:cs="Consolas" w:eastAsia="Consolas" w:hAnsi="Consolas"/>
-          <w:sz w:val="18"/>
-          <w:szCs w:val="18"/>
-        </w:rPr>
-        <w:t xml:space="preserve">}</w:t>
-      </w:r>
-    </w:p>
-    <w:p>
-      <w:pPr>
-        <w:spacing w:after="60" w:before="160"/>
-      </w:pPr>
-      <w:r>
-        <w:rPr>
-          <w:b/>
-          <w:bCs/>
-          <w:sz w:val="20"/>
-          <w:szCs w:val="20"/>
-        </w:rPr>
-        <w:t xml:space="preserve">Possible Error Response</w:t>
-      </w:r>
-    </w:p>
-    <w:p>
-      <w:pPr>
-        <w:spacing w:after="20"/>
-      </w:pPr>
-      <w:r>
-        <w:rPr>
-          <w:rFonts w:ascii="Consolas" w:cs="Consolas" w:eastAsia="Consolas" w:hAnsi="Consolas"/>
-          <w:sz w:val="18"/>
-          <w:szCs w:val="18"/>
-        </w:rPr>
-        <w:t xml:space="preserve">// 401 - Authorization header missing</w:t>
-      </w:r>
-    </w:p>
-    <w:p>
-      <w:pPr>
-        <w:spacing w:after="20"/>
-      </w:pPr>
-      <w:r>
-        <w:rPr>
-          <w:rFonts w:ascii="Consolas" w:cs="Consolas" w:eastAsia="Consolas" w:hAnsi="Consolas"/>
-          <w:sz w:val="18"/>
-          <w:szCs w:val="18"/>
-        </w:rPr>
-        <w:t xml:space="preserve">{"success":false,"message":"Authentication required"}</w:t>
-      </w:r>
-    </w:p>
-    <w:p>
-      <w:pPr>
-        <w:spacing w:after="20"/>
-      </w:pPr>
-      <w:r>
-        <w:rPr>
-          <w:rFonts w:ascii="Consolas" w:cs="Consolas" w:eastAsia="Consolas" w:hAnsi="Consolas"/>
-          <w:sz w:val="18"/>
-          <w:szCs w:val="18"/>
-        </w:rPr>
-        <w:t xml:space="preserve"> </w:t>
-      </w:r>
-    </w:p>
-    <w:p>
-      <w:pPr>
-        <w:spacing w:after="20"/>
-      </w:pPr>
-      <w:r>
-        <w:rPr>
-          <w:rFonts w:ascii="Consolas" w:cs="Consolas" w:eastAsia="Consolas" w:hAnsi="Consolas"/>
-          <w:sz w:val="18"/>
-          <w:szCs w:val="18"/>
-        </w:rPr>
-        <w:t xml:space="preserve">// 401 - token invalid or expired</w:t>
-      </w:r>
-    </w:p>
-    <w:p>
-      <w:pPr>
-        <w:spacing w:after="20"/>
-      </w:pPr>
-      <w:r>
-        <w:rPr>
-          <w:rFonts w:ascii="Consolas" w:cs="Consolas" w:eastAsia="Consolas" w:hAnsi="Consolas"/>
-          <w:sz w:val="18"/>
-          <w:szCs w:val="18"/>
-        </w:rPr>
-        <w:t xml:space="preserve">{"success":false,"message":"Invalid or expired token"}</w:t>
-      </w:r>
-    </w:p>
-    <w:p>
-      <w:pPr>
-        <w:spacing w:after="20"/>
-      </w:pPr>
-      <w:r>
-        <w:rPr>
-          <w:rFonts w:ascii="Consolas" w:cs="Consolas" w:eastAsia="Consolas" w:hAnsi="Consolas"/>
-          <w:sz w:val="18"/>
-          <w:szCs w:val="18"/>
-        </w:rPr>
-        <w:t xml:space="preserve"> </w:t>
-      </w:r>
-    </w:p>
-    <w:p>
-      <w:pPr>
-        <w:spacing w:after="20"/>
-      </w:pPr>
-      <w:r>
-        <w:rPr>
-          <w:rFonts w:ascii="Consolas" w:cs="Consolas" w:eastAsia="Consolas" w:hAnsi="Consolas"/>
-          <w:sz w:val="18"/>
-          <w:szCs w:val="18"/>
-        </w:rPr>
-        <w:t xml:space="preserve">// 403 - caller is not the ADMIN_EMAIL account</w:t>
-      </w:r>
-    </w:p>
-    <w:p>
-      <w:pPr>
-        <w:spacing w:after="20"/>
-      </w:pPr>
-      <w:r>
-        <w:rPr>
-          <w:rFonts w:ascii="Consolas" w:cs="Consolas" w:eastAsia="Consolas" w:hAnsi="Consolas"/>
-          <w:sz w:val="18"/>
-          <w:szCs w:val="18"/>
-        </w:rPr>
-        <w:t xml:space="preserve">{"success":false,"message":"Admin access required"}</w:t>
-      </w:r>
-    </w:p>
-    <w:p>
-      <w:pPr>
-        <w:spacing w:after="20"/>
-      </w:pPr>
-      <w:r>
-        <w:rPr>
-          <w:rFonts w:ascii="Consolas" w:cs="Consolas" w:eastAsia="Consolas" w:hAnsi="Consolas"/>
-          <w:sz w:val="18"/>
-          <w:szCs w:val="18"/>
-        </w:rPr>
-        <w:t xml:space="preserve"> </w:t>
-      </w:r>
-    </w:p>
-    <w:p>
-      <w:pPr>
-        <w:spacing w:after="20"/>
-      </w:pPr>
-      <w:r>
-        <w:rPr>
-          <w:rFonts w:ascii="Consolas" w:cs="Consolas" w:eastAsia="Consolas" w:hAnsi="Consolas"/>
-          <w:sz w:val="18"/>
-          <w:szCs w:val="18"/>
-        </w:rPr>
-        <w:t xml:space="preserve">// 404 - no such employee</w:t>
-      </w:r>
-    </w:p>
-    <w:p>
-      <w:pPr>
-        <w:spacing w:after="20"/>
-      </w:pPr>
-      <w:r>
-        <w:rPr>
-          <w:rFonts w:ascii="Consolas" w:cs="Consolas" w:eastAsia="Consolas" w:hAnsi="Consolas"/>
-          <w:sz w:val="18"/>
-          <w:szCs w:val="18"/>
-        </w:rPr>
-        <w:t xml:space="preserve">{"success":false,"message":"Employee not found"}</w:t>
-      </w:r>
-    </w:p>
-    <w:p>
-      <w:pPr>
-        <w:spacing w:after="20"/>
-      </w:pPr>
-      <w:r>
-        <w:rPr>
-          <w:rFonts w:ascii="Consolas" w:cs="Consolas" w:eastAsia="Consolas" w:hAnsi="Consolas"/>
-          <w:sz w:val="18"/>
-          <w:szCs w:val="18"/>
-        </w:rPr>
-        <w:t xml:space="preserve"> </w:t>
-      </w:r>
-    </w:p>
-    <w:p>
-      <w:pPr>
-        <w:spacing w:after="20"/>
-      </w:pPr>
-      <w:r>
-        <w:rPr>
-          <w:rFonts w:ascii="Consolas" w:cs="Consolas" w:eastAsia="Consolas" w:hAnsi="Consolas"/>
-          <w:sz w:val="18"/>
-          <w:szCs w:val="18"/>
-        </w:rPr>
-        <w:t xml:space="preserve">// 400 - target is the admin account</w:t>
-      </w:r>
-    </w:p>
-    <w:p>
-      <w:pPr>
-        <w:spacing w:after="20"/>
-      </w:pPr>
-      <w:r>
-        <w:rPr>
-          <w:rFonts w:ascii="Consolas" w:cs="Consolas" w:eastAsia="Consolas" w:hAnsi="Consolas"/>
-          <w:sz w:val="18"/>
-          <w:szCs w:val="18"/>
-        </w:rPr>
-        <w:t xml:space="preserve">{"success":false,"message":"The admin account cannot be deleted"}</w:t>
-      </w:r>
-    </w:p>
-    <w:p>
-      <w:pPr>
-        <w:pStyle w:val="Heading1"/>
-      </w:pPr>
-      <w:r>
-        <w:t xml:space="preserve">Section F - Shopify Webhooks (Inbound)</w:t>
-      </w:r>
-    </w:p>
-    <w:p>
-      <w:pPr>
-        <w:pStyle w:val="Heading2"/>
-        <w:spacing w:after="120" w:before="300"/>
-      </w:pPr>
-      <w:r>
-        <w:t xml:space="preserve">25. Shopify Webhooks - overview and signing</w:t>
+        <w:t xml:space="preserve">24. Shopify Webhooks - overview and signing</w:t>
       </w:r>
     </w:p>
     <w:p>
@@ -21723,7 +20016,7 @@
                 <w:sz w:val="20"/>
                 <w:szCs w:val="20"/>
               </w:rPr>
-              <w:t xml:space="preserve">Writes trackingNumber, trackingUrl, carrier and fulfillmentStatus onto the order.</w:t>
+              <w:t xml:space="preserve">Writes trackingNumber, trackingUrl and carrier onto the order, then re-reads the order from Shopify and mirrors its status (fulfilment and delivery).</w:t>
             </w:r>
           </w:p>
         </w:tc>
@@ -21843,7 +20136,7 @@
         <w:spacing w:after="120" w:before="300"/>
       </w:pPr>
       <w:r>
-        <w:t xml:space="preserve">26. Webhook orders/updated (path /order-update)</w:t>
+        <w:t xml:space="preserve">25. Webhook orders/updated (path /order-update)</w:t>
       </w:r>
     </w:p>
     <w:p>
@@ -22116,7 +20409,7 @@
           <w:sz w:val="18"/>
           <w:szCs w:val="18"/>
         </w:rPr>
-        <w:t xml:space="preserve">BODY='{"id":5123456789,"financial_status":"paid","fulfillment_status":null,"closed_at":null,"total_price":"998.00","line_items":[{"sku":"SKU","title":"THCM Safety Helmet","quantity":2,"price":"499.00"}]}'</w:t>
+        <w:t xml:space="preserve">BODY='{"id":5123456789,"financial_status":"pending","fulfillment_status":null,"closed_at":null,"total_price":"998.00","line_items":[{"sku":"SKU","title":"THCM Safety Helmet","quantity":2,"price":"499.00"}]}'</w:t>
       </w:r>
     </w:p>
     <w:p>
@@ -22400,7 +20693,7 @@
         <w:spacing w:after="120" w:before="300"/>
       </w:pPr>
       <w:r>
-        <w:t xml:space="preserve">27. Webhook orders/edited</w:t>
+        <w:t xml:space="preserve">26. Webhook orders/edited</w:t>
       </w:r>
     </w:p>
     <w:p>
@@ -22957,7 +21250,7 @@
         <w:spacing w:after="120" w:before="300"/>
       </w:pPr>
       <w:r>
-        <w:t xml:space="preserve">28. Webhook inventory_levels/update</w:t>
+        <w:t xml:space="preserve">27. Webhook inventory_levels/update</w:t>
       </w:r>
     </w:p>
     <w:p>
@@ -24056,17 +22349,6 @@
               <w:t xml:space="preserve">PUT /api/map/orders/:id</w:t>
             </w:r>
           </w:p>
-          <w:p>
-            <w:r>
-              <w:rPr>
-                <w:b w:val="false"/>
-                <w:bCs w:val="false"/>
-                <w:sz w:val="20"/>
-                <w:szCs w:val="20"/>
-              </w:rPr>
-              <w:t xml:space="preserve">PUT /api/orders/:id</w:t>
-            </w:r>
-          </w:p>
         </w:tc>
       </w:tr>
       <w:tr>
@@ -24431,7 +22713,7 @@
                 <w:sz w:val="20"/>
                 <w:szCs w:val="20"/>
               </w:rPr>
-              <w:t xml:space="preserve">orders gained channel (VARCHAR 50) and crf_id (VARCHAR 100, UNIQUE). src/config/ensureSchema.js adds them at startup if missing; schema.sql is updated for fresh installs. While an edit runs the order status is "updating" (also blocks a concurrent cancel).</w:t>
+              <w:t xml:space="preserve">orders gained channel (VARCHAR 50). src/config/ensureSchema.js adds it at startup if missing, and drops the retired, unused CRF-id column (with its unique key) if it is still present - safe to re-run. While an edit runs the order status is "updating" (also blocks a concurrent cancel).</w:t>
             </w:r>
           </w:p>
         </w:tc>
@@ -24561,7 +22843,7 @@
         <w:spacing w:after="120" w:before="300"/>
       </w:pPr>
       <w:r>
-        <w:t xml:space="preserve">29. Find variants by SKU</w:t>
+        <w:t xml:space="preserve">28. Find variants by SKU</w:t>
       </w:r>
     </w:p>
     <w:p>
@@ -25352,7 +23634,7 @@
         <w:spacing w:after="120" w:before="300"/>
       </w:pPr>
       <w:r>
-        <w:t xml:space="preserve">30. Products catalog (GraphQL)</w:t>
+        <w:t xml:space="preserve">29. Products catalog (GraphQL)</w:t>
       </w:r>
     </w:p>
     <w:p>
@@ -26247,7 +24529,7 @@
         <w:spacing w:after="120" w:before="300"/>
       </w:pPr>
       <w:r>
-        <w:t xml:space="preserve">31. Product detail (GraphQL)</w:t>
+        <w:t xml:space="preserve">30. Product detail (GraphQL)</w:t>
       </w:r>
     </w:p>
     <w:p>
@@ -26986,7 +25268,7 @@
         <w:spacing w:after="120" w:before="300"/>
       </w:pPr>
       <w:r>
-        <w:t xml:space="preserve">32. List products (REST)</w:t>
+        <w:t xml:space="preserve">31. List products (REST)</w:t>
       </w:r>
     </w:p>
     <w:p>
@@ -27532,7 +25814,7 @@
         <w:spacing w:after="120" w:before="300"/>
       </w:pPr>
       <w:r>
-        <w:t xml:space="preserve">33. Locations</w:t>
+        <w:t xml:space="preserve">32. Locations</w:t>
       </w:r>
     </w:p>
     <w:p>
@@ -28115,7 +26397,7 @@
         <w:spacing w:after="120" w:before="300"/>
       </w:pPr>
       <w:r>
-        <w:t xml:space="preserve">34. Inventory levels (REST)</w:t>
+        <w:t xml:space="preserve">33. Inventory levels (REST)</w:t>
       </w:r>
     </w:p>
     <w:p>
@@ -28583,7 +26865,7 @@
         <w:spacing w:after="120" w:before="300"/>
       </w:pPr>
       <w:r>
-        <w:t xml:space="preserve">35. Current available quantity (GraphQL)</w:t>
+        <w:t xml:space="preserve">34. Current available quantity (GraphQL)</w:t>
       </w:r>
     </w:p>
     <w:p>
@@ -29205,7 +27487,7 @@
         <w:spacing w:after="120" w:before="300"/>
       </w:pPr>
       <w:r>
-        <w:t xml:space="preserve">36. Create draft order</w:t>
+        <w:t xml:space="preserve">35. Create draft order</w:t>
       </w:r>
     </w:p>
     <w:p>
@@ -29959,58 +28241,6 @@
           <w:sz w:val="18"/>
           <w:szCs w:val="18"/>
         </w:rPr>
-        <w:t xml:space="preserve">      },</w:t>
-      </w:r>
-    </w:p>
-    <w:p>
-      <w:pPr>
-        <w:spacing w:after="20"/>
-      </w:pPr>
-      <w:r>
-        <w:rPr>
-          <w:rFonts w:ascii="Consolas" w:cs="Consolas" w:eastAsia="Consolas" w:hAnsi="Consolas"/>
-          <w:sz w:val="18"/>
-          <w:szCs w:val="18"/>
-        </w:rPr>
-        <w:t xml:space="preserve">      {</w:t>
-      </w:r>
-    </w:p>
-    <w:p>
-      <w:pPr>
-        <w:spacing w:after="20"/>
-      </w:pPr>
-      <w:r>
-        <w:rPr>
-          <w:rFonts w:ascii="Consolas" w:cs="Consolas" w:eastAsia="Consolas" w:hAnsi="Consolas"/>
-          <w:sz w:val="18"/>
-          <w:szCs w:val="18"/>
-        </w:rPr>
-        <w:t xml:space="preserve">        "name": "crfId",</w:t>
-      </w:r>
-    </w:p>
-    <w:p>
-      <w:pPr>
-        <w:spacing w:after="20"/>
-      </w:pPr>
-      <w:r>
-        <w:rPr>
-          <w:rFonts w:ascii="Consolas" w:cs="Consolas" w:eastAsia="Consolas" w:hAnsi="Consolas"/>
-          <w:sz w:val="18"/>
-          <w:szCs w:val="18"/>
-        </w:rPr>
-        <w:t xml:space="preserve">        "value": "CRF-2026-0001"</w:t>
-      </w:r>
-    </w:p>
-    <w:p>
-      <w:pPr>
-        <w:spacing w:after="20"/>
-      </w:pPr>
-      <w:r>
-        <w:rPr>
-          <w:rFonts w:ascii="Consolas" w:cs="Consolas" w:eastAsia="Consolas" w:hAnsi="Consolas"/>
-          <w:sz w:val="18"/>
-          <w:szCs w:val="18"/>
-        </w:rPr>
         <w:t xml:space="preserve">      }</w:t>
       </w:r>
     </w:p>
@@ -30282,7 +28512,7 @@
         <w:spacing w:after="120" w:before="300"/>
       </w:pPr>
       <w:r>
-        <w:t xml:space="preserve">37. Complete draft order</w:t>
+        <w:t xml:space="preserve">36. Complete draft order</w:t>
       </w:r>
     </w:p>
     <w:p>
@@ -30290,7 +28520,7 @@
         <w:spacing w:after="80"/>
       </w:pPr>
       <w:r>
-        <w:t xml:space="preserve">Step 2: turns the draft into a paid order - Shopify decrements inventory here. shopify.js#completeDraftOrder</w:t>
+        <w:t xml:space="preserve">Step 2: turns the draft into an order with payment status PENDING (payment_pending=true, so it is not marked paid) - Shopify decrements inventory here. shopify.js#completeDraftOrder</w:t>
       </w:r>
     </w:p>
     <w:tbl>
@@ -30374,7 +28604,7 @@
                 <w:sz w:val="20"/>
                 <w:szCs w:val="20"/>
               </w:rPr>
-              <w:t xml:space="preserve">https://YOUR_STORE.myshopify.com/admin/api/2026-10/draft_orders/DRAFT_ORDER_ID/complete.json</w:t>
+              <w:t xml:space="preserve">https://YOUR_STORE.myshopify.com/admin/api/2026-10/draft_orders/DRAFT_ORDER_ID/complete.json?payment_pending=true</w:t>
             </w:r>
           </w:p>
         </w:tc>
@@ -30514,7 +28744,7 @@
                 <w:sz w:val="20"/>
                 <w:szCs w:val="20"/>
               </w:rPr>
-              <w:t xml:space="preserve">Step 2: turns the draft into a paid order - Shopify decrements inventory here. shopify.js#completeDraftOrder</w:t>
+              <w:t xml:space="preserve">Step 2: turns the draft into an order with payment status PENDING (payment_pending=true, so it is not marked paid) - Shopify decrements inventory here. shopify.js#completeDraftOrder</w:t>
             </w:r>
           </w:p>
         </w:tc>
@@ -30557,7 +28787,7 @@
           <w:sz w:val="18"/>
           <w:szCs w:val="18"/>
         </w:rPr>
-        <w:t xml:space="preserve">  --url "https://YOUR_STORE.myshopify.com/admin/api/2026-10/draft_orders/DRAFT_ORDER_ID/complete.json" \</w:t>
+        <w:t xml:space="preserve">  --url "https://YOUR_STORE.myshopify.com/admin/api/2026-10/draft_orders/DRAFT_ORDER_ID/complete.json?payment_pending=true" \</w:t>
       </w:r>
     </w:p>
     <w:p>
@@ -30763,7 +28993,7 @@
         <w:spacing w:after="120" w:before="300"/>
       </w:pPr>
       <w:r>
-        <w:t xml:space="preserve">38. Delete draft order (cleanup)</w:t>
+        <w:t xml:space="preserve">37. Delete draft order (cleanup)</w:t>
       </w:r>
     </w:p>
     <w:p>
@@ -31166,7 +29396,7 @@
         <w:spacing w:after="120" w:before="300"/>
       </w:pPr>
       <w:r>
-        <w:t xml:space="preserve">39. Get order (REST)</w:t>
+        <w:t xml:space="preserve">38. Get order (REST)</w:t>
       </w:r>
     </w:p>
     <w:p>
@@ -31520,7 +29750,7 @@
           <w:sz w:val="18"/>
           <w:szCs w:val="18"/>
         </w:rPr>
-        <w:t xml:space="preserve">    "financial_status": "paid",</w:t>
+        <w:t xml:space="preserve">    "financial_status": "pending",</w:t>
       </w:r>
     </w:p>
     <w:p>
@@ -31816,7 +30046,7 @@
         <w:spacing w:after="120" w:before="300"/>
       </w:pPr>
       <w:r>
-        <w:t xml:space="preserve">40. Cancel order (REST)</w:t>
+        <w:t xml:space="preserve">39. Cancel order (REST)</w:t>
       </w:r>
     </w:p>
     <w:p>
@@ -32384,7 +30614,7 @@
         <w:spacing w:after="120" w:before="300"/>
       </w:pPr>
       <w:r>
-        <w:t xml:space="preserve">41. inventoryAdjustQuantities (restock, @idempotent)</w:t>
+        <w:t xml:space="preserve">40. inventoryAdjustQuantities (restock, @idempotent)</w:t>
       </w:r>
     </w:p>
     <w:p>
@@ -33353,7 +31583,7 @@
         <w:spacing w:after="120" w:before="300"/>
       </w:pPr>
       <w:r>
-        <w:t xml:space="preserve">42. Order for edit (GraphQL read)</w:t>
+        <w:t xml:space="preserve">41. Order for edit (GraphQL read)</w:t>
       </w:r>
     </w:p>
     <w:p>
@@ -34313,7 +32543,7 @@
         <w:spacing w:after="120" w:before="300"/>
       </w:pPr>
       <w:r>
-        <w:t xml:space="preserve">43. orderEditBegin</w:t>
+        <w:t xml:space="preserve">42. orderEditBegin</w:t>
       </w:r>
     </w:p>
     <w:p>
@@ -35130,7 +33360,7 @@
         <w:spacing w:after="120" w:before="300"/>
       </w:pPr>
       <w:r>
-        <w:t xml:space="preserve">44. orderEditSetQuantity</w:t>
+        <w:t xml:space="preserve">43. orderEditSetQuantity</w:t>
       </w:r>
     </w:p>
     <w:p>
@@ -35804,7 +34034,7 @@
         <w:spacing w:after="120" w:before="300"/>
       </w:pPr>
       <w:r>
-        <w:t xml:space="preserve">45. orderEditAddVariant</w:t>
+        <w:t xml:space="preserve">44. orderEditAddVariant</w:t>
       </w:r>
     </w:p>
     <w:p>
@@ -36465,7 +34695,7 @@
         <w:spacing w:after="120" w:before="300"/>
       </w:pPr>
       <w:r>
-        <w:t xml:space="preserve">46. orderEditCommit</w:t>
+        <w:t xml:space="preserve">45. orderEditCommit</w:t>
       </w:r>
     </w:p>
     <w:p>
@@ -37113,7 +35343,7 @@
         <w:spacing w:after="120" w:before="300"/>
       </w:pPr>
       <w:r>
-        <w:t xml:space="preserve">47. orderUpdate (address, phone, email, note)</w:t>
+        <w:t xml:space="preserve">46. orderUpdate (address, phone, email, note)</w:t>
       </w:r>
     </w:p>
     <w:p>
